--- a/Documentos Base/Sprint 7 documentacion/Sprint_07_Planificado_Realizado_ICARO.docx
+++ b/Documentos Base/Sprint 7 documentacion/Sprint_07_Planificado_Realizado_ICARO.docx
@@ -39,7 +39,23 @@
           <w:color w:val="595959"/>
           <w:sz w:val="18"/>
         </w:rPr>
-        <w:t>Código: PLN-REA-SPR-07 | Versión: 1.0 | Fecha: 28/05/2026</w:t>
+        <w:t xml:space="preserve">Código: PLN-REA-SPR-07 | Versión: 1.0 | Fecha: </w:t>
+      </w:r>
+      <w:r>
+        <w:rPr>
+          <w:rFonts w:ascii="Calibri" w:hAnsi="Calibri"/>
+          <w:color w:val="595959"/>
+          <w:sz w:val="18"/>
+        </w:rPr>
+        <w:t>30</w:t>
+      </w:r>
+      <w:r>
+        <w:rPr>
+          <w:rFonts w:ascii="Calibri" w:hAnsi="Calibri"/>
+          <w:color w:val="595959"/>
+          <w:sz w:val="18"/>
+        </w:rPr>
+        <w:t>/05/2026</w:t>
       </w:r>
     </w:p>
     <w:p>
@@ -60,13 +76,13 @@
         <w:tblLook w:val="04A0" w:firstRow="1" w:lastRow="0" w:firstColumn="1" w:lastColumn="0" w:noHBand="0" w:noVBand="1"/>
       </w:tblPr>
       <w:tblGrid>
-        <w:gridCol w:w="4703"/>
-        <w:gridCol w:w="4703"/>
+        <w:gridCol w:w="2660"/>
+        <w:gridCol w:w="6746"/>
       </w:tblGrid>
       <w:tr>
         <w:tc>
           <w:tcPr>
-            <w:tcW w:w="4703" w:type="dxa"/>
+            <w:tcW w:w="2660" w:type="dxa"/>
             <w:shd w:val="clear" w:color="auto" w:fill="D9E1F2"/>
           </w:tcPr>
           <w:p>
@@ -83,7 +99,7 @@
         </w:tc>
         <w:tc>
           <w:tcPr>
-            <w:tcW w:w="4703" w:type="dxa"/>
+            <w:tcW w:w="6746" w:type="dxa"/>
           </w:tcPr>
           <w:p>
             <w:r>
@@ -100,7 +116,7 @@
       <w:tr>
         <w:tc>
           <w:tcPr>
-            <w:tcW w:w="4703" w:type="dxa"/>
+            <w:tcW w:w="2660" w:type="dxa"/>
             <w:shd w:val="clear" w:color="auto" w:fill="D9E1F2"/>
           </w:tcPr>
           <w:p>
@@ -117,7 +133,7 @@
         </w:tc>
         <w:tc>
           <w:tcPr>
-            <w:tcW w:w="4703" w:type="dxa"/>
+            <w:tcW w:w="6746" w:type="dxa"/>
           </w:tcPr>
           <w:p>
             <w:r>
@@ -134,7 +150,7 @@
       <w:tr>
         <w:tc>
           <w:tcPr>
-            <w:tcW w:w="4703" w:type="dxa"/>
+            <w:tcW w:w="2660" w:type="dxa"/>
             <w:shd w:val="clear" w:color="auto" w:fill="D9E1F2"/>
           </w:tcPr>
           <w:p>
@@ -151,7 +167,7 @@
         </w:tc>
         <w:tc>
           <w:tcPr>
-            <w:tcW w:w="4703" w:type="dxa"/>
+            <w:tcW w:w="6746" w:type="dxa"/>
           </w:tcPr>
           <w:p>
             <w:r>
@@ -168,7 +184,7 @@
       <w:tr>
         <w:tc>
           <w:tcPr>
-            <w:tcW w:w="4703" w:type="dxa"/>
+            <w:tcW w:w="2660" w:type="dxa"/>
             <w:shd w:val="clear" w:color="auto" w:fill="D9E1F2"/>
           </w:tcPr>
           <w:p>
@@ -185,7 +201,7 @@
         </w:tc>
         <w:tc>
           <w:tcPr>
-            <w:tcW w:w="4703" w:type="dxa"/>
+            <w:tcW w:w="6746" w:type="dxa"/>
           </w:tcPr>
           <w:p>
             <w:r>
@@ -194,7 +210,15 @@
                 <w:color w:val="000000"/>
                 <w:sz w:val="20"/>
               </w:rPr>
-              <w:t>28/05/2026</w:t>
+              <w:t>30</w:t>
+            </w:r>
+            <w:r>
+              <w:rPr>
+                <w:rFonts w:ascii="Calibri" w:hAnsi="Calibri"/>
+                <w:color w:val="000000"/>
+                <w:sz w:val="20"/>
+              </w:rPr>
+              <w:t>/05/2026</w:t>
             </w:r>
           </w:p>
         </w:tc>
@@ -202,7 +226,7 @@
       <w:tr>
         <w:tc>
           <w:tcPr>
-            <w:tcW w:w="4703" w:type="dxa"/>
+            <w:tcW w:w="2660" w:type="dxa"/>
             <w:shd w:val="clear" w:color="auto" w:fill="D9E1F2"/>
           </w:tcPr>
           <w:p>
@@ -219,7 +243,7 @@
         </w:tc>
         <w:tc>
           <w:tcPr>
-            <w:tcW w:w="4703" w:type="dxa"/>
+            <w:tcW w:w="6746" w:type="dxa"/>
           </w:tcPr>
           <w:p>
             <w:r>
@@ -236,7 +260,7 @@
       <w:tr>
         <w:tc>
           <w:tcPr>
-            <w:tcW w:w="4703" w:type="dxa"/>
+            <w:tcW w:w="2660" w:type="dxa"/>
             <w:shd w:val="clear" w:color="auto" w:fill="D9E1F2"/>
           </w:tcPr>
           <w:p>
@@ -253,7 +277,7 @@
         </w:tc>
         <w:tc>
           <w:tcPr>
-            <w:tcW w:w="4703" w:type="dxa"/>
+            <w:tcW w:w="6746" w:type="dxa"/>
           </w:tcPr>
           <w:p>
             <w:r>
@@ -270,7 +294,7 @@
       <w:tr>
         <w:tc>
           <w:tcPr>
-            <w:tcW w:w="4703" w:type="dxa"/>
+            <w:tcW w:w="2660" w:type="dxa"/>
             <w:shd w:val="clear" w:color="auto" w:fill="D9E1F2"/>
           </w:tcPr>
           <w:p>
@@ -287,7 +311,7 @@
         </w:tc>
         <w:tc>
           <w:tcPr>
-            <w:tcW w:w="4703" w:type="dxa"/>
+            <w:tcW w:w="6746" w:type="dxa"/>
           </w:tcPr>
           <w:p>
             <w:r>
@@ -310,15 +334,15 @@
         <w:tblLook w:val="04A0" w:firstRow="1" w:lastRow="0" w:firstColumn="1" w:lastColumn="0" w:noHBand="0" w:noVBand="1"/>
       </w:tblPr>
       <w:tblGrid>
-        <w:gridCol w:w="2351"/>
-        <w:gridCol w:w="2351"/>
-        <w:gridCol w:w="2351"/>
-        <w:gridCol w:w="2351"/>
+        <w:gridCol w:w="1242"/>
+        <w:gridCol w:w="1276"/>
+        <w:gridCol w:w="2410"/>
+        <w:gridCol w:w="4476"/>
       </w:tblGrid>
       <w:tr>
         <w:tc>
           <w:tcPr>
-            <w:tcW w:w="2351" w:type="dxa"/>
+            <w:tcW w:w="1242" w:type="dxa"/>
             <w:shd w:val="clear" w:color="auto" w:fill="1F3864"/>
           </w:tcPr>
           <w:p>
@@ -338,7 +362,7 @@
         </w:tc>
         <w:tc>
           <w:tcPr>
-            <w:tcW w:w="2351" w:type="dxa"/>
+            <w:tcW w:w="1276" w:type="dxa"/>
             <w:shd w:val="clear" w:color="auto" w:fill="1F3864"/>
           </w:tcPr>
           <w:p>
@@ -358,7 +382,7 @@
         </w:tc>
         <w:tc>
           <w:tcPr>
-            <w:tcW w:w="2351" w:type="dxa"/>
+            <w:tcW w:w="2410" w:type="dxa"/>
             <w:shd w:val="clear" w:color="auto" w:fill="1F3864"/>
           </w:tcPr>
           <w:p>
@@ -378,7 +402,7 @@
         </w:tc>
         <w:tc>
           <w:tcPr>
-            <w:tcW w:w="2351" w:type="dxa"/>
+            <w:tcW w:w="4476" w:type="dxa"/>
             <w:shd w:val="clear" w:color="auto" w:fill="1F3864"/>
           </w:tcPr>
           <w:p>
@@ -400,7 +424,7 @@
       <w:tr>
         <w:tc>
           <w:tcPr>
-            <w:tcW w:w="2351" w:type="dxa"/>
+            <w:tcW w:w="1242" w:type="dxa"/>
           </w:tcPr>
           <w:p>
             <w:r>
@@ -415,7 +439,7 @@
         </w:tc>
         <w:tc>
           <w:tcPr>
-            <w:tcW w:w="2351" w:type="dxa"/>
+            <w:tcW w:w="1276" w:type="dxa"/>
           </w:tcPr>
           <w:p>
             <w:r>
@@ -424,28 +448,36 @@
                 <w:color w:val="000000"/>
                 <w:sz w:val="20"/>
               </w:rPr>
-              <w:t>28/05/2026</w:t>
-            </w:r>
-          </w:p>
-        </w:tc>
-        <w:tc>
-          <w:tcPr>
-            <w:tcW w:w="2351" w:type="dxa"/>
-          </w:tcPr>
-          <w:p>
+              <w:t>30</w:t>
+            </w:r>
             <w:r>
               <w:rPr>
                 <w:rFonts w:ascii="Calibri" w:hAnsi="Calibri"/>
                 <w:color w:val="000000"/>
                 <w:sz w:val="20"/>
               </w:rPr>
+              <w:t>/05/2026</w:t>
+            </w:r>
+          </w:p>
+        </w:tc>
+        <w:tc>
+          <w:tcPr>
+            <w:tcW w:w="2410" w:type="dxa"/>
+          </w:tcPr>
+          <w:p>
+            <w:r>
+              <w:rPr>
+                <w:rFonts w:ascii="Calibri" w:hAnsi="Calibri"/>
+                <w:color w:val="000000"/>
+                <w:sz w:val="20"/>
+              </w:rPr>
               <w:t>Ivan Santiago Pulgar Leon</w:t>
             </w:r>
           </w:p>
         </w:tc>
         <w:tc>
           <w:tcPr>
-            <w:tcW w:w="2351" w:type="dxa"/>
+            <w:tcW w:w="4476" w:type="dxa"/>
           </w:tcPr>
           <w:p>
             <w:r>
@@ -478,13 +510,13 @@
         <w:tblLook w:val="04A0" w:firstRow="1" w:lastRow="0" w:firstColumn="1" w:lastColumn="0" w:noHBand="0" w:noVBand="1"/>
       </w:tblPr>
       <w:tblGrid>
-        <w:gridCol w:w="4703"/>
-        <w:gridCol w:w="4703"/>
+        <w:gridCol w:w="3227"/>
+        <w:gridCol w:w="6179"/>
       </w:tblGrid>
       <w:tr>
         <w:tc>
           <w:tcPr>
-            <w:tcW w:w="4703" w:type="dxa"/>
+            <w:tcW w:w="3227" w:type="dxa"/>
             <w:shd w:val="clear" w:color="auto" w:fill="D9E1F2"/>
           </w:tcPr>
           <w:p>
@@ -501,7 +533,7 @@
         </w:tc>
         <w:tc>
           <w:tcPr>
-            <w:tcW w:w="4703" w:type="dxa"/>
+            <w:tcW w:w="6179" w:type="dxa"/>
           </w:tcPr>
           <w:p>
             <w:r>
@@ -518,7 +550,7 @@
       <w:tr>
         <w:tc>
           <w:tcPr>
-            <w:tcW w:w="4703" w:type="dxa"/>
+            <w:tcW w:w="3227" w:type="dxa"/>
             <w:shd w:val="clear" w:color="auto" w:fill="D9E1F2"/>
           </w:tcPr>
           <w:p>
@@ -535,7 +567,7 @@
         </w:tc>
         <w:tc>
           <w:tcPr>
-            <w:tcW w:w="4703" w:type="dxa"/>
+            <w:tcW w:w="6179" w:type="dxa"/>
           </w:tcPr>
           <w:p>
             <w:r>
@@ -552,7 +584,7 @@
       <w:tr>
         <w:tc>
           <w:tcPr>
-            <w:tcW w:w="4703" w:type="dxa"/>
+            <w:tcW w:w="3227" w:type="dxa"/>
             <w:shd w:val="clear" w:color="auto" w:fill="D9E1F2"/>
           </w:tcPr>
           <w:p>
@@ -569,7 +601,7 @@
         </w:tc>
         <w:tc>
           <w:tcPr>
-            <w:tcW w:w="4703" w:type="dxa"/>
+            <w:tcW w:w="6179" w:type="dxa"/>
           </w:tcPr>
           <w:p>
             <w:r>
@@ -586,7 +618,7 @@
       <w:tr>
         <w:tc>
           <w:tcPr>
-            <w:tcW w:w="4703" w:type="dxa"/>
+            <w:tcW w:w="3227" w:type="dxa"/>
             <w:shd w:val="clear" w:color="auto" w:fill="D9E1F2"/>
           </w:tcPr>
           <w:p>
@@ -603,7 +635,7 @@
         </w:tc>
         <w:tc>
           <w:tcPr>
-            <w:tcW w:w="4703" w:type="dxa"/>
+            <w:tcW w:w="6179" w:type="dxa"/>
           </w:tcPr>
           <w:p>
             <w:r>
@@ -620,7 +652,7 @@
       <w:tr>
         <w:tc>
           <w:tcPr>
-            <w:tcW w:w="4703" w:type="dxa"/>
+            <w:tcW w:w="3227" w:type="dxa"/>
             <w:shd w:val="clear" w:color="auto" w:fill="D9E1F2"/>
           </w:tcPr>
           <w:p>
@@ -637,7 +669,7 @@
         </w:tc>
         <w:tc>
           <w:tcPr>
-            <w:tcW w:w="4703" w:type="dxa"/>
+            <w:tcW w:w="6179" w:type="dxa"/>
           </w:tcPr>
           <w:p>
             <w:r>
@@ -654,7 +686,7 @@
       <w:tr>
         <w:tc>
           <w:tcPr>
-            <w:tcW w:w="4703" w:type="dxa"/>
+            <w:tcW w:w="3227" w:type="dxa"/>
             <w:shd w:val="clear" w:color="auto" w:fill="D9E1F2"/>
           </w:tcPr>
           <w:p>
@@ -671,7 +703,7 @@
         </w:tc>
         <w:tc>
           <w:tcPr>
-            <w:tcW w:w="4703" w:type="dxa"/>
+            <w:tcW w:w="6179" w:type="dxa"/>
           </w:tcPr>
           <w:p>
             <w:r>
@@ -700,37 +732,47 @@
     <w:tbl>
       <w:tblPr>
         <w:tblStyle w:val="Tablaconcuadrcula"/>
-        <w:tblW w:w="0" w:type="auto"/>
+        <w:tblW w:w="9464" w:type="dxa"/>
+        <w:tblLayout w:type="fixed"/>
         <w:tblLook w:val="04A0" w:firstRow="1" w:lastRow="0" w:firstColumn="1" w:lastColumn="0" w:noHBand="0" w:noVBand="1"/>
       </w:tblPr>
       <w:tblGrid>
-        <w:gridCol w:w="904"/>
-        <w:gridCol w:w="761"/>
-        <w:gridCol w:w="2369"/>
-        <w:gridCol w:w="921"/>
-        <w:gridCol w:w="737"/>
-        <w:gridCol w:w="737"/>
-        <w:gridCol w:w="812"/>
-        <w:gridCol w:w="827"/>
-        <w:gridCol w:w="777"/>
-        <w:gridCol w:w="777"/>
+        <w:gridCol w:w="534"/>
+        <w:gridCol w:w="567"/>
+        <w:gridCol w:w="708"/>
+        <w:gridCol w:w="709"/>
+        <w:gridCol w:w="1276"/>
+        <w:gridCol w:w="567"/>
+        <w:gridCol w:w="567"/>
+        <w:gridCol w:w="992"/>
+        <w:gridCol w:w="1134"/>
+        <w:gridCol w:w="1276"/>
+        <w:gridCol w:w="1134"/>
       </w:tblGrid>
       <w:tr>
         <w:tc>
           <w:tcPr>
-            <w:tcW w:w="941" w:type="dxa"/>
-            <w:shd w:val="clear" w:color="auto" w:fill="1F3864"/>
+            <w:tcW w:w="534" w:type="dxa"/>
+            <w:shd w:val="clear" w:color="auto" w:fill="17365D" w:themeFill="text2" w:themeFillShade="BF"/>
+            <w:vAlign w:val="center"/>
+            <w:hideMark/>
           </w:tcPr>
           <w:p>
             <w:pPr>
               <w:jc w:val="center"/>
+              <w:rPr>
+                <w:b/>
+                <w:bCs/>
+                <w:sz w:val="16"/>
+                <w:szCs w:val="16"/>
+              </w:rPr>
             </w:pPr>
             <w:r>
               <w:rPr>
-                <w:rFonts w:ascii="Calibri" w:hAnsi="Calibri"/>
                 <w:b/>
-                <w:color w:val="FFFFFF"/>
-                <w:sz w:val="18"/>
+                <w:bCs/>
+                <w:sz w:val="16"/>
+                <w:szCs w:val="16"/>
               </w:rPr>
               <w:t>ID</w:t>
             </w:r>
@@ -738,181 +780,254 @@
         </w:tc>
         <w:tc>
           <w:tcPr>
-            <w:tcW w:w="941" w:type="dxa"/>
-            <w:shd w:val="clear" w:color="auto" w:fill="1F3864"/>
+            <w:tcW w:w="1275" w:type="dxa"/>
+            <w:gridSpan w:val="2"/>
+            <w:shd w:val="clear" w:color="auto" w:fill="17365D" w:themeFill="text2" w:themeFillShade="BF"/>
+            <w:vAlign w:val="center"/>
+            <w:hideMark/>
           </w:tcPr>
           <w:p>
             <w:pPr>
               <w:jc w:val="center"/>
+              <w:rPr>
+                <w:b/>
+                <w:bCs/>
+                <w:sz w:val="16"/>
+                <w:szCs w:val="16"/>
+              </w:rPr>
             </w:pPr>
             <w:r>
               <w:rPr>
-                <w:rFonts w:ascii="Calibri" w:hAnsi="Calibri"/>
                 <w:b/>
-                <w:color w:val="FFFFFF"/>
-                <w:sz w:val="18"/>
-              </w:rPr>
-              <w:t>Tipo</w:t>
-            </w:r>
-          </w:p>
-        </w:tc>
-        <w:tc>
-          <w:tcPr>
-            <w:tcW w:w="941" w:type="dxa"/>
-            <w:shd w:val="clear" w:color="auto" w:fill="1F3864"/>
+                <w:bCs/>
+                <w:sz w:val="16"/>
+                <w:szCs w:val="16"/>
+              </w:rPr>
+              <w:t>Historia / Tarea</w:t>
+            </w:r>
+          </w:p>
+        </w:tc>
+        <w:tc>
+          <w:tcPr>
+            <w:tcW w:w="709" w:type="dxa"/>
+            <w:shd w:val="clear" w:color="auto" w:fill="17365D" w:themeFill="text2" w:themeFillShade="BF"/>
+            <w:vAlign w:val="center"/>
+            <w:hideMark/>
           </w:tcPr>
           <w:p>
             <w:pPr>
               <w:jc w:val="center"/>
+              <w:rPr>
+                <w:b/>
+                <w:bCs/>
+                <w:sz w:val="16"/>
+                <w:szCs w:val="16"/>
+              </w:rPr>
             </w:pPr>
             <w:r>
               <w:rPr>
-                <w:rFonts w:ascii="Calibri" w:hAnsi="Calibri"/>
                 <w:b/>
-                <w:color w:val="FFFFFF"/>
-                <w:sz w:val="18"/>
-              </w:rPr>
-              <w:t>Descripción</w:t>
-            </w:r>
-          </w:p>
-        </w:tc>
-        <w:tc>
-          <w:tcPr>
-            <w:tcW w:w="941" w:type="dxa"/>
-            <w:shd w:val="clear" w:color="auto" w:fill="1F3864"/>
+                <w:bCs/>
+                <w:sz w:val="16"/>
+                <w:szCs w:val="16"/>
+              </w:rPr>
+              <w:t>Tipo</w:t>
+            </w:r>
+          </w:p>
+        </w:tc>
+        <w:tc>
+          <w:tcPr>
+            <w:tcW w:w="1276" w:type="dxa"/>
+            <w:shd w:val="clear" w:color="auto" w:fill="17365D" w:themeFill="text2" w:themeFillShade="BF"/>
+            <w:vAlign w:val="center"/>
+            <w:hideMark/>
           </w:tcPr>
           <w:p>
             <w:pPr>
               <w:jc w:val="center"/>
+              <w:rPr>
+                <w:b/>
+                <w:bCs/>
+                <w:sz w:val="16"/>
+                <w:szCs w:val="16"/>
+              </w:rPr>
             </w:pPr>
             <w:r>
               <w:rPr>
-                <w:rFonts w:ascii="Calibri" w:hAnsi="Calibri"/>
                 <w:b/>
-                <w:color w:val="FFFFFF"/>
-                <w:sz w:val="18"/>
-              </w:rPr>
-              <w:t>Prioridad</w:t>
-            </w:r>
-          </w:p>
-        </w:tc>
-        <w:tc>
-          <w:tcPr>
-            <w:tcW w:w="941" w:type="dxa"/>
-            <w:shd w:val="clear" w:color="auto" w:fill="1F3864"/>
+                <w:bCs/>
+                <w:sz w:val="16"/>
+                <w:szCs w:val="16"/>
+              </w:rPr>
+              <w:t>Módulo</w:t>
+            </w:r>
+          </w:p>
+        </w:tc>
+        <w:tc>
+          <w:tcPr>
+            <w:tcW w:w="567" w:type="dxa"/>
+            <w:shd w:val="clear" w:color="auto" w:fill="17365D" w:themeFill="text2" w:themeFillShade="BF"/>
+            <w:vAlign w:val="center"/>
+            <w:hideMark/>
           </w:tcPr>
           <w:p>
             <w:pPr>
               <w:jc w:val="center"/>
+              <w:rPr>
+                <w:b/>
+                <w:bCs/>
+                <w:sz w:val="16"/>
+                <w:szCs w:val="16"/>
+              </w:rPr>
             </w:pPr>
             <w:r>
               <w:rPr>
-                <w:rFonts w:ascii="Calibri" w:hAnsi="Calibri"/>
                 <w:b/>
-                <w:color w:val="FFFFFF"/>
-                <w:sz w:val="18"/>
-              </w:rPr>
-              <w:t>SP Plan.</w:t>
-            </w:r>
-          </w:p>
-        </w:tc>
-        <w:tc>
-          <w:tcPr>
-            <w:tcW w:w="941" w:type="dxa"/>
-            <w:shd w:val="clear" w:color="auto" w:fill="1F3864"/>
+                <w:bCs/>
+                <w:sz w:val="16"/>
+                <w:szCs w:val="16"/>
+              </w:rPr>
+              <w:t>SP Plan</w:t>
+            </w:r>
+          </w:p>
+        </w:tc>
+        <w:tc>
+          <w:tcPr>
+            <w:tcW w:w="567" w:type="dxa"/>
+            <w:shd w:val="clear" w:color="auto" w:fill="17365D" w:themeFill="text2" w:themeFillShade="BF"/>
+            <w:vAlign w:val="center"/>
+            <w:hideMark/>
           </w:tcPr>
           <w:p>
             <w:pPr>
               <w:jc w:val="center"/>
+              <w:rPr>
+                <w:b/>
+                <w:bCs/>
+                <w:sz w:val="16"/>
+                <w:szCs w:val="16"/>
+              </w:rPr>
             </w:pPr>
             <w:r>
               <w:rPr>
-                <w:rFonts w:ascii="Calibri" w:hAnsi="Calibri"/>
                 <w:b/>
-                <w:color w:val="FFFFFF"/>
-                <w:sz w:val="18"/>
-              </w:rPr>
-              <w:t>SP Real.</w:t>
-            </w:r>
-          </w:p>
-        </w:tc>
-        <w:tc>
-          <w:tcPr>
-            <w:tcW w:w="941" w:type="dxa"/>
-            <w:shd w:val="clear" w:color="auto" w:fill="1F3864"/>
+                <w:bCs/>
+                <w:sz w:val="16"/>
+                <w:szCs w:val="16"/>
+              </w:rPr>
+              <w:t>SP Real</w:t>
+            </w:r>
+          </w:p>
+        </w:tc>
+        <w:tc>
+          <w:tcPr>
+            <w:tcW w:w="992" w:type="dxa"/>
+            <w:shd w:val="clear" w:color="auto" w:fill="17365D" w:themeFill="text2" w:themeFillShade="BF"/>
+            <w:vAlign w:val="center"/>
+            <w:hideMark/>
           </w:tcPr>
           <w:p>
             <w:pPr>
               <w:jc w:val="center"/>
+              <w:rPr>
+                <w:b/>
+                <w:bCs/>
+                <w:sz w:val="16"/>
+                <w:szCs w:val="16"/>
+              </w:rPr>
             </w:pPr>
             <w:r>
               <w:rPr>
-                <w:rFonts w:ascii="Calibri" w:hAnsi="Calibri"/>
                 <w:b/>
-                <w:color w:val="FFFFFF"/>
-                <w:sz w:val="18"/>
-              </w:rPr>
-              <w:t>Desvío SP</w:t>
-            </w:r>
-          </w:p>
-        </w:tc>
-        <w:tc>
-          <w:tcPr>
-            <w:tcW w:w="941" w:type="dxa"/>
-            <w:shd w:val="clear" w:color="auto" w:fill="1F3864"/>
+                <w:bCs/>
+                <w:sz w:val="16"/>
+                <w:szCs w:val="16"/>
+              </w:rPr>
+              <w:t>Variación</w:t>
+            </w:r>
+          </w:p>
+        </w:tc>
+        <w:tc>
+          <w:tcPr>
+            <w:tcW w:w="1134" w:type="dxa"/>
+            <w:shd w:val="clear" w:color="auto" w:fill="17365D" w:themeFill="text2" w:themeFillShade="BF"/>
+            <w:vAlign w:val="center"/>
+            <w:hideMark/>
           </w:tcPr>
           <w:p>
             <w:pPr>
               <w:jc w:val="center"/>
+              <w:rPr>
+                <w:b/>
+                <w:bCs/>
+                <w:sz w:val="16"/>
+                <w:szCs w:val="16"/>
+              </w:rPr>
             </w:pPr>
             <w:r>
               <w:rPr>
-                <w:rFonts w:ascii="Calibri" w:hAnsi="Calibri"/>
                 <w:b/>
-                <w:color w:val="FFFFFF"/>
-                <w:sz w:val="18"/>
-              </w:rPr>
-              <w:t>% Cumpl.</w:t>
-            </w:r>
-          </w:p>
-        </w:tc>
-        <w:tc>
-          <w:tcPr>
-            <w:tcW w:w="941" w:type="dxa"/>
-            <w:shd w:val="clear" w:color="auto" w:fill="1F3864"/>
+                <w:bCs/>
+                <w:sz w:val="16"/>
+                <w:szCs w:val="16"/>
+              </w:rPr>
+              <w:t>% Avance</w:t>
+            </w:r>
+          </w:p>
+        </w:tc>
+        <w:tc>
+          <w:tcPr>
+            <w:tcW w:w="1276" w:type="dxa"/>
+            <w:shd w:val="clear" w:color="auto" w:fill="17365D" w:themeFill="text2" w:themeFillShade="BF"/>
+            <w:vAlign w:val="center"/>
+            <w:hideMark/>
           </w:tcPr>
           <w:p>
             <w:pPr>
               <w:jc w:val="center"/>
+              <w:rPr>
+                <w:b/>
+                <w:bCs/>
+                <w:sz w:val="16"/>
+                <w:szCs w:val="16"/>
+              </w:rPr>
             </w:pPr>
             <w:r>
               <w:rPr>
-                <w:rFonts w:ascii="Calibri" w:hAnsi="Calibri"/>
                 <w:b/>
-                <w:color w:val="FFFFFF"/>
-                <w:sz w:val="18"/>
-              </w:rPr>
-              <w:t>F. Inicio</w:t>
-            </w:r>
-          </w:p>
-        </w:tc>
-        <w:tc>
-          <w:tcPr>
-            <w:tcW w:w="941" w:type="dxa"/>
-            <w:shd w:val="clear" w:color="auto" w:fill="1F3864"/>
+                <w:bCs/>
+                <w:sz w:val="16"/>
+                <w:szCs w:val="16"/>
+              </w:rPr>
+              <w:t>Estado</w:t>
+            </w:r>
+          </w:p>
+        </w:tc>
+        <w:tc>
+          <w:tcPr>
+            <w:tcW w:w="1134" w:type="dxa"/>
+            <w:shd w:val="clear" w:color="auto" w:fill="17365D" w:themeFill="text2" w:themeFillShade="BF"/>
+            <w:vAlign w:val="center"/>
+            <w:hideMark/>
           </w:tcPr>
           <w:p>
             <w:pPr>
               <w:jc w:val="center"/>
+              <w:rPr>
+                <w:b/>
+                <w:bCs/>
+                <w:sz w:val="16"/>
+                <w:szCs w:val="16"/>
+              </w:rPr>
             </w:pPr>
             <w:r>
               <w:rPr>
-                <w:rFonts w:ascii="Calibri" w:hAnsi="Calibri"/>
                 <w:b/>
-                <w:color w:val="FFFFFF"/>
-                <w:sz w:val="18"/>
-              </w:rPr>
-              <w:t>F. Fin</w:t>
+                <w:bCs/>
+                <w:sz w:val="16"/>
+                <w:szCs w:val="16"/>
+              </w:rPr>
+              <w:t>Causa de desvío</w:t>
             </w:r>
           </w:p>
         </w:tc>
@@ -920,189 +1035,257 @@
       <w:tr>
         <w:tc>
           <w:tcPr>
-            <w:tcW w:w="941" w:type="dxa"/>
-            <w:shd w:val="clear" w:color="auto" w:fill="D9E1F2"/>
-          </w:tcPr>
-          <w:p>
-            <w:r>
-              <w:rPr>
-                <w:rFonts w:ascii="Calibri" w:hAnsi="Calibri"/>
-                <w:b/>
-                <w:color w:val="000000"/>
-                <w:sz w:val="18"/>
-              </w:rPr>
-              <w:t>HU-25</w:t>
-            </w:r>
-          </w:p>
-        </w:tc>
-        <w:tc>
-          <w:tcPr>
-            <w:tcW w:w="941" w:type="dxa"/>
-            <w:shd w:val="clear" w:color="auto" w:fill="D9E1F2"/>
-          </w:tcPr>
-          <w:p>
-            <w:r>
-              <w:rPr>
-                <w:rFonts w:ascii="Calibri" w:hAnsi="Calibri"/>
-                <w:b/>
-                <w:color w:val="000000"/>
-                <w:sz w:val="18"/>
-              </w:rPr>
-              <w:t>HU</w:t>
-            </w:r>
-          </w:p>
-        </w:tc>
-        <w:tc>
-          <w:tcPr>
-            <w:tcW w:w="941" w:type="dxa"/>
-            <w:shd w:val="clear" w:color="auto" w:fill="D9E1F2"/>
-          </w:tcPr>
-          <w:p>
-            <w:r>
-              <w:rPr>
-                <w:rFonts w:ascii="Calibri" w:hAnsi="Calibri"/>
-                <w:b/>
-                <w:color w:val="000000"/>
-                <w:sz w:val="18"/>
-              </w:rPr>
-              <w:t>Bandeja Gerencial Avanzada con Paginación</w:t>
-            </w:r>
-          </w:p>
-        </w:tc>
-        <w:tc>
-          <w:tcPr>
-            <w:tcW w:w="941" w:type="dxa"/>
-            <w:shd w:val="clear" w:color="auto" w:fill="D9E1F2"/>
-          </w:tcPr>
-          <w:p>
-            <w:r>
-              <w:rPr>
-                <w:rFonts w:ascii="Calibri" w:hAnsi="Calibri"/>
-                <w:b/>
-                <w:color w:val="000000"/>
-                <w:sz w:val="18"/>
-              </w:rPr>
-              <w:t>Alta</w:t>
-            </w:r>
-          </w:p>
-        </w:tc>
-        <w:tc>
-          <w:tcPr>
-            <w:tcW w:w="941" w:type="dxa"/>
-            <w:shd w:val="clear" w:color="auto" w:fill="D9E1F2"/>
+            <w:tcW w:w="534" w:type="dxa"/>
+            <w:shd w:val="clear" w:color="auto" w:fill="C6D9F1" w:themeFill="text2" w:themeFillTint="33"/>
+            <w:vAlign w:val="center"/>
+            <w:hideMark/>
           </w:tcPr>
           <w:p>
             <w:pPr>
               <w:jc w:val="center"/>
+              <w:rPr>
+                <w:sz w:val="16"/>
+                <w:szCs w:val="16"/>
+              </w:rPr>
             </w:pPr>
             <w:r>
               <w:rPr>
-                <w:rFonts w:ascii="Calibri" w:hAnsi="Calibri"/>
-                <w:b/>
-                <w:color w:val="000000"/>
-                <w:sz w:val="18"/>
-              </w:rPr>
-              <w:t>8</w:t>
-            </w:r>
-          </w:p>
-        </w:tc>
-        <w:tc>
-          <w:tcPr>
-            <w:tcW w:w="941" w:type="dxa"/>
-            <w:shd w:val="clear" w:color="auto" w:fill="D9E1F2"/>
+                <w:rFonts w:ascii="Times New Roman" w:eastAsia="Times New Roman" w:hAnsi="Times New Roman" w:cs="Times New Roman"/>
+                <w:sz w:val="16"/>
+                <w:szCs w:val="16"/>
+                <w:lang w:eastAsia="es-EC"/>
+              </w:rPr>
+              <w:t>HU-25</w:t>
+            </w:r>
+          </w:p>
+        </w:tc>
+        <w:tc>
+          <w:tcPr>
+            <w:tcW w:w="1275" w:type="dxa"/>
+            <w:gridSpan w:val="2"/>
+            <w:vAlign w:val="center"/>
+            <w:hideMark/>
           </w:tcPr>
           <w:p>
             <w:pPr>
               <w:jc w:val="center"/>
+              <w:rPr>
+                <w:sz w:val="16"/>
+                <w:szCs w:val="16"/>
+              </w:rPr>
             </w:pPr>
             <w:r>
               <w:rPr>
-                <w:rFonts w:ascii="Calibri" w:hAnsi="Calibri"/>
-                <w:b/>
-                <w:color w:val="000000"/>
-                <w:sz w:val="18"/>
-              </w:rPr>
-              <w:t>8</w:t>
-            </w:r>
-          </w:p>
-        </w:tc>
-        <w:tc>
-          <w:tcPr>
-            <w:tcW w:w="941" w:type="dxa"/>
-            <w:shd w:val="clear" w:color="auto" w:fill="D9E1F2"/>
+                <w:rFonts w:ascii="Times New Roman" w:eastAsia="Times New Roman" w:hAnsi="Times New Roman" w:cs="Times New Roman"/>
+                <w:sz w:val="16"/>
+                <w:szCs w:val="16"/>
+                <w:lang w:eastAsia="es-EC"/>
+              </w:rPr>
+              <w:t>Bandeja Gerencial Avanzada con Paginación</w:t>
+            </w:r>
+          </w:p>
+        </w:tc>
+        <w:tc>
+          <w:tcPr>
+            <w:tcW w:w="709" w:type="dxa"/>
+            <w:shd w:val="clear" w:color="auto" w:fill="C6D9F1" w:themeFill="text2" w:themeFillTint="33"/>
+            <w:vAlign w:val="center"/>
+            <w:hideMark/>
           </w:tcPr>
           <w:p>
             <w:pPr>
               <w:jc w:val="center"/>
+              <w:rPr>
+                <w:sz w:val="16"/>
+                <w:szCs w:val="16"/>
+              </w:rPr>
             </w:pPr>
             <w:r>
               <w:rPr>
-                <w:rFonts w:ascii="Calibri" w:hAnsi="Calibri"/>
-                <w:b/>
-                <w:color w:val="000000"/>
-                <w:sz w:val="18"/>
-              </w:rPr>
-              <w:t>0</w:t>
-            </w:r>
-          </w:p>
-        </w:tc>
-        <w:tc>
-          <w:tcPr>
-            <w:tcW w:w="941" w:type="dxa"/>
-            <w:shd w:val="clear" w:color="auto" w:fill="D9E1F2"/>
+                <w:rFonts w:ascii="Times New Roman" w:eastAsia="Times New Roman" w:hAnsi="Times New Roman" w:cs="Times New Roman"/>
+                <w:sz w:val="16"/>
+                <w:szCs w:val="16"/>
+                <w:lang w:eastAsia="es-EC"/>
+              </w:rPr>
+              <w:t>HU</w:t>
+            </w:r>
+          </w:p>
+        </w:tc>
+        <w:tc>
+          <w:tcPr>
+            <w:tcW w:w="1276" w:type="dxa"/>
+            <w:vAlign w:val="center"/>
+            <w:hideMark/>
           </w:tcPr>
           <w:p>
             <w:pPr>
               <w:jc w:val="center"/>
+              <w:rPr>
+                <w:sz w:val="16"/>
+                <w:szCs w:val="16"/>
+              </w:rPr>
             </w:pPr>
             <w:r>
               <w:rPr>
-                <w:rFonts w:ascii="Calibri" w:hAnsi="Calibri"/>
-                <w:b/>
-                <w:color w:val="000000"/>
-                <w:sz w:val="18"/>
-              </w:rPr>
-              <w:t>100%</w:t>
-            </w:r>
-          </w:p>
-        </w:tc>
-        <w:tc>
-          <w:tcPr>
-            <w:tcW w:w="941" w:type="dxa"/>
-            <w:shd w:val="clear" w:color="auto" w:fill="D9E1F2"/>
+                <w:rFonts w:ascii="Times New Roman" w:eastAsia="Times New Roman" w:hAnsi="Times New Roman" w:cs="Times New Roman"/>
+                <w:sz w:val="16"/>
+                <w:szCs w:val="16"/>
+                <w:lang w:eastAsia="es-EC"/>
+              </w:rPr>
+              <w:t>Compras / Bandeja Gerencial</w:t>
+            </w:r>
+          </w:p>
+        </w:tc>
+        <w:tc>
+          <w:tcPr>
+            <w:tcW w:w="567" w:type="dxa"/>
+            <w:shd w:val="clear" w:color="auto" w:fill="C6D9F1" w:themeFill="text2" w:themeFillTint="33"/>
+            <w:vAlign w:val="center"/>
+            <w:hideMark/>
           </w:tcPr>
           <w:p>
             <w:pPr>
               <w:jc w:val="center"/>
+              <w:rPr>
+                <w:sz w:val="16"/>
+                <w:szCs w:val="16"/>
+              </w:rPr>
             </w:pPr>
             <w:r>
               <w:rPr>
-                <w:rFonts w:ascii="Calibri" w:hAnsi="Calibri"/>
-                <w:b/>
-                <w:color w:val="000000"/>
-                <w:sz w:val="18"/>
-              </w:rPr>
-              <w:t>24/05</w:t>
-            </w:r>
-          </w:p>
-        </w:tc>
-        <w:tc>
-          <w:tcPr>
-            <w:tcW w:w="941" w:type="dxa"/>
-            <w:shd w:val="clear" w:color="auto" w:fill="D9E1F2"/>
+                <w:rFonts w:ascii="Times New Roman" w:eastAsia="Times New Roman" w:hAnsi="Times New Roman" w:cs="Times New Roman"/>
+                <w:sz w:val="16"/>
+                <w:szCs w:val="16"/>
+                <w:lang w:eastAsia="es-EC"/>
+              </w:rPr>
+              <w:t>8</w:t>
+            </w:r>
+          </w:p>
+        </w:tc>
+        <w:tc>
+          <w:tcPr>
+            <w:tcW w:w="567" w:type="dxa"/>
+            <w:vAlign w:val="center"/>
+            <w:hideMark/>
           </w:tcPr>
           <w:p>
             <w:pPr>
               <w:jc w:val="center"/>
+              <w:rPr>
+                <w:sz w:val="16"/>
+                <w:szCs w:val="16"/>
+              </w:rPr>
             </w:pPr>
             <w:r>
               <w:rPr>
-                <w:rFonts w:ascii="Calibri" w:hAnsi="Calibri"/>
-                <w:b/>
-                <w:color w:val="000000"/>
-                <w:sz w:val="18"/>
-              </w:rPr>
-              <w:t>25/05</w:t>
+                <w:rFonts w:ascii="Times New Roman" w:eastAsia="Times New Roman" w:hAnsi="Times New Roman" w:cs="Times New Roman"/>
+                <w:sz w:val="16"/>
+                <w:szCs w:val="16"/>
+                <w:lang w:eastAsia="es-EC"/>
+              </w:rPr>
+              <w:t>8</w:t>
+            </w:r>
+          </w:p>
+        </w:tc>
+        <w:tc>
+          <w:tcPr>
+            <w:tcW w:w="992" w:type="dxa"/>
+            <w:shd w:val="clear" w:color="auto" w:fill="C6D9F1" w:themeFill="text2" w:themeFillTint="33"/>
+            <w:vAlign w:val="center"/>
+            <w:hideMark/>
+          </w:tcPr>
+          <w:p>
+            <w:pPr>
+              <w:jc w:val="center"/>
+              <w:rPr>
+                <w:sz w:val="16"/>
+                <w:szCs w:val="16"/>
+              </w:rPr>
+            </w:pPr>
+            <w:r>
+              <w:rPr>
+                <w:rFonts w:ascii="Times New Roman" w:eastAsia="Times New Roman" w:hAnsi="Times New Roman" w:cs="Times New Roman"/>
+                <w:sz w:val="16"/>
+                <w:szCs w:val="16"/>
+                <w:lang w:eastAsia="es-EC"/>
+              </w:rPr>
+              <w:t>0</w:t>
+            </w:r>
+          </w:p>
+        </w:tc>
+        <w:tc>
+          <w:tcPr>
+            <w:tcW w:w="1134" w:type="dxa"/>
+            <w:vAlign w:val="center"/>
+            <w:hideMark/>
+          </w:tcPr>
+          <w:p>
+            <w:pPr>
+              <w:jc w:val="center"/>
+              <w:rPr>
+                <w:sz w:val="16"/>
+                <w:szCs w:val="16"/>
+              </w:rPr>
+            </w:pPr>
+            <w:r>
+              <w:rPr>
+                <w:rFonts w:ascii="Times New Roman" w:eastAsia="Times New Roman" w:hAnsi="Times New Roman" w:cs="Times New Roman"/>
+                <w:sz w:val="16"/>
+                <w:szCs w:val="16"/>
+                <w:lang w:eastAsia="es-EC"/>
+              </w:rPr>
+              <w:t>100%</w:t>
+            </w:r>
+          </w:p>
+        </w:tc>
+        <w:tc>
+          <w:tcPr>
+            <w:tcW w:w="1276" w:type="dxa"/>
+            <w:shd w:val="clear" w:color="auto" w:fill="EAF1DD" w:themeFill="accent3" w:themeFillTint="33"/>
+            <w:vAlign w:val="center"/>
+            <w:hideMark/>
+          </w:tcPr>
+          <w:p>
+            <w:pPr>
+              <w:jc w:val="center"/>
+              <w:rPr>
+                <w:sz w:val="16"/>
+                <w:szCs w:val="16"/>
+              </w:rPr>
+            </w:pPr>
+            <w:r>
+              <w:rPr>
+                <w:rFonts w:ascii="Times New Roman" w:eastAsia="Times New Roman" w:hAnsi="Times New Roman" w:cs="Times New Roman"/>
+                <w:sz w:val="16"/>
+                <w:szCs w:val="16"/>
+                <w:lang w:eastAsia="es-EC"/>
+              </w:rPr>
+              <w:t>Completado</w:t>
+            </w:r>
+          </w:p>
+        </w:tc>
+        <w:tc>
+          <w:tcPr>
+            <w:tcW w:w="1134" w:type="dxa"/>
+            <w:vAlign w:val="center"/>
+            <w:hideMark/>
+          </w:tcPr>
+          <w:p>
+            <w:pPr>
+              <w:jc w:val="center"/>
+              <w:rPr>
+                <w:sz w:val="16"/>
+                <w:szCs w:val="16"/>
+              </w:rPr>
+            </w:pPr>
+            <w:r>
+              <w:rPr>
+                <w:rFonts w:ascii="Times New Roman" w:eastAsia="Times New Roman" w:hAnsi="Times New Roman" w:cs="Times New Roman"/>
+                <w:sz w:val="16"/>
+                <w:szCs w:val="16"/>
+                <w:lang w:eastAsia="es-EC"/>
+              </w:rPr>
+              <w:t>Sin desvío</w:t>
             </w:r>
           </w:p>
         </w:tc>
@@ -1110,170 +1293,257 @@
       <w:tr>
         <w:tc>
           <w:tcPr>
-            <w:tcW w:w="941" w:type="dxa"/>
-            <w:shd w:val="clear" w:color="auto" w:fill="F2F2F2"/>
-          </w:tcPr>
-          <w:p>
-            <w:r>
-              <w:rPr>
-                <w:rFonts w:ascii="Calibri" w:hAnsi="Calibri"/>
-                <w:color w:val="000000"/>
-                <w:sz w:val="18"/>
-              </w:rPr>
-              <w:t>T25.1</w:t>
-            </w:r>
-          </w:p>
-        </w:tc>
-        <w:tc>
-          <w:tcPr>
-            <w:tcW w:w="941" w:type="dxa"/>
-            <w:shd w:val="clear" w:color="auto" w:fill="F2F2F2"/>
-          </w:tcPr>
-          <w:p>
-            <w:r>
-              <w:rPr>
-                <w:rFonts w:ascii="Calibri" w:hAnsi="Calibri"/>
-                <w:color w:val="000000"/>
-                <w:sz w:val="18"/>
-              </w:rPr>
-              <w:t>Tarea</w:t>
-            </w:r>
-          </w:p>
-        </w:tc>
-        <w:tc>
-          <w:tcPr>
-            <w:tcW w:w="941" w:type="dxa"/>
-            <w:shd w:val="clear" w:color="auto" w:fill="F2F2F2"/>
-          </w:tcPr>
-          <w:p>
-            <w:r>
-              <w:rPr>
-                <w:rFonts w:ascii="Calibri" w:hAnsi="Calibri"/>
-                <w:color w:val="000000"/>
-                <w:sz w:val="18"/>
-              </w:rPr>
-              <w:t>GET /compras/bandeja-gerencial con limit/offset y RBAC</w:t>
-            </w:r>
-          </w:p>
-        </w:tc>
-        <w:tc>
-          <w:tcPr>
-            <w:tcW w:w="941" w:type="dxa"/>
-            <w:shd w:val="clear" w:color="auto" w:fill="F2F2F2"/>
-          </w:tcPr>
-          <w:p/>
-        </w:tc>
-        <w:tc>
-          <w:tcPr>
-            <w:tcW w:w="941" w:type="dxa"/>
-            <w:shd w:val="clear" w:color="auto" w:fill="F2F2F2"/>
+            <w:tcW w:w="534" w:type="dxa"/>
+            <w:shd w:val="clear" w:color="auto" w:fill="C6D9F1" w:themeFill="text2" w:themeFillTint="33"/>
+            <w:vAlign w:val="center"/>
+            <w:hideMark/>
           </w:tcPr>
           <w:p>
             <w:pPr>
               <w:jc w:val="center"/>
+              <w:rPr>
+                <w:sz w:val="16"/>
+                <w:szCs w:val="16"/>
+              </w:rPr>
             </w:pPr>
             <w:r>
               <w:rPr>
-                <w:rFonts w:ascii="Calibri" w:hAnsi="Calibri"/>
-                <w:color w:val="000000"/>
-                <w:sz w:val="18"/>
-              </w:rPr>
-              <w:t>3</w:t>
-            </w:r>
-          </w:p>
-        </w:tc>
-        <w:tc>
-          <w:tcPr>
-            <w:tcW w:w="941" w:type="dxa"/>
-            <w:shd w:val="clear" w:color="auto" w:fill="F2F2F2"/>
+                <w:rFonts w:ascii="Times New Roman" w:eastAsia="Times New Roman" w:hAnsi="Times New Roman" w:cs="Times New Roman"/>
+                <w:sz w:val="16"/>
+                <w:szCs w:val="16"/>
+                <w:lang w:eastAsia="es-EC"/>
+              </w:rPr>
+              <w:t>HU-26</w:t>
+            </w:r>
+          </w:p>
+        </w:tc>
+        <w:tc>
+          <w:tcPr>
+            <w:tcW w:w="1275" w:type="dxa"/>
+            <w:gridSpan w:val="2"/>
+            <w:vAlign w:val="center"/>
+            <w:hideMark/>
           </w:tcPr>
           <w:p>
             <w:pPr>
               <w:jc w:val="center"/>
+              <w:rPr>
+                <w:sz w:val="16"/>
+                <w:szCs w:val="16"/>
+              </w:rPr>
             </w:pPr>
             <w:r>
               <w:rPr>
-                <w:rFonts w:ascii="Calibri" w:hAnsi="Calibri"/>
-                <w:color w:val="000000"/>
-                <w:sz w:val="18"/>
-              </w:rPr>
-              <w:t>3</w:t>
-            </w:r>
-          </w:p>
-        </w:tc>
-        <w:tc>
-          <w:tcPr>
-            <w:tcW w:w="941" w:type="dxa"/>
-            <w:shd w:val="clear" w:color="auto" w:fill="F2F2F2"/>
+                <w:rFonts w:ascii="Times New Roman" w:eastAsia="Times New Roman" w:hAnsi="Times New Roman" w:cs="Times New Roman"/>
+                <w:sz w:val="16"/>
+                <w:szCs w:val="16"/>
+                <w:lang w:eastAsia="es-EC"/>
+              </w:rPr>
+              <w:t>Aprobación y Rechazo con Notificación de Decisión</w:t>
+            </w:r>
+          </w:p>
+        </w:tc>
+        <w:tc>
+          <w:tcPr>
+            <w:tcW w:w="709" w:type="dxa"/>
+            <w:shd w:val="clear" w:color="auto" w:fill="C6D9F1" w:themeFill="text2" w:themeFillTint="33"/>
+            <w:vAlign w:val="center"/>
+            <w:hideMark/>
           </w:tcPr>
           <w:p>
             <w:pPr>
               <w:jc w:val="center"/>
+              <w:rPr>
+                <w:sz w:val="16"/>
+                <w:szCs w:val="16"/>
+              </w:rPr>
             </w:pPr>
             <w:r>
               <w:rPr>
-                <w:rFonts w:ascii="Calibri" w:hAnsi="Calibri"/>
-                <w:color w:val="000000"/>
-                <w:sz w:val="18"/>
-              </w:rPr>
-              <w:t>0</w:t>
-            </w:r>
-          </w:p>
-        </w:tc>
-        <w:tc>
-          <w:tcPr>
-            <w:tcW w:w="941" w:type="dxa"/>
-            <w:shd w:val="clear" w:color="auto" w:fill="F2F2F2"/>
+                <w:rFonts w:ascii="Times New Roman" w:eastAsia="Times New Roman" w:hAnsi="Times New Roman" w:cs="Times New Roman"/>
+                <w:sz w:val="16"/>
+                <w:szCs w:val="16"/>
+                <w:lang w:eastAsia="es-EC"/>
+              </w:rPr>
+              <w:t>HU</w:t>
+            </w:r>
+          </w:p>
+        </w:tc>
+        <w:tc>
+          <w:tcPr>
+            <w:tcW w:w="1276" w:type="dxa"/>
+            <w:vAlign w:val="center"/>
+            <w:hideMark/>
           </w:tcPr>
           <w:p>
             <w:pPr>
               <w:jc w:val="center"/>
+              <w:rPr>
+                <w:sz w:val="16"/>
+                <w:szCs w:val="16"/>
+              </w:rPr>
             </w:pPr>
             <w:r>
               <w:rPr>
-                <w:rFonts w:ascii="Calibri" w:hAnsi="Calibri"/>
-                <w:color w:val="000000"/>
-                <w:sz w:val="18"/>
-              </w:rPr>
-              <w:t>100%</w:t>
-            </w:r>
-          </w:p>
-        </w:tc>
-        <w:tc>
-          <w:tcPr>
-            <w:tcW w:w="941" w:type="dxa"/>
-            <w:shd w:val="clear" w:color="auto" w:fill="F2F2F2"/>
+                <w:rFonts w:ascii="Times New Roman" w:eastAsia="Times New Roman" w:hAnsi="Times New Roman" w:cs="Times New Roman"/>
+                <w:sz w:val="16"/>
+                <w:szCs w:val="16"/>
+                <w:lang w:eastAsia="es-EC"/>
+              </w:rPr>
+              <w:t>Compras / Notificaciones</w:t>
+            </w:r>
+          </w:p>
+        </w:tc>
+        <w:tc>
+          <w:tcPr>
+            <w:tcW w:w="567" w:type="dxa"/>
+            <w:shd w:val="clear" w:color="auto" w:fill="C6D9F1" w:themeFill="text2" w:themeFillTint="33"/>
+            <w:vAlign w:val="center"/>
+            <w:hideMark/>
           </w:tcPr>
           <w:p>
             <w:pPr>
               <w:jc w:val="center"/>
+              <w:rPr>
+                <w:sz w:val="16"/>
+                <w:szCs w:val="16"/>
+              </w:rPr>
             </w:pPr>
             <w:r>
               <w:rPr>
-                <w:rFonts w:ascii="Calibri" w:hAnsi="Calibri"/>
-                <w:color w:val="000000"/>
-                <w:sz w:val="18"/>
-              </w:rPr>
-              <w:t>24/05</w:t>
-            </w:r>
-          </w:p>
-        </w:tc>
-        <w:tc>
-          <w:tcPr>
-            <w:tcW w:w="941" w:type="dxa"/>
-            <w:shd w:val="clear" w:color="auto" w:fill="F2F2F2"/>
+                <w:rFonts w:ascii="Times New Roman" w:eastAsia="Times New Roman" w:hAnsi="Times New Roman" w:cs="Times New Roman"/>
+                <w:sz w:val="16"/>
+                <w:szCs w:val="16"/>
+                <w:lang w:eastAsia="es-EC"/>
+              </w:rPr>
+              <w:t>10</w:t>
+            </w:r>
+          </w:p>
+        </w:tc>
+        <w:tc>
+          <w:tcPr>
+            <w:tcW w:w="567" w:type="dxa"/>
+            <w:vAlign w:val="center"/>
+            <w:hideMark/>
           </w:tcPr>
           <w:p>
             <w:pPr>
               <w:jc w:val="center"/>
+              <w:rPr>
+                <w:sz w:val="16"/>
+                <w:szCs w:val="16"/>
+              </w:rPr>
             </w:pPr>
             <w:r>
               <w:rPr>
-                <w:rFonts w:ascii="Calibri" w:hAnsi="Calibri"/>
-                <w:color w:val="000000"/>
-                <w:sz w:val="18"/>
-              </w:rPr>
-              <w:t>24/05</w:t>
+                <w:rFonts w:ascii="Times New Roman" w:eastAsia="Times New Roman" w:hAnsi="Times New Roman" w:cs="Times New Roman"/>
+                <w:sz w:val="16"/>
+                <w:szCs w:val="16"/>
+                <w:lang w:eastAsia="es-EC"/>
+              </w:rPr>
+              <w:t>10</w:t>
+            </w:r>
+          </w:p>
+        </w:tc>
+        <w:tc>
+          <w:tcPr>
+            <w:tcW w:w="992" w:type="dxa"/>
+            <w:shd w:val="clear" w:color="auto" w:fill="C6D9F1" w:themeFill="text2" w:themeFillTint="33"/>
+            <w:vAlign w:val="center"/>
+            <w:hideMark/>
+          </w:tcPr>
+          <w:p>
+            <w:pPr>
+              <w:jc w:val="center"/>
+              <w:rPr>
+                <w:sz w:val="16"/>
+                <w:szCs w:val="16"/>
+              </w:rPr>
+            </w:pPr>
+            <w:r>
+              <w:rPr>
+                <w:rFonts w:ascii="Times New Roman" w:eastAsia="Times New Roman" w:hAnsi="Times New Roman" w:cs="Times New Roman"/>
+                <w:sz w:val="16"/>
+                <w:szCs w:val="16"/>
+                <w:lang w:eastAsia="es-EC"/>
+              </w:rPr>
+              <w:t>0</w:t>
+            </w:r>
+          </w:p>
+        </w:tc>
+        <w:tc>
+          <w:tcPr>
+            <w:tcW w:w="1134" w:type="dxa"/>
+            <w:vAlign w:val="center"/>
+            <w:hideMark/>
+          </w:tcPr>
+          <w:p>
+            <w:pPr>
+              <w:jc w:val="center"/>
+              <w:rPr>
+                <w:sz w:val="16"/>
+                <w:szCs w:val="16"/>
+              </w:rPr>
+            </w:pPr>
+            <w:r>
+              <w:rPr>
+                <w:rFonts w:ascii="Times New Roman" w:eastAsia="Times New Roman" w:hAnsi="Times New Roman" w:cs="Times New Roman"/>
+                <w:sz w:val="16"/>
+                <w:szCs w:val="16"/>
+                <w:lang w:eastAsia="es-EC"/>
+              </w:rPr>
+              <w:t>100%</w:t>
+            </w:r>
+          </w:p>
+        </w:tc>
+        <w:tc>
+          <w:tcPr>
+            <w:tcW w:w="1276" w:type="dxa"/>
+            <w:shd w:val="clear" w:color="auto" w:fill="EAF1DD" w:themeFill="accent3" w:themeFillTint="33"/>
+            <w:vAlign w:val="center"/>
+            <w:hideMark/>
+          </w:tcPr>
+          <w:p>
+            <w:pPr>
+              <w:jc w:val="center"/>
+              <w:rPr>
+                <w:sz w:val="16"/>
+                <w:szCs w:val="16"/>
+              </w:rPr>
+            </w:pPr>
+            <w:r>
+              <w:rPr>
+                <w:rFonts w:ascii="Times New Roman" w:eastAsia="Times New Roman" w:hAnsi="Times New Roman" w:cs="Times New Roman"/>
+                <w:sz w:val="16"/>
+                <w:szCs w:val="16"/>
+                <w:lang w:eastAsia="es-EC"/>
+              </w:rPr>
+              <w:t>Completado</w:t>
+            </w:r>
+          </w:p>
+        </w:tc>
+        <w:tc>
+          <w:tcPr>
+            <w:tcW w:w="1134" w:type="dxa"/>
+            <w:vAlign w:val="center"/>
+            <w:hideMark/>
+          </w:tcPr>
+          <w:p>
+            <w:pPr>
+              <w:jc w:val="center"/>
+              <w:rPr>
+                <w:sz w:val="16"/>
+                <w:szCs w:val="16"/>
+              </w:rPr>
+            </w:pPr>
+            <w:r>
+              <w:rPr>
+                <w:rFonts w:ascii="Times New Roman" w:eastAsia="Times New Roman" w:hAnsi="Times New Roman" w:cs="Times New Roman"/>
+                <w:sz w:val="16"/>
+                <w:szCs w:val="16"/>
+                <w:lang w:eastAsia="es-EC"/>
+              </w:rPr>
+              <w:t>Sin desvío</w:t>
             </w:r>
           </w:p>
         </w:tc>
@@ -1281,170 +1551,257 @@
       <w:tr>
         <w:tc>
           <w:tcPr>
-            <w:tcW w:w="941" w:type="dxa"/>
-            <w:shd w:val="clear" w:color="auto" w:fill="FFFFFF"/>
-          </w:tcPr>
-          <w:p>
-            <w:r>
-              <w:rPr>
-                <w:rFonts w:ascii="Calibri" w:hAnsi="Calibri"/>
-                <w:color w:val="000000"/>
-                <w:sz w:val="18"/>
-              </w:rPr>
-              <w:t>T25.2</w:t>
-            </w:r>
-          </w:p>
-        </w:tc>
-        <w:tc>
-          <w:tcPr>
-            <w:tcW w:w="941" w:type="dxa"/>
-            <w:shd w:val="clear" w:color="auto" w:fill="FFFFFF"/>
-          </w:tcPr>
-          <w:p>
-            <w:r>
-              <w:rPr>
-                <w:rFonts w:ascii="Calibri" w:hAnsi="Calibri"/>
-                <w:color w:val="000000"/>
-                <w:sz w:val="18"/>
-              </w:rPr>
-              <w:t>Tarea</w:t>
-            </w:r>
-          </w:p>
-        </w:tc>
-        <w:tc>
-          <w:tcPr>
-            <w:tcW w:w="941" w:type="dxa"/>
-            <w:shd w:val="clear" w:color="auto" w:fill="FFFFFF"/>
-          </w:tcPr>
-          <w:p>
-            <w:r>
-              <w:rPr>
-                <w:rFonts w:ascii="Calibri" w:hAnsi="Calibri"/>
-                <w:color w:val="000000"/>
-                <w:sz w:val="18"/>
-              </w:rPr>
-              <w:t>Estructura de respuesta: proyecto, solicitante, detalles, estado</w:t>
-            </w:r>
-          </w:p>
-        </w:tc>
-        <w:tc>
-          <w:tcPr>
-            <w:tcW w:w="941" w:type="dxa"/>
-            <w:shd w:val="clear" w:color="auto" w:fill="FFFFFF"/>
-          </w:tcPr>
-          <w:p/>
-        </w:tc>
-        <w:tc>
-          <w:tcPr>
-            <w:tcW w:w="941" w:type="dxa"/>
-            <w:shd w:val="clear" w:color="auto" w:fill="FFFFFF"/>
+            <w:tcW w:w="534" w:type="dxa"/>
+            <w:shd w:val="clear" w:color="auto" w:fill="C6D9F1" w:themeFill="text2" w:themeFillTint="33"/>
+            <w:vAlign w:val="center"/>
+            <w:hideMark/>
           </w:tcPr>
           <w:p>
             <w:pPr>
               <w:jc w:val="center"/>
+              <w:rPr>
+                <w:sz w:val="16"/>
+                <w:szCs w:val="16"/>
+              </w:rPr>
             </w:pPr>
             <w:r>
               <w:rPr>
-                <w:rFonts w:ascii="Calibri" w:hAnsi="Calibri"/>
-                <w:color w:val="000000"/>
-                <w:sz w:val="18"/>
-              </w:rPr>
-              <w:t>3</w:t>
-            </w:r>
-          </w:p>
-        </w:tc>
-        <w:tc>
-          <w:tcPr>
-            <w:tcW w:w="941" w:type="dxa"/>
-            <w:shd w:val="clear" w:color="auto" w:fill="FFFFFF"/>
+                <w:rFonts w:ascii="Times New Roman" w:eastAsia="Times New Roman" w:hAnsi="Times New Roman" w:cs="Times New Roman"/>
+                <w:sz w:val="16"/>
+                <w:szCs w:val="16"/>
+                <w:lang w:eastAsia="es-EC"/>
+              </w:rPr>
+              <w:t>HU-27</w:t>
+            </w:r>
+          </w:p>
+        </w:tc>
+        <w:tc>
+          <w:tcPr>
+            <w:tcW w:w="1275" w:type="dxa"/>
+            <w:gridSpan w:val="2"/>
+            <w:vAlign w:val="center"/>
+            <w:hideMark/>
           </w:tcPr>
           <w:p>
             <w:pPr>
               <w:jc w:val="center"/>
+              <w:rPr>
+                <w:sz w:val="16"/>
+                <w:szCs w:val="16"/>
+              </w:rPr>
             </w:pPr>
             <w:r>
               <w:rPr>
-                <w:rFonts w:ascii="Calibri" w:hAnsi="Calibri"/>
-                <w:color w:val="000000"/>
-                <w:sz w:val="18"/>
-              </w:rPr>
-              <w:t>3</w:t>
-            </w:r>
-          </w:p>
-        </w:tc>
-        <w:tc>
-          <w:tcPr>
-            <w:tcW w:w="941" w:type="dxa"/>
-            <w:shd w:val="clear" w:color="auto" w:fill="FFFFFF"/>
+                <w:rFonts w:ascii="Times New Roman" w:eastAsia="Times New Roman" w:hAnsi="Times New Roman" w:cs="Times New Roman"/>
+                <w:sz w:val="16"/>
+                <w:szCs w:val="16"/>
+                <w:lang w:eastAsia="es-EC"/>
+              </w:rPr>
+              <w:t>Bloqueo de Reprocesamiento de Estados Finales</w:t>
+            </w:r>
+          </w:p>
+        </w:tc>
+        <w:tc>
+          <w:tcPr>
+            <w:tcW w:w="709" w:type="dxa"/>
+            <w:shd w:val="clear" w:color="auto" w:fill="C6D9F1" w:themeFill="text2" w:themeFillTint="33"/>
+            <w:vAlign w:val="center"/>
+            <w:hideMark/>
           </w:tcPr>
           <w:p>
             <w:pPr>
               <w:jc w:val="center"/>
+              <w:rPr>
+                <w:sz w:val="16"/>
+                <w:szCs w:val="16"/>
+              </w:rPr>
             </w:pPr>
             <w:r>
               <w:rPr>
-                <w:rFonts w:ascii="Calibri" w:hAnsi="Calibri"/>
-                <w:color w:val="000000"/>
-                <w:sz w:val="18"/>
-              </w:rPr>
-              <w:t>0</w:t>
-            </w:r>
-          </w:p>
-        </w:tc>
-        <w:tc>
-          <w:tcPr>
-            <w:tcW w:w="941" w:type="dxa"/>
-            <w:shd w:val="clear" w:color="auto" w:fill="FFFFFF"/>
+                <w:rFonts w:ascii="Times New Roman" w:eastAsia="Times New Roman" w:hAnsi="Times New Roman" w:cs="Times New Roman"/>
+                <w:sz w:val="16"/>
+                <w:szCs w:val="16"/>
+                <w:lang w:eastAsia="es-EC"/>
+              </w:rPr>
+              <w:t>HU</w:t>
+            </w:r>
+          </w:p>
+        </w:tc>
+        <w:tc>
+          <w:tcPr>
+            <w:tcW w:w="1276" w:type="dxa"/>
+            <w:vAlign w:val="center"/>
+            <w:hideMark/>
           </w:tcPr>
           <w:p>
             <w:pPr>
               <w:jc w:val="center"/>
+              <w:rPr>
+                <w:sz w:val="16"/>
+                <w:szCs w:val="16"/>
+              </w:rPr>
             </w:pPr>
             <w:r>
               <w:rPr>
-                <w:rFonts w:ascii="Calibri" w:hAnsi="Calibri"/>
-                <w:color w:val="000000"/>
-                <w:sz w:val="18"/>
-              </w:rPr>
-              <w:t>100%</w:t>
-            </w:r>
-          </w:p>
-        </w:tc>
-        <w:tc>
-          <w:tcPr>
-            <w:tcW w:w="941" w:type="dxa"/>
-            <w:shd w:val="clear" w:color="auto" w:fill="FFFFFF"/>
+                <w:rFonts w:ascii="Times New Roman" w:eastAsia="Times New Roman" w:hAnsi="Times New Roman" w:cs="Times New Roman"/>
+                <w:sz w:val="16"/>
+                <w:szCs w:val="16"/>
+                <w:lang w:eastAsia="es-EC"/>
+              </w:rPr>
+              <w:t>Compras / Control de Estados</w:t>
+            </w:r>
+          </w:p>
+        </w:tc>
+        <w:tc>
+          <w:tcPr>
+            <w:tcW w:w="567" w:type="dxa"/>
+            <w:shd w:val="clear" w:color="auto" w:fill="C6D9F1" w:themeFill="text2" w:themeFillTint="33"/>
+            <w:vAlign w:val="center"/>
+            <w:hideMark/>
           </w:tcPr>
           <w:p>
             <w:pPr>
               <w:jc w:val="center"/>
+              <w:rPr>
+                <w:sz w:val="16"/>
+                <w:szCs w:val="16"/>
+              </w:rPr>
             </w:pPr>
             <w:r>
               <w:rPr>
-                <w:rFonts w:ascii="Calibri" w:hAnsi="Calibri"/>
-                <w:color w:val="000000"/>
-                <w:sz w:val="18"/>
-              </w:rPr>
-              <w:t>24/05</w:t>
-            </w:r>
-          </w:p>
-        </w:tc>
-        <w:tc>
-          <w:tcPr>
-            <w:tcW w:w="941" w:type="dxa"/>
-            <w:shd w:val="clear" w:color="auto" w:fill="FFFFFF"/>
+                <w:rFonts w:ascii="Times New Roman" w:eastAsia="Times New Roman" w:hAnsi="Times New Roman" w:cs="Times New Roman"/>
+                <w:sz w:val="16"/>
+                <w:szCs w:val="16"/>
+                <w:lang w:eastAsia="es-EC"/>
+              </w:rPr>
+              <w:t>5</w:t>
+            </w:r>
+          </w:p>
+        </w:tc>
+        <w:tc>
+          <w:tcPr>
+            <w:tcW w:w="567" w:type="dxa"/>
+            <w:vAlign w:val="center"/>
+            <w:hideMark/>
           </w:tcPr>
           <w:p>
             <w:pPr>
               <w:jc w:val="center"/>
+              <w:rPr>
+                <w:sz w:val="16"/>
+                <w:szCs w:val="16"/>
+              </w:rPr>
             </w:pPr>
             <w:r>
               <w:rPr>
-                <w:rFonts w:ascii="Calibri" w:hAnsi="Calibri"/>
-                <w:color w:val="000000"/>
-                <w:sz w:val="18"/>
-              </w:rPr>
-              <w:t>25/05</w:t>
+                <w:rFonts w:ascii="Times New Roman" w:eastAsia="Times New Roman" w:hAnsi="Times New Roman" w:cs="Times New Roman"/>
+                <w:sz w:val="16"/>
+                <w:szCs w:val="16"/>
+                <w:lang w:eastAsia="es-EC"/>
+              </w:rPr>
+              <w:t>5</w:t>
+            </w:r>
+          </w:p>
+        </w:tc>
+        <w:tc>
+          <w:tcPr>
+            <w:tcW w:w="992" w:type="dxa"/>
+            <w:shd w:val="clear" w:color="auto" w:fill="C6D9F1" w:themeFill="text2" w:themeFillTint="33"/>
+            <w:vAlign w:val="center"/>
+            <w:hideMark/>
+          </w:tcPr>
+          <w:p>
+            <w:pPr>
+              <w:jc w:val="center"/>
+              <w:rPr>
+                <w:sz w:val="16"/>
+                <w:szCs w:val="16"/>
+              </w:rPr>
+            </w:pPr>
+            <w:r>
+              <w:rPr>
+                <w:rFonts w:ascii="Times New Roman" w:eastAsia="Times New Roman" w:hAnsi="Times New Roman" w:cs="Times New Roman"/>
+                <w:sz w:val="16"/>
+                <w:szCs w:val="16"/>
+                <w:lang w:eastAsia="es-EC"/>
+              </w:rPr>
+              <w:t>0</w:t>
+            </w:r>
+          </w:p>
+        </w:tc>
+        <w:tc>
+          <w:tcPr>
+            <w:tcW w:w="1134" w:type="dxa"/>
+            <w:vAlign w:val="center"/>
+            <w:hideMark/>
+          </w:tcPr>
+          <w:p>
+            <w:pPr>
+              <w:jc w:val="center"/>
+              <w:rPr>
+                <w:sz w:val="16"/>
+                <w:szCs w:val="16"/>
+              </w:rPr>
+            </w:pPr>
+            <w:r>
+              <w:rPr>
+                <w:rFonts w:ascii="Times New Roman" w:eastAsia="Times New Roman" w:hAnsi="Times New Roman" w:cs="Times New Roman"/>
+                <w:sz w:val="16"/>
+                <w:szCs w:val="16"/>
+                <w:lang w:eastAsia="es-EC"/>
+              </w:rPr>
+              <w:t>100%</w:t>
+            </w:r>
+          </w:p>
+        </w:tc>
+        <w:tc>
+          <w:tcPr>
+            <w:tcW w:w="1276" w:type="dxa"/>
+            <w:shd w:val="clear" w:color="auto" w:fill="EAF1DD" w:themeFill="accent3" w:themeFillTint="33"/>
+            <w:vAlign w:val="center"/>
+            <w:hideMark/>
+          </w:tcPr>
+          <w:p>
+            <w:pPr>
+              <w:jc w:val="center"/>
+              <w:rPr>
+                <w:sz w:val="16"/>
+                <w:szCs w:val="16"/>
+              </w:rPr>
+            </w:pPr>
+            <w:r>
+              <w:rPr>
+                <w:rFonts w:ascii="Times New Roman" w:eastAsia="Times New Roman" w:hAnsi="Times New Roman" w:cs="Times New Roman"/>
+                <w:sz w:val="16"/>
+                <w:szCs w:val="16"/>
+                <w:lang w:eastAsia="es-EC"/>
+              </w:rPr>
+              <w:t>Completado</w:t>
+            </w:r>
+          </w:p>
+        </w:tc>
+        <w:tc>
+          <w:tcPr>
+            <w:tcW w:w="1134" w:type="dxa"/>
+            <w:vAlign w:val="center"/>
+            <w:hideMark/>
+          </w:tcPr>
+          <w:p>
+            <w:pPr>
+              <w:jc w:val="center"/>
+              <w:rPr>
+                <w:sz w:val="16"/>
+                <w:szCs w:val="16"/>
+              </w:rPr>
+            </w:pPr>
+            <w:r>
+              <w:rPr>
+                <w:rFonts w:ascii="Times New Roman" w:eastAsia="Times New Roman" w:hAnsi="Times New Roman" w:cs="Times New Roman"/>
+                <w:sz w:val="16"/>
+                <w:szCs w:val="16"/>
+                <w:lang w:eastAsia="es-EC"/>
+              </w:rPr>
+              <w:t>Sin desvío</w:t>
             </w:r>
           </w:p>
         </w:tc>
@@ -1452,531 +1809,769 @@
       <w:tr>
         <w:tc>
           <w:tcPr>
-            <w:tcW w:w="941" w:type="dxa"/>
-            <w:shd w:val="clear" w:color="auto" w:fill="F2F2F2"/>
-          </w:tcPr>
-          <w:p>
-            <w:r>
-              <w:rPr>
-                <w:rFonts w:ascii="Calibri" w:hAnsi="Calibri"/>
-                <w:color w:val="000000"/>
-                <w:sz w:val="18"/>
-              </w:rPr>
-              <w:t>T25.3</w:t>
-            </w:r>
-          </w:p>
-        </w:tc>
-        <w:tc>
-          <w:tcPr>
-            <w:tcW w:w="941" w:type="dxa"/>
-            <w:shd w:val="clear" w:color="auto" w:fill="F2F2F2"/>
-          </w:tcPr>
-          <w:p>
-            <w:r>
-              <w:rPr>
-                <w:rFonts w:ascii="Calibri" w:hAnsi="Calibri"/>
-                <w:color w:val="000000"/>
-                <w:sz w:val="18"/>
-              </w:rPr>
-              <w:t>Tarea</w:t>
-            </w:r>
-          </w:p>
-        </w:tc>
-        <w:tc>
-          <w:tcPr>
-            <w:tcW w:w="941" w:type="dxa"/>
-            <w:shd w:val="clear" w:color="auto" w:fill="F2F2F2"/>
-          </w:tcPr>
-          <w:p>
-            <w:r>
-              <w:rPr>
-                <w:rFonts w:ascii="Calibri" w:hAnsi="Calibri"/>
-                <w:color w:val="000000"/>
-                <w:sz w:val="18"/>
-              </w:rPr>
-              <w:t>Pruebas Actividad 1 – 7 casos (CP-123–CP-129)</w:t>
-            </w:r>
-          </w:p>
-        </w:tc>
-        <w:tc>
-          <w:tcPr>
-            <w:tcW w:w="941" w:type="dxa"/>
-            <w:shd w:val="clear" w:color="auto" w:fill="F2F2F2"/>
-          </w:tcPr>
-          <w:p/>
-        </w:tc>
-        <w:tc>
-          <w:tcPr>
-            <w:tcW w:w="941" w:type="dxa"/>
-            <w:shd w:val="clear" w:color="auto" w:fill="F2F2F2"/>
+            <w:tcW w:w="534" w:type="dxa"/>
+            <w:shd w:val="clear" w:color="auto" w:fill="C6D9F1" w:themeFill="text2" w:themeFillTint="33"/>
+            <w:vAlign w:val="center"/>
+            <w:hideMark/>
           </w:tcPr>
           <w:p>
             <w:pPr>
               <w:jc w:val="center"/>
+              <w:rPr>
+                <w:sz w:val="16"/>
+                <w:szCs w:val="16"/>
+              </w:rPr>
             </w:pPr>
             <w:r>
               <w:rPr>
-                <w:rFonts w:ascii="Calibri" w:hAnsi="Calibri"/>
-                <w:color w:val="000000"/>
-                <w:sz w:val="18"/>
-              </w:rPr>
-              <w:t>2</w:t>
-            </w:r>
-          </w:p>
-        </w:tc>
-        <w:tc>
-          <w:tcPr>
-            <w:tcW w:w="941" w:type="dxa"/>
-            <w:shd w:val="clear" w:color="auto" w:fill="F2F2F2"/>
+                <w:rFonts w:ascii="Times New Roman" w:eastAsia="Times New Roman" w:hAnsi="Times New Roman" w:cs="Times New Roman"/>
+                <w:sz w:val="16"/>
+                <w:szCs w:val="16"/>
+                <w:lang w:eastAsia="es-EC"/>
+              </w:rPr>
+              <w:t>HU-28</w:t>
+            </w:r>
+          </w:p>
+        </w:tc>
+        <w:tc>
+          <w:tcPr>
+            <w:tcW w:w="1275" w:type="dxa"/>
+            <w:gridSpan w:val="2"/>
+            <w:vAlign w:val="center"/>
+            <w:hideMark/>
           </w:tcPr>
           <w:p>
             <w:pPr>
               <w:jc w:val="center"/>
+              <w:rPr>
+                <w:sz w:val="16"/>
+                <w:szCs w:val="16"/>
+              </w:rPr>
             </w:pPr>
             <w:r>
               <w:rPr>
-                <w:rFonts w:ascii="Calibri" w:hAnsi="Calibri"/>
-                <w:color w:val="000000"/>
-                <w:sz w:val="18"/>
-              </w:rPr>
-              <w:t>2</w:t>
-            </w:r>
-          </w:p>
-        </w:tc>
-        <w:tc>
-          <w:tcPr>
-            <w:tcW w:w="941" w:type="dxa"/>
-            <w:shd w:val="clear" w:color="auto" w:fill="F2F2F2"/>
+                <w:rFonts w:ascii="Times New Roman" w:eastAsia="Times New Roman" w:hAnsi="Times New Roman" w:cs="Times New Roman"/>
+                <w:sz w:val="16"/>
+                <w:szCs w:val="16"/>
+                <w:lang w:eastAsia="es-EC"/>
+              </w:rPr>
+              <w:t>Gestión de Órdenes de Cambio con Validación Presupuestaria</w:t>
+            </w:r>
+          </w:p>
+        </w:tc>
+        <w:tc>
+          <w:tcPr>
+            <w:tcW w:w="709" w:type="dxa"/>
+            <w:shd w:val="clear" w:color="auto" w:fill="C6D9F1" w:themeFill="text2" w:themeFillTint="33"/>
+            <w:vAlign w:val="center"/>
+            <w:hideMark/>
           </w:tcPr>
           <w:p>
             <w:pPr>
               <w:jc w:val="center"/>
+              <w:rPr>
+                <w:sz w:val="16"/>
+                <w:szCs w:val="16"/>
+              </w:rPr>
             </w:pPr>
             <w:r>
               <w:rPr>
-                <w:rFonts w:ascii="Calibri" w:hAnsi="Calibri"/>
-                <w:color w:val="000000"/>
-                <w:sz w:val="18"/>
-              </w:rPr>
-              <w:t>0</w:t>
-            </w:r>
-          </w:p>
-        </w:tc>
-        <w:tc>
-          <w:tcPr>
-            <w:tcW w:w="941" w:type="dxa"/>
-            <w:shd w:val="clear" w:color="auto" w:fill="F2F2F2"/>
+                <w:rFonts w:ascii="Times New Roman" w:eastAsia="Times New Roman" w:hAnsi="Times New Roman" w:cs="Times New Roman"/>
+                <w:sz w:val="16"/>
+                <w:szCs w:val="16"/>
+                <w:lang w:eastAsia="es-EC"/>
+              </w:rPr>
+              <w:t>HU</w:t>
+            </w:r>
+          </w:p>
+        </w:tc>
+        <w:tc>
+          <w:tcPr>
+            <w:tcW w:w="1276" w:type="dxa"/>
+            <w:vAlign w:val="center"/>
+            <w:hideMark/>
           </w:tcPr>
           <w:p>
             <w:pPr>
               <w:jc w:val="center"/>
+              <w:rPr>
+                <w:sz w:val="16"/>
+                <w:szCs w:val="16"/>
+              </w:rPr>
             </w:pPr>
             <w:r>
               <w:rPr>
-                <w:rFonts w:ascii="Calibri" w:hAnsi="Calibri"/>
-                <w:color w:val="000000"/>
-                <w:sz w:val="18"/>
-              </w:rPr>
-              <w:t>100%</w:t>
-            </w:r>
-          </w:p>
-        </w:tc>
-        <w:tc>
-          <w:tcPr>
-            <w:tcW w:w="941" w:type="dxa"/>
-            <w:shd w:val="clear" w:color="auto" w:fill="F2F2F2"/>
+                <w:rFonts w:ascii="Times New Roman" w:eastAsia="Times New Roman" w:hAnsi="Times New Roman" w:cs="Times New Roman"/>
+                <w:sz w:val="16"/>
+                <w:szCs w:val="16"/>
+                <w:lang w:eastAsia="es-EC"/>
+              </w:rPr>
+              <w:t>Órdenes de Cambio / Obra</w:t>
+            </w:r>
+          </w:p>
+        </w:tc>
+        <w:tc>
+          <w:tcPr>
+            <w:tcW w:w="567" w:type="dxa"/>
+            <w:shd w:val="clear" w:color="auto" w:fill="C6D9F1" w:themeFill="text2" w:themeFillTint="33"/>
+            <w:vAlign w:val="center"/>
+            <w:hideMark/>
           </w:tcPr>
           <w:p>
             <w:pPr>
               <w:jc w:val="center"/>
+              <w:rPr>
+                <w:sz w:val="16"/>
+                <w:szCs w:val="16"/>
+              </w:rPr>
             </w:pPr>
             <w:r>
               <w:rPr>
-                <w:rFonts w:ascii="Calibri" w:hAnsi="Calibri"/>
-                <w:color w:val="000000"/>
-                <w:sz w:val="18"/>
-              </w:rPr>
-              <w:t>25/05</w:t>
-            </w:r>
-          </w:p>
-        </w:tc>
-        <w:tc>
-          <w:tcPr>
-            <w:tcW w:w="941" w:type="dxa"/>
-            <w:shd w:val="clear" w:color="auto" w:fill="F2F2F2"/>
+                <w:rFonts w:ascii="Times New Roman" w:eastAsia="Times New Roman" w:hAnsi="Times New Roman" w:cs="Times New Roman"/>
+                <w:sz w:val="16"/>
+                <w:szCs w:val="16"/>
+                <w:lang w:eastAsia="es-EC"/>
+              </w:rPr>
+              <w:t>12</w:t>
+            </w:r>
+          </w:p>
+        </w:tc>
+        <w:tc>
+          <w:tcPr>
+            <w:tcW w:w="567" w:type="dxa"/>
+            <w:vAlign w:val="center"/>
+            <w:hideMark/>
           </w:tcPr>
           <w:p>
             <w:pPr>
               <w:jc w:val="center"/>
+              <w:rPr>
+                <w:sz w:val="16"/>
+                <w:szCs w:val="16"/>
+              </w:rPr>
             </w:pPr>
             <w:r>
               <w:rPr>
-                <w:rFonts w:ascii="Calibri" w:hAnsi="Calibri"/>
-                <w:color w:val="000000"/>
-                <w:sz w:val="18"/>
-              </w:rPr>
-              <w:t>25/05</w:t>
+                <w:rFonts w:ascii="Times New Roman" w:eastAsia="Times New Roman" w:hAnsi="Times New Roman" w:cs="Times New Roman"/>
+                <w:sz w:val="16"/>
+                <w:szCs w:val="16"/>
+                <w:lang w:eastAsia="es-EC"/>
+              </w:rPr>
+              <w:t>12</w:t>
+            </w:r>
+          </w:p>
+        </w:tc>
+        <w:tc>
+          <w:tcPr>
+            <w:tcW w:w="992" w:type="dxa"/>
+            <w:shd w:val="clear" w:color="auto" w:fill="C6D9F1" w:themeFill="text2" w:themeFillTint="33"/>
+            <w:vAlign w:val="center"/>
+            <w:hideMark/>
+          </w:tcPr>
+          <w:p>
+            <w:pPr>
+              <w:jc w:val="center"/>
+              <w:rPr>
+                <w:sz w:val="16"/>
+                <w:szCs w:val="16"/>
+              </w:rPr>
+            </w:pPr>
+            <w:r>
+              <w:rPr>
+                <w:rFonts w:ascii="Times New Roman" w:eastAsia="Times New Roman" w:hAnsi="Times New Roman" w:cs="Times New Roman"/>
+                <w:sz w:val="16"/>
+                <w:szCs w:val="16"/>
+                <w:lang w:eastAsia="es-EC"/>
+              </w:rPr>
+              <w:t>0</w:t>
+            </w:r>
+          </w:p>
+        </w:tc>
+        <w:tc>
+          <w:tcPr>
+            <w:tcW w:w="1134" w:type="dxa"/>
+            <w:vAlign w:val="center"/>
+            <w:hideMark/>
+          </w:tcPr>
+          <w:p>
+            <w:pPr>
+              <w:jc w:val="center"/>
+              <w:rPr>
+                <w:sz w:val="16"/>
+                <w:szCs w:val="16"/>
+              </w:rPr>
+            </w:pPr>
+            <w:r>
+              <w:rPr>
+                <w:rFonts w:ascii="Times New Roman" w:eastAsia="Times New Roman" w:hAnsi="Times New Roman" w:cs="Times New Roman"/>
+                <w:sz w:val="16"/>
+                <w:szCs w:val="16"/>
+                <w:lang w:eastAsia="es-EC"/>
+              </w:rPr>
+              <w:t>100%</w:t>
+            </w:r>
+          </w:p>
+        </w:tc>
+        <w:tc>
+          <w:tcPr>
+            <w:tcW w:w="1276" w:type="dxa"/>
+            <w:shd w:val="clear" w:color="auto" w:fill="EAF1DD" w:themeFill="accent3" w:themeFillTint="33"/>
+            <w:vAlign w:val="center"/>
+            <w:hideMark/>
+          </w:tcPr>
+          <w:p>
+            <w:pPr>
+              <w:jc w:val="center"/>
+              <w:rPr>
+                <w:sz w:val="16"/>
+                <w:szCs w:val="16"/>
+              </w:rPr>
+            </w:pPr>
+            <w:r>
+              <w:rPr>
+                <w:rFonts w:ascii="Times New Roman" w:eastAsia="Times New Roman" w:hAnsi="Times New Roman" w:cs="Times New Roman"/>
+                <w:sz w:val="16"/>
+                <w:szCs w:val="16"/>
+                <w:lang w:eastAsia="es-EC"/>
+              </w:rPr>
+              <w:t>Completado</w:t>
+            </w:r>
+          </w:p>
+        </w:tc>
+        <w:tc>
+          <w:tcPr>
+            <w:tcW w:w="1134" w:type="dxa"/>
+            <w:vAlign w:val="center"/>
+            <w:hideMark/>
+          </w:tcPr>
+          <w:p>
+            <w:pPr>
+              <w:jc w:val="center"/>
+              <w:rPr>
+                <w:sz w:val="16"/>
+                <w:szCs w:val="16"/>
+              </w:rPr>
+            </w:pPr>
+            <w:r>
+              <w:rPr>
+                <w:rFonts w:ascii="Times New Roman" w:eastAsia="Times New Roman" w:hAnsi="Times New Roman" w:cs="Times New Roman"/>
+                <w:sz w:val="16"/>
+                <w:szCs w:val="16"/>
+                <w:lang w:eastAsia="es-EC"/>
+              </w:rPr>
+              <w:t>Sin desvío</w:t>
             </w:r>
           </w:p>
         </w:tc>
       </w:tr>
       <w:tr>
-        <w:tc>
-          <w:tcPr>
-            <w:tcW w:w="941" w:type="dxa"/>
-            <w:shd w:val="clear" w:color="auto" w:fill="D9E1F2"/>
-          </w:tcPr>
-          <w:p>
-            <w:r>
-              <w:rPr>
-                <w:rFonts w:ascii="Calibri" w:hAnsi="Calibri"/>
-                <w:b/>
-                <w:color w:val="000000"/>
-                <w:sz w:val="18"/>
-              </w:rPr>
-              <w:t>HU-26</w:t>
-            </w:r>
-          </w:p>
-        </w:tc>
-        <w:tc>
-          <w:tcPr>
-            <w:tcW w:w="941" w:type="dxa"/>
-            <w:shd w:val="clear" w:color="auto" w:fill="D9E1F2"/>
-          </w:tcPr>
-          <w:p>
-            <w:r>
-              <w:rPr>
-                <w:rFonts w:ascii="Calibri" w:hAnsi="Calibri"/>
-                <w:b/>
-                <w:color w:val="000000"/>
-                <w:sz w:val="18"/>
-              </w:rPr>
-              <w:t>HU</w:t>
-            </w:r>
-          </w:p>
-        </w:tc>
-        <w:tc>
-          <w:tcPr>
-            <w:tcW w:w="941" w:type="dxa"/>
-            <w:shd w:val="clear" w:color="auto" w:fill="D9E1F2"/>
-          </w:tcPr>
-          <w:p>
-            <w:r>
-              <w:rPr>
-                <w:rFonts w:ascii="Calibri" w:hAnsi="Calibri"/>
-                <w:b/>
-                <w:color w:val="000000"/>
-                <w:sz w:val="18"/>
-              </w:rPr>
-              <w:t>Aprobación y Rechazo con Notificación de Decisión</w:t>
-            </w:r>
-          </w:p>
-        </w:tc>
-        <w:tc>
-          <w:tcPr>
-            <w:tcW w:w="941" w:type="dxa"/>
-            <w:shd w:val="clear" w:color="auto" w:fill="D9E1F2"/>
-          </w:tcPr>
-          <w:p>
-            <w:r>
-              <w:rPr>
-                <w:rFonts w:ascii="Calibri" w:hAnsi="Calibri"/>
-                <w:b/>
-                <w:color w:val="000000"/>
-                <w:sz w:val="18"/>
-              </w:rPr>
-              <w:t>Alta</w:t>
-            </w:r>
-          </w:p>
-        </w:tc>
-        <w:tc>
-          <w:tcPr>
-            <w:tcW w:w="941" w:type="dxa"/>
-            <w:shd w:val="clear" w:color="auto" w:fill="D9E1F2"/>
+        <w:trPr>
+          <w:trHeight w:val="677"/>
+        </w:trPr>
+        <w:tc>
+          <w:tcPr>
+            <w:tcW w:w="534" w:type="dxa"/>
+            <w:shd w:val="clear" w:color="auto" w:fill="C6D9F1" w:themeFill="text2" w:themeFillTint="33"/>
+            <w:vAlign w:val="center"/>
+            <w:hideMark/>
           </w:tcPr>
           <w:p>
             <w:pPr>
               <w:jc w:val="center"/>
+              <w:rPr>
+                <w:sz w:val="16"/>
+                <w:szCs w:val="16"/>
+              </w:rPr>
             </w:pPr>
             <w:r>
               <w:rPr>
-                <w:rFonts w:ascii="Calibri" w:hAnsi="Calibri"/>
-                <w:b/>
-                <w:color w:val="000000"/>
-                <w:sz w:val="18"/>
-              </w:rPr>
-              <w:t>10</w:t>
-            </w:r>
-          </w:p>
-        </w:tc>
-        <w:tc>
-          <w:tcPr>
-            <w:tcW w:w="941" w:type="dxa"/>
-            <w:shd w:val="clear" w:color="auto" w:fill="D9E1F2"/>
+                <w:rFonts w:ascii="Times New Roman" w:eastAsia="Times New Roman" w:hAnsi="Times New Roman" w:cs="Times New Roman"/>
+                <w:sz w:val="16"/>
+                <w:szCs w:val="16"/>
+                <w:lang w:eastAsia="es-EC"/>
+              </w:rPr>
+              <w:t>HU-29</w:t>
+            </w:r>
+          </w:p>
+        </w:tc>
+        <w:tc>
+          <w:tcPr>
+            <w:tcW w:w="1275" w:type="dxa"/>
+            <w:gridSpan w:val="2"/>
+            <w:vAlign w:val="center"/>
+            <w:hideMark/>
           </w:tcPr>
           <w:p>
             <w:pPr>
               <w:jc w:val="center"/>
+              <w:rPr>
+                <w:sz w:val="16"/>
+                <w:szCs w:val="16"/>
+              </w:rPr>
             </w:pPr>
             <w:r>
               <w:rPr>
-                <w:rFonts w:ascii="Calibri" w:hAnsi="Calibri"/>
-                <w:b/>
-                <w:color w:val="000000"/>
-                <w:sz w:val="18"/>
-              </w:rPr>
-              <w:t>10</w:t>
-            </w:r>
-          </w:p>
-        </w:tc>
-        <w:tc>
-          <w:tcPr>
-            <w:tcW w:w="941" w:type="dxa"/>
-            <w:shd w:val="clear" w:color="auto" w:fill="D9E1F2"/>
+                <w:rFonts w:ascii="Times New Roman" w:eastAsia="Times New Roman" w:hAnsi="Times New Roman" w:cs="Times New Roman"/>
+                <w:sz w:val="16"/>
+                <w:szCs w:val="16"/>
+                <w:lang w:eastAsia="es-EC"/>
+              </w:rPr>
+              <w:t>Trazabilidad E2E y Auditoría Completa del Ciclo</w:t>
+            </w:r>
+          </w:p>
+        </w:tc>
+        <w:tc>
+          <w:tcPr>
+            <w:tcW w:w="709" w:type="dxa"/>
+            <w:shd w:val="clear" w:color="auto" w:fill="C6D9F1" w:themeFill="text2" w:themeFillTint="33"/>
+            <w:vAlign w:val="center"/>
+            <w:hideMark/>
           </w:tcPr>
           <w:p>
             <w:pPr>
               <w:jc w:val="center"/>
+              <w:rPr>
+                <w:sz w:val="16"/>
+                <w:szCs w:val="16"/>
+              </w:rPr>
             </w:pPr>
             <w:r>
               <w:rPr>
-                <w:rFonts w:ascii="Calibri" w:hAnsi="Calibri"/>
-                <w:b/>
-                <w:color w:val="000000"/>
-                <w:sz w:val="18"/>
-              </w:rPr>
-              <w:t>0</w:t>
-            </w:r>
-          </w:p>
-        </w:tc>
-        <w:tc>
-          <w:tcPr>
-            <w:tcW w:w="941" w:type="dxa"/>
-            <w:shd w:val="clear" w:color="auto" w:fill="D9E1F2"/>
+                <w:rFonts w:ascii="Times New Roman" w:eastAsia="Times New Roman" w:hAnsi="Times New Roman" w:cs="Times New Roman"/>
+                <w:sz w:val="16"/>
+                <w:szCs w:val="16"/>
+                <w:lang w:eastAsia="es-EC"/>
+              </w:rPr>
+              <w:t>HU</w:t>
+            </w:r>
+          </w:p>
+        </w:tc>
+        <w:tc>
+          <w:tcPr>
+            <w:tcW w:w="1276" w:type="dxa"/>
+            <w:vAlign w:val="center"/>
+            <w:hideMark/>
           </w:tcPr>
           <w:p>
             <w:pPr>
               <w:jc w:val="center"/>
+              <w:rPr>
+                <w:sz w:val="16"/>
+                <w:szCs w:val="16"/>
+              </w:rPr>
             </w:pPr>
             <w:r>
               <w:rPr>
-                <w:rFonts w:ascii="Calibri" w:hAnsi="Calibri"/>
-                <w:b/>
-                <w:color w:val="000000"/>
-                <w:sz w:val="18"/>
-              </w:rPr>
-              <w:t>100%</w:t>
-            </w:r>
-          </w:p>
-        </w:tc>
-        <w:tc>
-          <w:tcPr>
-            <w:tcW w:w="941" w:type="dxa"/>
-            <w:shd w:val="clear" w:color="auto" w:fill="D9E1F2"/>
+                <w:rFonts w:ascii="Times New Roman" w:eastAsia="Times New Roman" w:hAnsi="Times New Roman" w:cs="Times New Roman"/>
+                <w:sz w:val="16"/>
+                <w:szCs w:val="16"/>
+                <w:lang w:eastAsia="es-EC"/>
+              </w:rPr>
+              <w:t>Auditoría / Trazabilidad</w:t>
+            </w:r>
+          </w:p>
+        </w:tc>
+        <w:tc>
+          <w:tcPr>
+            <w:tcW w:w="567" w:type="dxa"/>
+            <w:shd w:val="clear" w:color="auto" w:fill="C6D9F1" w:themeFill="text2" w:themeFillTint="33"/>
+            <w:vAlign w:val="center"/>
+            <w:hideMark/>
           </w:tcPr>
           <w:p>
             <w:pPr>
               <w:jc w:val="center"/>
+              <w:rPr>
+                <w:sz w:val="16"/>
+                <w:szCs w:val="16"/>
+              </w:rPr>
             </w:pPr>
             <w:r>
               <w:rPr>
-                <w:rFonts w:ascii="Calibri" w:hAnsi="Calibri"/>
-                <w:b/>
-                <w:color w:val="000000"/>
-                <w:sz w:val="18"/>
-              </w:rPr>
-              <w:t>25/05</w:t>
-            </w:r>
-          </w:p>
-        </w:tc>
-        <w:tc>
-          <w:tcPr>
-            <w:tcW w:w="941" w:type="dxa"/>
-            <w:shd w:val="clear" w:color="auto" w:fill="D9E1F2"/>
+                <w:rFonts w:ascii="Times New Roman" w:eastAsia="Times New Roman" w:hAnsi="Times New Roman" w:cs="Times New Roman"/>
+                <w:sz w:val="16"/>
+                <w:szCs w:val="16"/>
+                <w:lang w:eastAsia="es-EC"/>
+              </w:rPr>
+              <w:t>8</w:t>
+            </w:r>
+          </w:p>
+        </w:tc>
+        <w:tc>
+          <w:tcPr>
+            <w:tcW w:w="567" w:type="dxa"/>
+            <w:vAlign w:val="center"/>
+            <w:hideMark/>
           </w:tcPr>
           <w:p>
             <w:pPr>
               <w:jc w:val="center"/>
+              <w:rPr>
+                <w:sz w:val="16"/>
+                <w:szCs w:val="16"/>
+              </w:rPr>
             </w:pPr>
             <w:r>
               <w:rPr>
-                <w:rFonts w:ascii="Calibri" w:hAnsi="Calibri"/>
-                <w:b/>
-                <w:color w:val="000000"/>
-                <w:sz w:val="18"/>
-              </w:rPr>
-              <w:t>26/05</w:t>
+                <w:rFonts w:ascii="Times New Roman" w:eastAsia="Times New Roman" w:hAnsi="Times New Roman" w:cs="Times New Roman"/>
+                <w:sz w:val="16"/>
+                <w:szCs w:val="16"/>
+                <w:lang w:eastAsia="es-EC"/>
+              </w:rPr>
+              <w:t>8</w:t>
+            </w:r>
+          </w:p>
+        </w:tc>
+        <w:tc>
+          <w:tcPr>
+            <w:tcW w:w="992" w:type="dxa"/>
+            <w:shd w:val="clear" w:color="auto" w:fill="C6D9F1" w:themeFill="text2" w:themeFillTint="33"/>
+            <w:vAlign w:val="center"/>
+            <w:hideMark/>
+          </w:tcPr>
+          <w:p>
+            <w:pPr>
+              <w:jc w:val="center"/>
+              <w:rPr>
+                <w:sz w:val="16"/>
+                <w:szCs w:val="16"/>
+              </w:rPr>
+            </w:pPr>
+            <w:r>
+              <w:rPr>
+                <w:rFonts w:ascii="Times New Roman" w:eastAsia="Times New Roman" w:hAnsi="Times New Roman" w:cs="Times New Roman"/>
+                <w:sz w:val="16"/>
+                <w:szCs w:val="16"/>
+                <w:lang w:eastAsia="es-EC"/>
+              </w:rPr>
+              <w:t>0</w:t>
+            </w:r>
+          </w:p>
+        </w:tc>
+        <w:tc>
+          <w:tcPr>
+            <w:tcW w:w="1134" w:type="dxa"/>
+            <w:vAlign w:val="center"/>
+            <w:hideMark/>
+          </w:tcPr>
+          <w:p>
+            <w:pPr>
+              <w:jc w:val="center"/>
+              <w:rPr>
+                <w:sz w:val="16"/>
+                <w:szCs w:val="16"/>
+              </w:rPr>
+            </w:pPr>
+            <w:r>
+              <w:rPr>
+                <w:rFonts w:ascii="Times New Roman" w:eastAsia="Times New Roman" w:hAnsi="Times New Roman" w:cs="Times New Roman"/>
+                <w:sz w:val="16"/>
+                <w:szCs w:val="16"/>
+                <w:lang w:eastAsia="es-EC"/>
+              </w:rPr>
+              <w:t>100%</w:t>
+            </w:r>
+          </w:p>
+        </w:tc>
+        <w:tc>
+          <w:tcPr>
+            <w:tcW w:w="1276" w:type="dxa"/>
+            <w:shd w:val="clear" w:color="auto" w:fill="EAF1DD" w:themeFill="accent3" w:themeFillTint="33"/>
+            <w:vAlign w:val="center"/>
+            <w:hideMark/>
+          </w:tcPr>
+          <w:p>
+            <w:pPr>
+              <w:jc w:val="center"/>
+              <w:rPr>
+                <w:sz w:val="16"/>
+                <w:szCs w:val="16"/>
+              </w:rPr>
+            </w:pPr>
+            <w:r>
+              <w:rPr>
+                <w:rFonts w:ascii="Times New Roman" w:eastAsia="Times New Roman" w:hAnsi="Times New Roman" w:cs="Times New Roman"/>
+                <w:sz w:val="16"/>
+                <w:szCs w:val="16"/>
+                <w:lang w:eastAsia="es-EC"/>
+              </w:rPr>
+              <w:t>Completado</w:t>
+            </w:r>
+          </w:p>
+        </w:tc>
+        <w:tc>
+          <w:tcPr>
+            <w:tcW w:w="1134" w:type="dxa"/>
+            <w:vAlign w:val="center"/>
+            <w:hideMark/>
+          </w:tcPr>
+          <w:p>
+            <w:pPr>
+              <w:jc w:val="center"/>
+              <w:rPr>
+                <w:sz w:val="16"/>
+                <w:szCs w:val="16"/>
+              </w:rPr>
+            </w:pPr>
+            <w:r>
+              <w:rPr>
+                <w:rFonts w:ascii="Times New Roman" w:eastAsia="Times New Roman" w:hAnsi="Times New Roman" w:cs="Times New Roman"/>
+                <w:sz w:val="16"/>
+                <w:szCs w:val="16"/>
+                <w:lang w:eastAsia="es-EC"/>
+              </w:rPr>
+              <w:t>Sin desvío</w:t>
             </w:r>
           </w:p>
         </w:tc>
       </w:tr>
       <w:tr>
-        <w:tc>
-          <w:tcPr>
-            <w:tcW w:w="941" w:type="dxa"/>
-            <w:shd w:val="clear" w:color="auto" w:fill="F2F2F2"/>
-          </w:tcPr>
-          <w:p>
-            <w:r>
-              <w:rPr>
-                <w:rFonts w:ascii="Calibri" w:hAnsi="Calibri"/>
-                <w:color w:val="000000"/>
-                <w:sz w:val="18"/>
-              </w:rPr>
-              <w:t>T26.1</w:t>
-            </w:r>
-          </w:p>
-        </w:tc>
-        <w:tc>
-          <w:tcPr>
-            <w:tcW w:w="941" w:type="dxa"/>
-            <w:shd w:val="clear" w:color="auto" w:fill="F2F2F2"/>
-          </w:tcPr>
-          <w:p>
-            <w:r>
-              <w:rPr>
-                <w:rFonts w:ascii="Calibri" w:hAnsi="Calibri"/>
-                <w:color w:val="000000"/>
-                <w:sz w:val="18"/>
-              </w:rPr>
-              <w:t>Tarea</w:t>
-            </w:r>
-          </w:p>
-        </w:tc>
-        <w:tc>
-          <w:tcPr>
-            <w:tcW w:w="941" w:type="dxa"/>
-            <w:shd w:val="clear" w:color="auto" w:fill="F2F2F2"/>
-          </w:tcPr>
-          <w:p>
-            <w:r>
-              <w:rPr>
-                <w:rFonts w:ascii="Calibri" w:hAnsi="Calibri"/>
-                <w:color w:val="000000"/>
-                <w:sz w:val="18"/>
-              </w:rPr>
-              <w:t>PUT .../aprobar con RBAC Presidente/Admin + auditoría</w:t>
-            </w:r>
-          </w:p>
-        </w:tc>
-        <w:tc>
-          <w:tcPr>
-            <w:tcW w:w="941" w:type="dxa"/>
-            <w:shd w:val="clear" w:color="auto" w:fill="F2F2F2"/>
-          </w:tcPr>
-          <w:p/>
-        </w:tc>
-        <w:tc>
-          <w:tcPr>
-            <w:tcW w:w="941" w:type="dxa"/>
-            <w:shd w:val="clear" w:color="auto" w:fill="F2F2F2"/>
+        <w:trPr>
+          <w:trHeight w:val="677"/>
+        </w:trPr>
+        <w:tc>
+          <w:tcPr>
+            <w:tcW w:w="534" w:type="dxa"/>
+            <w:shd w:val="clear" w:color="auto" w:fill="C6D9F1" w:themeFill="text2" w:themeFillTint="33"/>
+            <w:vAlign w:val="center"/>
           </w:tcPr>
           <w:p>
             <w:pPr>
               <w:jc w:val="center"/>
+              <w:rPr>
+                <w:sz w:val="16"/>
+                <w:szCs w:val="16"/>
+              </w:rPr>
             </w:pPr>
             <w:r>
               <w:rPr>
-                <w:rFonts w:ascii="Calibri" w:hAnsi="Calibri"/>
-                <w:color w:val="000000"/>
-                <w:sz w:val="18"/>
-              </w:rPr>
-              <w:t>3</w:t>
-            </w:r>
-          </w:p>
-        </w:tc>
-        <w:tc>
-          <w:tcPr>
-            <w:tcW w:w="941" w:type="dxa"/>
-            <w:shd w:val="clear" w:color="auto" w:fill="F2F2F2"/>
+                <w:rFonts w:ascii="Times New Roman" w:eastAsia="Times New Roman" w:hAnsi="Times New Roman" w:cs="Times New Roman"/>
+                <w:sz w:val="16"/>
+                <w:szCs w:val="16"/>
+                <w:lang w:eastAsia="es-EC"/>
+              </w:rPr>
+              <w:t>HT-01</w:t>
+            </w:r>
+          </w:p>
+        </w:tc>
+        <w:tc>
+          <w:tcPr>
+            <w:tcW w:w="1275" w:type="dxa"/>
+            <w:gridSpan w:val="2"/>
+            <w:vAlign w:val="center"/>
           </w:tcPr>
           <w:p>
             <w:pPr>
               <w:jc w:val="center"/>
+              <w:rPr>
+                <w:sz w:val="16"/>
+                <w:szCs w:val="16"/>
+              </w:rPr>
             </w:pPr>
             <w:r>
               <w:rPr>
-                <w:rFonts w:ascii="Calibri" w:hAnsi="Calibri"/>
-                <w:color w:val="000000"/>
-                <w:sz w:val="18"/>
-              </w:rPr>
-              <w:t>3</w:t>
-            </w:r>
-          </w:p>
-        </w:tc>
-        <w:tc>
-          <w:tcPr>
-            <w:tcW w:w="941" w:type="dxa"/>
-            <w:shd w:val="clear" w:color="auto" w:fill="F2F2F2"/>
+                <w:rFonts w:ascii="Times New Roman" w:eastAsia="Times New Roman" w:hAnsi="Times New Roman" w:cs="Times New Roman"/>
+                <w:sz w:val="16"/>
+                <w:szCs w:val="16"/>
+                <w:lang w:eastAsia="es-EC"/>
+              </w:rPr>
+              <w:t>Verificación RBAC Cruzada Sprint 07 (OC, Bandeja, Notif.)</w:t>
+            </w:r>
+          </w:p>
+        </w:tc>
+        <w:tc>
+          <w:tcPr>
+            <w:tcW w:w="709" w:type="dxa"/>
+            <w:shd w:val="clear" w:color="auto" w:fill="C6D9F1" w:themeFill="text2" w:themeFillTint="33"/>
+            <w:vAlign w:val="center"/>
           </w:tcPr>
           <w:p>
             <w:pPr>
               <w:jc w:val="center"/>
+              <w:rPr>
+                <w:sz w:val="16"/>
+                <w:szCs w:val="16"/>
+              </w:rPr>
             </w:pPr>
             <w:r>
               <w:rPr>
-                <w:rFonts w:ascii="Calibri" w:hAnsi="Calibri"/>
-                <w:color w:val="000000"/>
-                <w:sz w:val="18"/>
-              </w:rPr>
-              <w:t>0</w:t>
-            </w:r>
-          </w:p>
-        </w:tc>
-        <w:tc>
-          <w:tcPr>
-            <w:tcW w:w="941" w:type="dxa"/>
-            <w:shd w:val="clear" w:color="auto" w:fill="F2F2F2"/>
+                <w:rFonts w:ascii="Times New Roman" w:eastAsia="Times New Roman" w:hAnsi="Times New Roman" w:cs="Times New Roman"/>
+                <w:sz w:val="16"/>
+                <w:szCs w:val="16"/>
+                <w:lang w:eastAsia="es-EC"/>
+              </w:rPr>
+              <w:t>HT</w:t>
+            </w:r>
+          </w:p>
+        </w:tc>
+        <w:tc>
+          <w:tcPr>
+            <w:tcW w:w="1276" w:type="dxa"/>
+            <w:vAlign w:val="center"/>
           </w:tcPr>
           <w:p>
             <w:pPr>
               <w:jc w:val="center"/>
+              <w:rPr>
+                <w:sz w:val="16"/>
+                <w:szCs w:val="16"/>
+              </w:rPr>
             </w:pPr>
             <w:r>
               <w:rPr>
-                <w:rFonts w:ascii="Calibri" w:hAnsi="Calibri"/>
-                <w:color w:val="000000"/>
-                <w:sz w:val="18"/>
-              </w:rPr>
-              <w:t>100%</w:t>
-            </w:r>
-          </w:p>
-        </w:tc>
-        <w:tc>
-          <w:tcPr>
-            <w:tcW w:w="941" w:type="dxa"/>
-            <w:shd w:val="clear" w:color="auto" w:fill="F2F2F2"/>
+                <w:rFonts w:ascii="Times New Roman" w:eastAsia="Times New Roman" w:hAnsi="Times New Roman" w:cs="Times New Roman"/>
+                <w:sz w:val="16"/>
+                <w:szCs w:val="16"/>
+                <w:lang w:eastAsia="es-EC"/>
+              </w:rPr>
+              <w:t>Seguridad / RBAC</w:t>
+            </w:r>
+          </w:p>
+        </w:tc>
+        <w:tc>
+          <w:tcPr>
+            <w:tcW w:w="567" w:type="dxa"/>
+            <w:shd w:val="clear" w:color="auto" w:fill="C6D9F1" w:themeFill="text2" w:themeFillTint="33"/>
+            <w:vAlign w:val="center"/>
           </w:tcPr>
           <w:p>
             <w:pPr>
               <w:jc w:val="center"/>
+              <w:rPr>
+                <w:sz w:val="16"/>
+                <w:szCs w:val="16"/>
+              </w:rPr>
             </w:pPr>
             <w:r>
               <w:rPr>
-                <w:rFonts w:ascii="Calibri" w:hAnsi="Calibri"/>
-                <w:color w:val="000000"/>
-                <w:sz w:val="18"/>
-              </w:rPr>
-              <w:t>25/05</w:t>
-            </w:r>
-          </w:p>
-        </w:tc>
-        <w:tc>
-          <w:tcPr>
-            <w:tcW w:w="941" w:type="dxa"/>
-            <w:shd w:val="clear" w:color="auto" w:fill="F2F2F2"/>
+                <w:rFonts w:ascii="Times New Roman" w:eastAsia="Times New Roman" w:hAnsi="Times New Roman" w:cs="Times New Roman"/>
+                <w:sz w:val="16"/>
+                <w:szCs w:val="16"/>
+                <w:lang w:eastAsia="es-EC"/>
+              </w:rPr>
+              <w:t>5</w:t>
+            </w:r>
+          </w:p>
+        </w:tc>
+        <w:tc>
+          <w:tcPr>
+            <w:tcW w:w="567" w:type="dxa"/>
+            <w:vAlign w:val="center"/>
           </w:tcPr>
           <w:p>
             <w:pPr>
               <w:jc w:val="center"/>
+              <w:rPr>
+                <w:sz w:val="16"/>
+                <w:szCs w:val="16"/>
+              </w:rPr>
             </w:pPr>
             <w:r>
               <w:rPr>
-                <w:rFonts w:ascii="Calibri" w:hAnsi="Calibri"/>
-                <w:color w:val="000000"/>
-                <w:sz w:val="18"/>
-              </w:rPr>
-              <w:t>25/05</w:t>
+                <w:rFonts w:ascii="Times New Roman" w:eastAsia="Times New Roman" w:hAnsi="Times New Roman" w:cs="Times New Roman"/>
+                <w:sz w:val="16"/>
+                <w:szCs w:val="16"/>
+                <w:lang w:eastAsia="es-EC"/>
+              </w:rPr>
+              <w:t>5</w:t>
+            </w:r>
+          </w:p>
+        </w:tc>
+        <w:tc>
+          <w:tcPr>
+            <w:tcW w:w="992" w:type="dxa"/>
+            <w:shd w:val="clear" w:color="auto" w:fill="C6D9F1" w:themeFill="text2" w:themeFillTint="33"/>
+            <w:vAlign w:val="center"/>
+          </w:tcPr>
+          <w:p>
+            <w:pPr>
+              <w:jc w:val="center"/>
+              <w:rPr>
+                <w:sz w:val="16"/>
+                <w:szCs w:val="16"/>
+              </w:rPr>
+            </w:pPr>
+            <w:r>
+              <w:rPr>
+                <w:rFonts w:ascii="Times New Roman" w:eastAsia="Times New Roman" w:hAnsi="Times New Roman" w:cs="Times New Roman"/>
+                <w:sz w:val="16"/>
+                <w:szCs w:val="16"/>
+                <w:lang w:eastAsia="es-EC"/>
+              </w:rPr>
+              <w:t>0</w:t>
+            </w:r>
+          </w:p>
+        </w:tc>
+        <w:tc>
+          <w:tcPr>
+            <w:tcW w:w="1134" w:type="dxa"/>
+            <w:vAlign w:val="center"/>
+          </w:tcPr>
+          <w:p>
+            <w:pPr>
+              <w:jc w:val="center"/>
+              <w:rPr>
+                <w:sz w:val="16"/>
+                <w:szCs w:val="16"/>
+              </w:rPr>
+            </w:pPr>
+            <w:r>
+              <w:rPr>
+                <w:rFonts w:ascii="Times New Roman" w:eastAsia="Times New Roman" w:hAnsi="Times New Roman" w:cs="Times New Roman"/>
+                <w:sz w:val="16"/>
+                <w:szCs w:val="16"/>
+                <w:lang w:eastAsia="es-EC"/>
+              </w:rPr>
+              <w:t>100%</w:t>
+            </w:r>
+          </w:p>
+        </w:tc>
+        <w:tc>
+          <w:tcPr>
+            <w:tcW w:w="1276" w:type="dxa"/>
+            <w:shd w:val="clear" w:color="auto" w:fill="EAF1DD" w:themeFill="accent3" w:themeFillTint="33"/>
+            <w:vAlign w:val="center"/>
+          </w:tcPr>
+          <w:p>
+            <w:pPr>
+              <w:jc w:val="center"/>
+              <w:rPr>
+                <w:sz w:val="16"/>
+                <w:szCs w:val="16"/>
+              </w:rPr>
+            </w:pPr>
+            <w:r>
+              <w:rPr>
+                <w:rFonts w:ascii="Times New Roman" w:eastAsia="Times New Roman" w:hAnsi="Times New Roman" w:cs="Times New Roman"/>
+                <w:sz w:val="16"/>
+                <w:szCs w:val="16"/>
+                <w:lang w:eastAsia="es-EC"/>
+              </w:rPr>
+              <w:t>Completado</w:t>
+            </w:r>
+          </w:p>
+        </w:tc>
+        <w:tc>
+          <w:tcPr>
+            <w:tcW w:w="1134" w:type="dxa"/>
+            <w:vAlign w:val="center"/>
+          </w:tcPr>
+          <w:p>
+            <w:pPr>
+              <w:jc w:val="center"/>
+              <w:rPr>
+                <w:sz w:val="16"/>
+                <w:szCs w:val="16"/>
+              </w:rPr>
+            </w:pPr>
+            <w:r>
+              <w:rPr>
+                <w:rFonts w:ascii="Times New Roman" w:eastAsia="Times New Roman" w:hAnsi="Times New Roman" w:cs="Times New Roman"/>
+                <w:sz w:val="16"/>
+                <w:szCs w:val="16"/>
+                <w:lang w:eastAsia="es-EC"/>
+              </w:rPr>
+              <w:t>Sin desvío</w:t>
             </w:r>
           </w:p>
         </w:tc>
@@ -1984,3301 +2579,278 @@
       <w:tr>
         <w:tc>
           <w:tcPr>
-            <w:tcW w:w="941" w:type="dxa"/>
-            <w:shd w:val="clear" w:color="auto" w:fill="FFFFFF"/>
-          </w:tcPr>
-          <w:p>
-            <w:r>
-              <w:rPr>
-                <w:rFonts w:ascii="Calibri" w:hAnsi="Calibri"/>
-                <w:color w:val="000000"/>
-                <w:sz w:val="18"/>
-              </w:rPr>
-              <w:t>T26.2</w:t>
-            </w:r>
-          </w:p>
-        </w:tc>
-        <w:tc>
-          <w:tcPr>
-            <w:tcW w:w="941" w:type="dxa"/>
-            <w:shd w:val="clear" w:color="auto" w:fill="FFFFFF"/>
-          </w:tcPr>
-          <w:p>
-            <w:r>
-              <w:rPr>
-                <w:rFonts w:ascii="Calibri" w:hAnsi="Calibri"/>
-                <w:color w:val="000000"/>
-                <w:sz w:val="18"/>
-              </w:rPr>
-              <w:t>Tarea</w:t>
-            </w:r>
-          </w:p>
-        </w:tc>
-        <w:tc>
-          <w:tcPr>
-            <w:tcW w:w="941" w:type="dxa"/>
-            <w:shd w:val="clear" w:color="auto" w:fill="FFFFFF"/>
-          </w:tcPr>
-          <w:p>
-            <w:r>
-              <w:rPr>
-                <w:rFonts w:ascii="Calibri" w:hAnsi="Calibri"/>
-                <w:color w:val="000000"/>
-                <w:sz w:val="18"/>
-              </w:rPr>
-              <w:t xml:space="preserve">PUT .../rechazar con </w:t>
-            </w:r>
-            <w:r>
-              <w:rPr>
-                <w:rFonts w:ascii="Calibri" w:hAnsi="Calibri"/>
-                <w:color w:val="000000"/>
-                <w:sz w:val="18"/>
-              </w:rPr>
-              <w:lastRenderedPageBreak/>
-              <w:t>comentarioRechazo obligatorio</w:t>
-            </w:r>
-          </w:p>
-        </w:tc>
-        <w:tc>
-          <w:tcPr>
-            <w:tcW w:w="941" w:type="dxa"/>
-            <w:shd w:val="clear" w:color="auto" w:fill="FFFFFF"/>
-          </w:tcPr>
-          <w:p/>
-        </w:tc>
-        <w:tc>
-          <w:tcPr>
-            <w:tcW w:w="941" w:type="dxa"/>
-            <w:shd w:val="clear" w:color="auto" w:fill="FFFFFF"/>
+            <w:tcW w:w="1101" w:type="dxa"/>
+            <w:gridSpan w:val="2"/>
+            <w:shd w:val="clear" w:color="auto" w:fill="17365D" w:themeFill="text2" w:themeFillShade="BF"/>
+            <w:vAlign w:val="center"/>
+            <w:hideMark/>
           </w:tcPr>
           <w:p>
             <w:pPr>
               <w:jc w:val="center"/>
+              <w:rPr>
+                <w:sz w:val="16"/>
+                <w:szCs w:val="16"/>
+              </w:rPr>
             </w:pPr>
             <w:r>
               <w:rPr>
-                <w:rFonts w:ascii="Calibri" w:hAnsi="Calibri"/>
-                <w:color w:val="000000"/>
-                <w:sz w:val="18"/>
-              </w:rPr>
-              <w:t>3</w:t>
-            </w:r>
-          </w:p>
-        </w:tc>
-        <w:tc>
-          <w:tcPr>
-            <w:tcW w:w="941" w:type="dxa"/>
-            <w:shd w:val="clear" w:color="auto" w:fill="FFFFFF"/>
+                <w:sz w:val="16"/>
+                <w:szCs w:val="16"/>
+              </w:rPr>
+              <w:t>TOTALES</w:t>
+            </w:r>
+          </w:p>
+        </w:tc>
+        <w:tc>
+          <w:tcPr>
+            <w:tcW w:w="708" w:type="dxa"/>
+            <w:shd w:val="clear" w:color="auto" w:fill="17365D" w:themeFill="text2" w:themeFillShade="BF"/>
+            <w:vAlign w:val="center"/>
+            <w:hideMark/>
           </w:tcPr>
           <w:p>
             <w:pPr>
               <w:jc w:val="center"/>
+              <w:rPr>
+                <w:sz w:val="16"/>
+                <w:szCs w:val="16"/>
+              </w:rPr>
             </w:pPr>
             <w:r>
               <w:rPr>
-                <w:rFonts w:ascii="Calibri" w:hAnsi="Calibri"/>
-                <w:color w:val="000000"/>
-                <w:sz w:val="18"/>
-              </w:rPr>
-              <w:t>3</w:t>
-            </w:r>
-          </w:p>
-        </w:tc>
-        <w:tc>
-          <w:tcPr>
-            <w:tcW w:w="941" w:type="dxa"/>
-            <w:shd w:val="clear" w:color="auto" w:fill="FFFFFF"/>
+                <w:sz w:val="16"/>
+                <w:szCs w:val="16"/>
+              </w:rPr>
+              <w:t xml:space="preserve"> </w:t>
+            </w:r>
+          </w:p>
+        </w:tc>
+        <w:tc>
+          <w:tcPr>
+            <w:tcW w:w="709" w:type="dxa"/>
+            <w:shd w:val="clear" w:color="auto" w:fill="17365D" w:themeFill="text2" w:themeFillShade="BF"/>
+            <w:vAlign w:val="center"/>
+            <w:hideMark/>
           </w:tcPr>
           <w:p>
             <w:pPr>
               <w:jc w:val="center"/>
+              <w:rPr>
+                <w:sz w:val="16"/>
+                <w:szCs w:val="16"/>
+              </w:rPr>
             </w:pPr>
             <w:r>
               <w:rPr>
-                <w:rFonts w:ascii="Calibri" w:hAnsi="Calibri"/>
-                <w:color w:val="000000"/>
-                <w:sz w:val="18"/>
-              </w:rPr>
-              <w:t>0</w:t>
-            </w:r>
-          </w:p>
-        </w:tc>
-        <w:tc>
-          <w:tcPr>
-            <w:tcW w:w="941" w:type="dxa"/>
-            <w:shd w:val="clear" w:color="auto" w:fill="FFFFFF"/>
+                <w:sz w:val="16"/>
+                <w:szCs w:val="16"/>
+              </w:rPr>
+              <w:t xml:space="preserve"> </w:t>
+            </w:r>
+          </w:p>
+        </w:tc>
+        <w:tc>
+          <w:tcPr>
+            <w:tcW w:w="1276" w:type="dxa"/>
+            <w:shd w:val="clear" w:color="auto" w:fill="17365D" w:themeFill="text2" w:themeFillShade="BF"/>
+            <w:vAlign w:val="center"/>
+            <w:hideMark/>
           </w:tcPr>
           <w:p>
             <w:pPr>
               <w:jc w:val="center"/>
+              <w:rPr>
+                <w:sz w:val="16"/>
+                <w:szCs w:val="16"/>
+              </w:rPr>
             </w:pPr>
             <w:r>
               <w:rPr>
-                <w:rFonts w:ascii="Calibri" w:hAnsi="Calibri"/>
-                <w:color w:val="000000"/>
-                <w:sz w:val="18"/>
-              </w:rPr>
-              <w:t>100%</w:t>
-            </w:r>
-          </w:p>
-        </w:tc>
-        <w:tc>
-          <w:tcPr>
-            <w:tcW w:w="941" w:type="dxa"/>
-            <w:shd w:val="clear" w:color="auto" w:fill="FFFFFF"/>
+                <w:sz w:val="16"/>
+                <w:szCs w:val="16"/>
+              </w:rPr>
+              <w:t xml:space="preserve"> </w:t>
+            </w:r>
+          </w:p>
+        </w:tc>
+        <w:tc>
+          <w:tcPr>
+            <w:tcW w:w="567" w:type="dxa"/>
+            <w:shd w:val="clear" w:color="auto" w:fill="C6D9F1" w:themeFill="text2" w:themeFillTint="33"/>
+            <w:vAlign w:val="center"/>
+            <w:hideMark/>
           </w:tcPr>
           <w:p>
             <w:pPr>
               <w:jc w:val="center"/>
+              <w:rPr>
+                <w:b/>
+                <w:bCs/>
+                <w:sz w:val="16"/>
+                <w:szCs w:val="16"/>
+              </w:rPr>
             </w:pPr>
             <w:r>
               <w:rPr>
-                <w:rFonts w:ascii="Calibri" w:hAnsi="Calibri"/>
-                <w:color w:val="000000"/>
-                <w:sz w:val="18"/>
-              </w:rPr>
-              <w:t>25/05</w:t>
-            </w:r>
-          </w:p>
-        </w:tc>
-        <w:tc>
-          <w:tcPr>
-            <w:tcW w:w="941" w:type="dxa"/>
-            <w:shd w:val="clear" w:color="auto" w:fill="FFFFFF"/>
+                <w:b/>
+                <w:bCs/>
+                <w:sz w:val="16"/>
+                <w:szCs w:val="16"/>
+              </w:rPr>
+              <w:t>4</w:t>
+            </w:r>
+            <w:r>
+              <w:rPr>
+                <w:b/>
+                <w:bCs/>
+                <w:sz w:val="16"/>
+                <w:szCs w:val="16"/>
+              </w:rPr>
+              <w:t>8</w:t>
+            </w:r>
+          </w:p>
+        </w:tc>
+        <w:tc>
+          <w:tcPr>
+            <w:tcW w:w="567" w:type="dxa"/>
+            <w:shd w:val="clear" w:color="auto" w:fill="C6D9F1" w:themeFill="text2" w:themeFillTint="33"/>
+            <w:vAlign w:val="center"/>
+            <w:hideMark/>
           </w:tcPr>
           <w:p>
             <w:pPr>
               <w:jc w:val="center"/>
+              <w:rPr>
+                <w:b/>
+                <w:bCs/>
+                <w:sz w:val="16"/>
+                <w:szCs w:val="16"/>
+              </w:rPr>
             </w:pPr>
             <w:r>
               <w:rPr>
-                <w:rFonts w:ascii="Calibri" w:hAnsi="Calibri"/>
-                <w:color w:val="000000"/>
-                <w:sz w:val="18"/>
-              </w:rPr>
-              <w:t>26/05</w:t>
-            </w:r>
-          </w:p>
-        </w:tc>
-      </w:tr>
-      <w:tr>
-        <w:tc>
-          <w:tcPr>
-            <w:tcW w:w="941" w:type="dxa"/>
-            <w:shd w:val="clear" w:color="auto" w:fill="F2F2F2"/>
-          </w:tcPr>
-          <w:p>
-            <w:r>
-              <w:rPr>
-                <w:rFonts w:ascii="Calibri" w:hAnsi="Calibri"/>
-                <w:color w:val="000000"/>
-                <w:sz w:val="18"/>
-              </w:rPr>
-              <w:t>T26.3</w:t>
-            </w:r>
-          </w:p>
-        </w:tc>
-        <w:tc>
-          <w:tcPr>
-            <w:tcW w:w="941" w:type="dxa"/>
-            <w:shd w:val="clear" w:color="auto" w:fill="F2F2F2"/>
-          </w:tcPr>
-          <w:p>
-            <w:r>
-              <w:rPr>
-                <w:rFonts w:ascii="Calibri" w:hAnsi="Calibri"/>
-                <w:color w:val="000000"/>
-                <w:sz w:val="18"/>
-              </w:rPr>
-              <w:t>Tarea</w:t>
-            </w:r>
-          </w:p>
-        </w:tc>
-        <w:tc>
-          <w:tcPr>
-            <w:tcW w:w="941" w:type="dxa"/>
-            <w:shd w:val="clear" w:color="auto" w:fill="F2F2F2"/>
-          </w:tcPr>
-          <w:p>
-            <w:r>
-              <w:rPr>
-                <w:rFonts w:ascii="Calibri" w:hAnsi="Calibri"/>
-                <w:color w:val="000000"/>
-                <w:sz w:val="18"/>
-              </w:rPr>
-              <w:t>emitirDecisionRequerimiento con evento 'requerimiento:decision'</w:t>
-            </w:r>
-          </w:p>
-        </w:tc>
-        <w:tc>
-          <w:tcPr>
-            <w:tcW w:w="941" w:type="dxa"/>
-            <w:shd w:val="clear" w:color="auto" w:fill="F2F2F2"/>
-          </w:tcPr>
-          <w:p/>
-        </w:tc>
-        <w:tc>
-          <w:tcPr>
-            <w:tcW w:w="941" w:type="dxa"/>
-            <w:shd w:val="clear" w:color="auto" w:fill="F2F2F2"/>
+                <w:b/>
+                <w:bCs/>
+                <w:sz w:val="16"/>
+                <w:szCs w:val="16"/>
+              </w:rPr>
+              <w:t>4</w:t>
+            </w:r>
+            <w:r>
+              <w:rPr>
+                <w:b/>
+                <w:bCs/>
+                <w:sz w:val="16"/>
+                <w:szCs w:val="16"/>
+              </w:rPr>
+              <w:t>8</w:t>
+            </w:r>
+          </w:p>
+        </w:tc>
+        <w:tc>
+          <w:tcPr>
+            <w:tcW w:w="992" w:type="dxa"/>
+            <w:shd w:val="clear" w:color="auto" w:fill="C6D9F1" w:themeFill="text2" w:themeFillTint="33"/>
+            <w:vAlign w:val="center"/>
+            <w:hideMark/>
           </w:tcPr>
           <w:p>
             <w:pPr>
               <w:jc w:val="center"/>
+              <w:rPr>
+                <w:b/>
+                <w:bCs/>
+                <w:sz w:val="16"/>
+                <w:szCs w:val="16"/>
+              </w:rPr>
             </w:pPr>
             <w:r>
               <w:rPr>
-                <w:rFonts w:ascii="Calibri" w:hAnsi="Calibri"/>
-                <w:color w:val="000000"/>
-                <w:sz w:val="18"/>
-              </w:rPr>
-              <w:t>2</w:t>
-            </w:r>
-          </w:p>
-        </w:tc>
-        <w:tc>
-          <w:tcPr>
-            <w:tcW w:w="941" w:type="dxa"/>
-            <w:shd w:val="clear" w:color="auto" w:fill="F2F2F2"/>
+                <w:b/>
+                <w:bCs/>
+                <w:sz w:val="16"/>
+                <w:szCs w:val="16"/>
+              </w:rPr>
+              <w:t>0</w:t>
+            </w:r>
+          </w:p>
+        </w:tc>
+        <w:tc>
+          <w:tcPr>
+            <w:tcW w:w="1134" w:type="dxa"/>
+            <w:shd w:val="clear" w:color="auto" w:fill="EAF1DD" w:themeFill="accent3" w:themeFillTint="33"/>
+            <w:vAlign w:val="center"/>
+            <w:hideMark/>
           </w:tcPr>
           <w:p>
             <w:pPr>
               <w:jc w:val="center"/>
+              <w:rPr>
+                <w:b/>
+                <w:bCs/>
+                <w:sz w:val="16"/>
+                <w:szCs w:val="16"/>
+              </w:rPr>
             </w:pPr>
             <w:r>
               <w:rPr>
-                <w:rFonts w:ascii="Calibri" w:hAnsi="Calibri"/>
-                <w:color w:val="000000"/>
-                <w:sz w:val="18"/>
-              </w:rPr>
-              <w:t>2</w:t>
-            </w:r>
-          </w:p>
-        </w:tc>
-        <w:tc>
-          <w:tcPr>
-            <w:tcW w:w="941" w:type="dxa"/>
-            <w:shd w:val="clear" w:color="auto" w:fill="F2F2F2"/>
+                <w:b/>
+                <w:bCs/>
+                <w:sz w:val="16"/>
+                <w:szCs w:val="16"/>
+              </w:rPr>
+              <w:t>100%</w:t>
+            </w:r>
+          </w:p>
+        </w:tc>
+        <w:tc>
+          <w:tcPr>
+            <w:tcW w:w="1276" w:type="dxa"/>
+            <w:shd w:val="clear" w:color="auto" w:fill="17365D" w:themeFill="text2" w:themeFillShade="BF"/>
+            <w:vAlign w:val="center"/>
+            <w:hideMark/>
           </w:tcPr>
           <w:p>
             <w:pPr>
               <w:jc w:val="center"/>
+              <w:rPr>
+                <w:sz w:val="16"/>
+                <w:szCs w:val="16"/>
+              </w:rPr>
             </w:pPr>
             <w:r>
               <w:rPr>
-                <w:rFonts w:ascii="Calibri" w:hAnsi="Calibri"/>
-                <w:color w:val="000000"/>
-                <w:sz w:val="18"/>
-              </w:rPr>
-              <w:t>0</w:t>
-            </w:r>
-          </w:p>
-        </w:tc>
-        <w:tc>
-          <w:tcPr>
-            <w:tcW w:w="941" w:type="dxa"/>
-            <w:shd w:val="clear" w:color="auto" w:fill="F2F2F2"/>
+                <w:sz w:val="16"/>
+                <w:szCs w:val="16"/>
+              </w:rPr>
+              <w:t xml:space="preserve"> </w:t>
+            </w:r>
+          </w:p>
+        </w:tc>
+        <w:tc>
+          <w:tcPr>
+            <w:tcW w:w="1134" w:type="dxa"/>
+            <w:shd w:val="clear" w:color="auto" w:fill="17365D" w:themeFill="text2" w:themeFillShade="BF"/>
+            <w:vAlign w:val="center"/>
+            <w:hideMark/>
           </w:tcPr>
           <w:p>
             <w:pPr>
               <w:jc w:val="center"/>
+              <w:rPr>
+                <w:sz w:val="16"/>
+                <w:szCs w:val="16"/>
+              </w:rPr>
             </w:pPr>
             <w:r>
               <w:rPr>
-                <w:rFonts w:ascii="Calibri" w:hAnsi="Calibri"/>
-                <w:color w:val="000000"/>
-                <w:sz w:val="18"/>
-              </w:rPr>
-              <w:t>100%</w:t>
-            </w:r>
-          </w:p>
-        </w:tc>
-        <w:tc>
-          <w:tcPr>
-            <w:tcW w:w="941" w:type="dxa"/>
-            <w:shd w:val="clear" w:color="auto" w:fill="F2F2F2"/>
-          </w:tcPr>
-          <w:p>
-            <w:pPr>
-              <w:jc w:val="center"/>
-            </w:pPr>
-            <w:r>
-              <w:rPr>
-                <w:rFonts w:ascii="Calibri" w:hAnsi="Calibri"/>
-                <w:color w:val="000000"/>
-                <w:sz w:val="18"/>
-              </w:rPr>
-              <w:t>26/05</w:t>
-            </w:r>
-          </w:p>
-        </w:tc>
-        <w:tc>
-          <w:tcPr>
-            <w:tcW w:w="941" w:type="dxa"/>
-            <w:shd w:val="clear" w:color="auto" w:fill="F2F2F2"/>
-          </w:tcPr>
-          <w:p>
-            <w:pPr>
-              <w:jc w:val="center"/>
-            </w:pPr>
-            <w:r>
-              <w:rPr>
-                <w:rFonts w:ascii="Calibri" w:hAnsi="Calibri"/>
-                <w:color w:val="000000"/>
-                <w:sz w:val="18"/>
-              </w:rPr>
-              <w:t>26/05</w:t>
-            </w:r>
-          </w:p>
-        </w:tc>
-      </w:tr>
-      <w:tr>
-        <w:tc>
-          <w:tcPr>
-            <w:tcW w:w="941" w:type="dxa"/>
-            <w:shd w:val="clear" w:color="auto" w:fill="FFFFFF"/>
-          </w:tcPr>
-          <w:p>
-            <w:r>
-              <w:rPr>
-                <w:rFonts w:ascii="Calibri" w:hAnsi="Calibri"/>
-                <w:color w:val="000000"/>
-                <w:sz w:val="18"/>
-              </w:rPr>
-              <w:t>T26.4</w:t>
-            </w:r>
-          </w:p>
-        </w:tc>
-        <w:tc>
-          <w:tcPr>
-            <w:tcW w:w="941" w:type="dxa"/>
-            <w:shd w:val="clear" w:color="auto" w:fill="FFFFFF"/>
-          </w:tcPr>
-          <w:p>
-            <w:r>
-              <w:rPr>
-                <w:rFonts w:ascii="Calibri" w:hAnsi="Calibri"/>
-                <w:color w:val="000000"/>
-                <w:sz w:val="18"/>
-              </w:rPr>
-              <w:t>Tarea</w:t>
-            </w:r>
-          </w:p>
-        </w:tc>
-        <w:tc>
-          <w:tcPr>
-            <w:tcW w:w="941" w:type="dxa"/>
-            <w:shd w:val="clear" w:color="auto" w:fill="FFFFFF"/>
-          </w:tcPr>
-          <w:p>
-            <w:r>
-              <w:rPr>
-                <w:rFonts w:ascii="Calibri" w:hAnsi="Calibri"/>
-                <w:color w:val="000000"/>
-                <w:sz w:val="18"/>
-              </w:rPr>
-              <w:t>Pruebas Actividad 2 – 10 casos (CP-130–CP-139)</w:t>
-            </w:r>
-          </w:p>
-        </w:tc>
-        <w:tc>
-          <w:tcPr>
-            <w:tcW w:w="941" w:type="dxa"/>
-            <w:shd w:val="clear" w:color="auto" w:fill="FFFFFF"/>
-          </w:tcPr>
-          <w:p/>
-        </w:tc>
-        <w:tc>
-          <w:tcPr>
-            <w:tcW w:w="941" w:type="dxa"/>
-            <w:shd w:val="clear" w:color="auto" w:fill="FFFFFF"/>
-          </w:tcPr>
-          <w:p>
-            <w:pPr>
-              <w:jc w:val="center"/>
-            </w:pPr>
-            <w:r>
-              <w:rPr>
-                <w:rFonts w:ascii="Calibri" w:hAnsi="Calibri"/>
-                <w:color w:val="000000"/>
-                <w:sz w:val="18"/>
-              </w:rPr>
-              <w:t>2</w:t>
-            </w:r>
-          </w:p>
-        </w:tc>
-        <w:tc>
-          <w:tcPr>
-            <w:tcW w:w="941" w:type="dxa"/>
-            <w:shd w:val="clear" w:color="auto" w:fill="FFFFFF"/>
-          </w:tcPr>
-          <w:p>
-            <w:pPr>
-              <w:jc w:val="center"/>
-            </w:pPr>
-            <w:r>
-              <w:rPr>
-                <w:rFonts w:ascii="Calibri" w:hAnsi="Calibri"/>
-                <w:color w:val="000000"/>
-                <w:sz w:val="18"/>
-              </w:rPr>
-              <w:t>2</w:t>
-            </w:r>
-          </w:p>
-        </w:tc>
-        <w:tc>
-          <w:tcPr>
-            <w:tcW w:w="941" w:type="dxa"/>
-            <w:shd w:val="clear" w:color="auto" w:fill="FFFFFF"/>
-          </w:tcPr>
-          <w:p>
-            <w:pPr>
-              <w:jc w:val="center"/>
-            </w:pPr>
-            <w:r>
-              <w:rPr>
-                <w:rFonts w:ascii="Calibri" w:hAnsi="Calibri"/>
-                <w:color w:val="000000"/>
-                <w:sz w:val="18"/>
-              </w:rPr>
-              <w:t>0</w:t>
-            </w:r>
-          </w:p>
-        </w:tc>
-        <w:tc>
-          <w:tcPr>
-            <w:tcW w:w="941" w:type="dxa"/>
-            <w:shd w:val="clear" w:color="auto" w:fill="FFFFFF"/>
-          </w:tcPr>
-          <w:p>
-            <w:pPr>
-              <w:jc w:val="center"/>
-            </w:pPr>
-            <w:r>
-              <w:rPr>
-                <w:rFonts w:ascii="Calibri" w:hAnsi="Calibri"/>
-                <w:color w:val="000000"/>
-                <w:sz w:val="18"/>
-              </w:rPr>
-              <w:t>100%</w:t>
-            </w:r>
-          </w:p>
-        </w:tc>
-        <w:tc>
-          <w:tcPr>
-            <w:tcW w:w="941" w:type="dxa"/>
-            <w:shd w:val="clear" w:color="auto" w:fill="FFFFFF"/>
-          </w:tcPr>
-          <w:p>
-            <w:pPr>
-              <w:jc w:val="center"/>
-            </w:pPr>
-            <w:r>
-              <w:rPr>
-                <w:rFonts w:ascii="Calibri" w:hAnsi="Calibri"/>
-                <w:color w:val="000000"/>
-                <w:sz w:val="18"/>
-              </w:rPr>
-              <w:t>26/05</w:t>
-            </w:r>
-          </w:p>
-        </w:tc>
-        <w:tc>
-          <w:tcPr>
-            <w:tcW w:w="941" w:type="dxa"/>
-            <w:shd w:val="clear" w:color="auto" w:fill="FFFFFF"/>
-          </w:tcPr>
-          <w:p>
-            <w:pPr>
-              <w:jc w:val="center"/>
-            </w:pPr>
-            <w:r>
-              <w:rPr>
-                <w:rFonts w:ascii="Calibri" w:hAnsi="Calibri"/>
-                <w:color w:val="000000"/>
-                <w:sz w:val="18"/>
-              </w:rPr>
-              <w:t>26/05</w:t>
-            </w:r>
-          </w:p>
-        </w:tc>
-      </w:tr>
-      <w:tr>
-        <w:tc>
-          <w:tcPr>
-            <w:tcW w:w="941" w:type="dxa"/>
-            <w:shd w:val="clear" w:color="auto" w:fill="D9E1F2"/>
-          </w:tcPr>
-          <w:p>
-            <w:r>
-              <w:rPr>
-                <w:rFonts w:ascii="Calibri" w:hAnsi="Calibri"/>
-                <w:b/>
-                <w:color w:val="000000"/>
-                <w:sz w:val="18"/>
-              </w:rPr>
-              <w:t>HU-27</w:t>
-            </w:r>
-          </w:p>
-        </w:tc>
-        <w:tc>
-          <w:tcPr>
-            <w:tcW w:w="941" w:type="dxa"/>
-            <w:shd w:val="clear" w:color="auto" w:fill="D9E1F2"/>
-          </w:tcPr>
-          <w:p>
-            <w:r>
-              <w:rPr>
-                <w:rFonts w:ascii="Calibri" w:hAnsi="Calibri"/>
-                <w:b/>
-                <w:color w:val="000000"/>
-                <w:sz w:val="18"/>
-              </w:rPr>
-              <w:t>HU</w:t>
-            </w:r>
-          </w:p>
-        </w:tc>
-        <w:tc>
-          <w:tcPr>
-            <w:tcW w:w="941" w:type="dxa"/>
-            <w:shd w:val="clear" w:color="auto" w:fill="D9E1F2"/>
-          </w:tcPr>
-          <w:p>
-            <w:r>
-              <w:rPr>
-                <w:rFonts w:ascii="Calibri" w:hAnsi="Calibri"/>
-                <w:b/>
-                <w:color w:val="000000"/>
-                <w:sz w:val="18"/>
-              </w:rPr>
-              <w:t>Bloqueo de Reprocesamiento de Estados Finales</w:t>
-            </w:r>
-          </w:p>
-        </w:tc>
-        <w:tc>
-          <w:tcPr>
-            <w:tcW w:w="941" w:type="dxa"/>
-            <w:shd w:val="clear" w:color="auto" w:fill="D9E1F2"/>
-          </w:tcPr>
-          <w:p>
-            <w:r>
-              <w:rPr>
-                <w:rFonts w:ascii="Calibri" w:hAnsi="Calibri"/>
-                <w:b/>
-                <w:color w:val="000000"/>
-                <w:sz w:val="18"/>
-              </w:rPr>
-              <w:t>Media</w:t>
-            </w:r>
-          </w:p>
-        </w:tc>
-        <w:tc>
-          <w:tcPr>
-            <w:tcW w:w="941" w:type="dxa"/>
-            <w:shd w:val="clear" w:color="auto" w:fill="D9E1F2"/>
-          </w:tcPr>
-          <w:p>
-            <w:pPr>
-              <w:jc w:val="center"/>
-            </w:pPr>
-            <w:r>
-              <w:rPr>
-                <w:rFonts w:ascii="Calibri" w:hAnsi="Calibri"/>
-                <w:b/>
-                <w:color w:val="000000"/>
-                <w:sz w:val="18"/>
-              </w:rPr>
-              <w:t>5</w:t>
-            </w:r>
-          </w:p>
-        </w:tc>
-        <w:tc>
-          <w:tcPr>
-            <w:tcW w:w="941" w:type="dxa"/>
-            <w:shd w:val="clear" w:color="auto" w:fill="D9E1F2"/>
-          </w:tcPr>
-          <w:p>
-            <w:pPr>
-              <w:jc w:val="center"/>
-            </w:pPr>
-            <w:r>
-              <w:rPr>
-                <w:rFonts w:ascii="Calibri" w:hAnsi="Calibri"/>
-                <w:b/>
-                <w:color w:val="000000"/>
-                <w:sz w:val="18"/>
-              </w:rPr>
-              <w:t>5</w:t>
-            </w:r>
-          </w:p>
-        </w:tc>
-        <w:tc>
-          <w:tcPr>
-            <w:tcW w:w="941" w:type="dxa"/>
-            <w:shd w:val="clear" w:color="auto" w:fill="D9E1F2"/>
-          </w:tcPr>
-          <w:p>
-            <w:pPr>
-              <w:jc w:val="center"/>
-            </w:pPr>
-            <w:r>
-              <w:rPr>
-                <w:rFonts w:ascii="Calibri" w:hAnsi="Calibri"/>
-                <w:b/>
-                <w:color w:val="000000"/>
-                <w:sz w:val="18"/>
-              </w:rPr>
-              <w:t>0</w:t>
-            </w:r>
-          </w:p>
-        </w:tc>
-        <w:tc>
-          <w:tcPr>
-            <w:tcW w:w="941" w:type="dxa"/>
-            <w:shd w:val="clear" w:color="auto" w:fill="D9E1F2"/>
-          </w:tcPr>
-          <w:p>
-            <w:pPr>
-              <w:jc w:val="center"/>
-            </w:pPr>
-            <w:r>
-              <w:rPr>
-                <w:rFonts w:ascii="Calibri" w:hAnsi="Calibri"/>
-                <w:b/>
-                <w:color w:val="000000"/>
-                <w:sz w:val="18"/>
-              </w:rPr>
-              <w:t>100%</w:t>
-            </w:r>
-          </w:p>
-        </w:tc>
-        <w:tc>
-          <w:tcPr>
-            <w:tcW w:w="941" w:type="dxa"/>
-            <w:shd w:val="clear" w:color="auto" w:fill="D9E1F2"/>
-          </w:tcPr>
-          <w:p>
-            <w:pPr>
-              <w:jc w:val="center"/>
-            </w:pPr>
-            <w:r>
-              <w:rPr>
-                <w:rFonts w:ascii="Calibri" w:hAnsi="Calibri"/>
-                <w:b/>
-                <w:color w:val="000000"/>
-                <w:sz w:val="18"/>
-              </w:rPr>
-              <w:t>26/05</w:t>
-            </w:r>
-          </w:p>
-        </w:tc>
-        <w:tc>
-          <w:tcPr>
-            <w:tcW w:w="941" w:type="dxa"/>
-            <w:shd w:val="clear" w:color="auto" w:fill="D9E1F2"/>
-          </w:tcPr>
-          <w:p>
-            <w:pPr>
-              <w:jc w:val="center"/>
-            </w:pPr>
-            <w:r>
-              <w:rPr>
-                <w:rFonts w:ascii="Calibri" w:hAnsi="Calibri"/>
-                <w:b/>
-                <w:color w:val="000000"/>
-                <w:sz w:val="18"/>
-              </w:rPr>
-              <w:t>27/05</w:t>
-            </w:r>
-          </w:p>
-        </w:tc>
-      </w:tr>
-      <w:tr>
-        <w:tc>
-          <w:tcPr>
-            <w:tcW w:w="941" w:type="dxa"/>
-            <w:shd w:val="clear" w:color="auto" w:fill="FFFFFF"/>
-          </w:tcPr>
-          <w:p>
-            <w:r>
-              <w:rPr>
-                <w:rFonts w:ascii="Calibri" w:hAnsi="Calibri"/>
-                <w:color w:val="000000"/>
-                <w:sz w:val="18"/>
-              </w:rPr>
-              <w:t>T27.1</w:t>
-            </w:r>
-          </w:p>
-        </w:tc>
-        <w:tc>
-          <w:tcPr>
-            <w:tcW w:w="941" w:type="dxa"/>
-            <w:shd w:val="clear" w:color="auto" w:fill="FFFFFF"/>
-          </w:tcPr>
-          <w:p>
-            <w:r>
-              <w:rPr>
-                <w:rFonts w:ascii="Calibri" w:hAnsi="Calibri"/>
-                <w:color w:val="000000"/>
-                <w:sz w:val="18"/>
-              </w:rPr>
-              <w:t>Tarea</w:t>
-            </w:r>
-          </w:p>
-        </w:tc>
-        <w:tc>
-          <w:tcPr>
-            <w:tcW w:w="941" w:type="dxa"/>
-            <w:shd w:val="clear" w:color="auto" w:fill="FFFFFF"/>
-          </w:tcPr>
-          <w:p>
-            <w:r>
-              <w:rPr>
-                <w:rFonts w:ascii="Calibri" w:hAnsi="Calibri"/>
-                <w:color w:val="000000"/>
-                <w:sz w:val="18"/>
-              </w:rPr>
-              <w:t>Validación estado EN_REVISION antes de aprobar/rechazar (409)</w:t>
-            </w:r>
-          </w:p>
-        </w:tc>
-        <w:tc>
-          <w:tcPr>
-            <w:tcW w:w="941" w:type="dxa"/>
-            <w:shd w:val="clear" w:color="auto" w:fill="FFFFFF"/>
-          </w:tcPr>
-          <w:p/>
-        </w:tc>
-        <w:tc>
-          <w:tcPr>
-            <w:tcW w:w="941" w:type="dxa"/>
-            <w:shd w:val="clear" w:color="auto" w:fill="FFFFFF"/>
-          </w:tcPr>
-          <w:p>
-            <w:pPr>
-              <w:jc w:val="center"/>
-            </w:pPr>
-            <w:r>
-              <w:rPr>
-                <w:rFonts w:ascii="Calibri" w:hAnsi="Calibri"/>
-                <w:color w:val="000000"/>
-                <w:sz w:val="18"/>
-              </w:rPr>
-              <w:t>3</w:t>
-            </w:r>
-          </w:p>
-        </w:tc>
-        <w:tc>
-          <w:tcPr>
-            <w:tcW w:w="941" w:type="dxa"/>
-            <w:shd w:val="clear" w:color="auto" w:fill="FFFFFF"/>
-          </w:tcPr>
-          <w:p>
-            <w:pPr>
-              <w:jc w:val="center"/>
-            </w:pPr>
-            <w:r>
-              <w:rPr>
-                <w:rFonts w:ascii="Calibri" w:hAnsi="Calibri"/>
-                <w:color w:val="000000"/>
-                <w:sz w:val="18"/>
-              </w:rPr>
-              <w:t>3</w:t>
-            </w:r>
-          </w:p>
-        </w:tc>
-        <w:tc>
-          <w:tcPr>
-            <w:tcW w:w="941" w:type="dxa"/>
-            <w:shd w:val="clear" w:color="auto" w:fill="FFFFFF"/>
-          </w:tcPr>
-          <w:p>
-            <w:pPr>
-              <w:jc w:val="center"/>
-            </w:pPr>
-            <w:r>
-              <w:rPr>
-                <w:rFonts w:ascii="Calibri" w:hAnsi="Calibri"/>
-                <w:color w:val="000000"/>
-                <w:sz w:val="18"/>
-              </w:rPr>
-              <w:t>0</w:t>
-            </w:r>
-          </w:p>
-        </w:tc>
-        <w:tc>
-          <w:tcPr>
-            <w:tcW w:w="941" w:type="dxa"/>
-            <w:shd w:val="clear" w:color="auto" w:fill="FFFFFF"/>
-          </w:tcPr>
-          <w:p>
-            <w:pPr>
-              <w:jc w:val="center"/>
-            </w:pPr>
-            <w:r>
-              <w:rPr>
-                <w:rFonts w:ascii="Calibri" w:hAnsi="Calibri"/>
-                <w:color w:val="000000"/>
-                <w:sz w:val="18"/>
-              </w:rPr>
-              <w:t>100%</w:t>
-            </w:r>
-          </w:p>
-        </w:tc>
-        <w:tc>
-          <w:tcPr>
-            <w:tcW w:w="941" w:type="dxa"/>
-            <w:shd w:val="clear" w:color="auto" w:fill="FFFFFF"/>
-          </w:tcPr>
-          <w:p>
-            <w:pPr>
-              <w:jc w:val="center"/>
-            </w:pPr>
-            <w:r>
-              <w:rPr>
-                <w:rFonts w:ascii="Calibri" w:hAnsi="Calibri"/>
-                <w:color w:val="000000"/>
-                <w:sz w:val="18"/>
-              </w:rPr>
-              <w:t>26/05</w:t>
-            </w:r>
-          </w:p>
-        </w:tc>
-        <w:tc>
-          <w:tcPr>
-            <w:tcW w:w="941" w:type="dxa"/>
-            <w:shd w:val="clear" w:color="auto" w:fill="FFFFFF"/>
-          </w:tcPr>
-          <w:p>
-            <w:pPr>
-              <w:jc w:val="center"/>
-            </w:pPr>
-            <w:r>
-              <w:rPr>
-                <w:rFonts w:ascii="Calibri" w:hAnsi="Calibri"/>
-                <w:color w:val="000000"/>
-                <w:sz w:val="18"/>
-              </w:rPr>
-              <w:t>27/05</w:t>
-            </w:r>
-          </w:p>
-        </w:tc>
-      </w:tr>
-      <w:tr>
-        <w:tc>
-          <w:tcPr>
-            <w:tcW w:w="941" w:type="dxa"/>
-            <w:shd w:val="clear" w:color="auto" w:fill="F2F2F2"/>
-          </w:tcPr>
-          <w:p>
-            <w:r>
-              <w:rPr>
-                <w:rFonts w:ascii="Calibri" w:hAnsi="Calibri"/>
-                <w:color w:val="000000"/>
-                <w:sz w:val="18"/>
-              </w:rPr>
-              <w:t>T27.2</w:t>
-            </w:r>
-          </w:p>
-        </w:tc>
-        <w:tc>
-          <w:tcPr>
-            <w:tcW w:w="941" w:type="dxa"/>
-            <w:shd w:val="clear" w:color="auto" w:fill="F2F2F2"/>
-          </w:tcPr>
-          <w:p>
-            <w:r>
-              <w:rPr>
-                <w:rFonts w:ascii="Calibri" w:hAnsi="Calibri"/>
-                <w:color w:val="000000"/>
-                <w:sz w:val="18"/>
-              </w:rPr>
-              <w:t>Tarea</w:t>
-            </w:r>
-          </w:p>
-        </w:tc>
-        <w:tc>
-          <w:tcPr>
-            <w:tcW w:w="941" w:type="dxa"/>
-            <w:shd w:val="clear" w:color="auto" w:fill="F2F2F2"/>
-          </w:tcPr>
-          <w:p>
-            <w:r>
-              <w:rPr>
-                <w:rFonts w:ascii="Calibri" w:hAnsi="Calibri"/>
-                <w:color w:val="000000"/>
-                <w:sz w:val="18"/>
-              </w:rPr>
-              <w:t>Pruebas Actividad 3 – 4 casos (CP-140–CP-143)</w:t>
-            </w:r>
-          </w:p>
-        </w:tc>
-        <w:tc>
-          <w:tcPr>
-            <w:tcW w:w="941" w:type="dxa"/>
-            <w:shd w:val="clear" w:color="auto" w:fill="F2F2F2"/>
-          </w:tcPr>
-          <w:p/>
-        </w:tc>
-        <w:tc>
-          <w:tcPr>
-            <w:tcW w:w="941" w:type="dxa"/>
-            <w:shd w:val="clear" w:color="auto" w:fill="F2F2F2"/>
-          </w:tcPr>
-          <w:p>
-            <w:pPr>
-              <w:jc w:val="center"/>
-            </w:pPr>
-            <w:r>
-              <w:rPr>
-                <w:rFonts w:ascii="Calibri" w:hAnsi="Calibri"/>
-                <w:color w:val="000000"/>
-                <w:sz w:val="18"/>
-              </w:rPr>
-              <w:t>2</w:t>
-            </w:r>
-          </w:p>
-        </w:tc>
-        <w:tc>
-          <w:tcPr>
-            <w:tcW w:w="941" w:type="dxa"/>
-            <w:shd w:val="clear" w:color="auto" w:fill="F2F2F2"/>
-          </w:tcPr>
-          <w:p>
-            <w:pPr>
-              <w:jc w:val="center"/>
-            </w:pPr>
-            <w:r>
-              <w:rPr>
-                <w:rFonts w:ascii="Calibri" w:hAnsi="Calibri"/>
-                <w:color w:val="000000"/>
-                <w:sz w:val="18"/>
-              </w:rPr>
-              <w:t>2</w:t>
-            </w:r>
-          </w:p>
-        </w:tc>
-        <w:tc>
-          <w:tcPr>
-            <w:tcW w:w="941" w:type="dxa"/>
-            <w:shd w:val="clear" w:color="auto" w:fill="F2F2F2"/>
-          </w:tcPr>
-          <w:p>
-            <w:pPr>
-              <w:jc w:val="center"/>
-            </w:pPr>
-            <w:r>
-              <w:rPr>
-                <w:rFonts w:ascii="Calibri" w:hAnsi="Calibri"/>
-                <w:color w:val="000000"/>
-                <w:sz w:val="18"/>
-              </w:rPr>
-              <w:t>0</w:t>
-            </w:r>
-          </w:p>
-        </w:tc>
-        <w:tc>
-          <w:tcPr>
-            <w:tcW w:w="941" w:type="dxa"/>
-            <w:shd w:val="clear" w:color="auto" w:fill="F2F2F2"/>
-          </w:tcPr>
-          <w:p>
-            <w:pPr>
-              <w:jc w:val="center"/>
-            </w:pPr>
-            <w:r>
-              <w:rPr>
-                <w:rFonts w:ascii="Calibri" w:hAnsi="Calibri"/>
-                <w:color w:val="000000"/>
-                <w:sz w:val="18"/>
-              </w:rPr>
-              <w:t>100%</w:t>
-            </w:r>
-          </w:p>
-        </w:tc>
-        <w:tc>
-          <w:tcPr>
-            <w:tcW w:w="941" w:type="dxa"/>
-            <w:shd w:val="clear" w:color="auto" w:fill="F2F2F2"/>
-          </w:tcPr>
-          <w:p>
-            <w:pPr>
-              <w:jc w:val="center"/>
-            </w:pPr>
-            <w:r>
-              <w:rPr>
-                <w:rFonts w:ascii="Calibri" w:hAnsi="Calibri"/>
-                <w:color w:val="000000"/>
-                <w:sz w:val="18"/>
-              </w:rPr>
-              <w:t>27/05</w:t>
-            </w:r>
-          </w:p>
-        </w:tc>
-        <w:tc>
-          <w:tcPr>
-            <w:tcW w:w="941" w:type="dxa"/>
-            <w:shd w:val="clear" w:color="auto" w:fill="F2F2F2"/>
-          </w:tcPr>
-          <w:p>
-            <w:pPr>
-              <w:jc w:val="center"/>
-            </w:pPr>
-            <w:r>
-              <w:rPr>
-                <w:rFonts w:ascii="Calibri" w:hAnsi="Calibri"/>
-                <w:color w:val="000000"/>
-                <w:sz w:val="18"/>
-              </w:rPr>
-              <w:t>27/05</w:t>
-            </w:r>
-          </w:p>
-        </w:tc>
-      </w:tr>
-      <w:tr>
-        <w:tc>
-          <w:tcPr>
-            <w:tcW w:w="941" w:type="dxa"/>
-            <w:shd w:val="clear" w:color="auto" w:fill="D9E1F2"/>
-          </w:tcPr>
-          <w:p>
-            <w:r>
-              <w:rPr>
-                <w:rFonts w:ascii="Calibri" w:hAnsi="Calibri"/>
-                <w:b/>
-                <w:color w:val="000000"/>
-                <w:sz w:val="18"/>
-              </w:rPr>
-              <w:t>HU-28</w:t>
-            </w:r>
-          </w:p>
-        </w:tc>
-        <w:tc>
-          <w:tcPr>
-            <w:tcW w:w="941" w:type="dxa"/>
-            <w:shd w:val="clear" w:color="auto" w:fill="D9E1F2"/>
-          </w:tcPr>
-          <w:p>
-            <w:r>
-              <w:rPr>
-                <w:rFonts w:ascii="Calibri" w:hAnsi="Calibri"/>
-                <w:b/>
-                <w:color w:val="000000"/>
-                <w:sz w:val="18"/>
-              </w:rPr>
-              <w:t>HU</w:t>
-            </w:r>
-          </w:p>
-        </w:tc>
-        <w:tc>
-          <w:tcPr>
-            <w:tcW w:w="941" w:type="dxa"/>
-            <w:shd w:val="clear" w:color="auto" w:fill="D9E1F2"/>
-          </w:tcPr>
-          <w:p>
-            <w:r>
-              <w:rPr>
-                <w:rFonts w:ascii="Calibri" w:hAnsi="Calibri"/>
-                <w:b/>
-                <w:color w:val="000000"/>
-                <w:sz w:val="18"/>
-              </w:rPr>
-              <w:t>Gestión de Órdenes de Cambio con Validación Presupuestaria</w:t>
-            </w:r>
-          </w:p>
-        </w:tc>
-        <w:tc>
-          <w:tcPr>
-            <w:tcW w:w="941" w:type="dxa"/>
-            <w:shd w:val="clear" w:color="auto" w:fill="D9E1F2"/>
-          </w:tcPr>
-          <w:p>
-            <w:r>
-              <w:rPr>
-                <w:rFonts w:ascii="Calibri" w:hAnsi="Calibri"/>
-                <w:b/>
-                <w:color w:val="000000"/>
-                <w:sz w:val="18"/>
-              </w:rPr>
-              <w:t>Alta</w:t>
-            </w:r>
-          </w:p>
-        </w:tc>
-        <w:tc>
-          <w:tcPr>
-            <w:tcW w:w="941" w:type="dxa"/>
-            <w:shd w:val="clear" w:color="auto" w:fill="D9E1F2"/>
-          </w:tcPr>
-          <w:p>
-            <w:pPr>
-              <w:jc w:val="center"/>
-            </w:pPr>
-            <w:r>
-              <w:rPr>
-                <w:rFonts w:ascii="Calibri" w:hAnsi="Calibri"/>
-                <w:b/>
-                <w:color w:val="000000"/>
-                <w:sz w:val="18"/>
-              </w:rPr>
-              <w:t>12</w:t>
-            </w:r>
-          </w:p>
-        </w:tc>
-        <w:tc>
-          <w:tcPr>
-            <w:tcW w:w="941" w:type="dxa"/>
-            <w:shd w:val="clear" w:color="auto" w:fill="D9E1F2"/>
-          </w:tcPr>
-          <w:p>
-            <w:pPr>
-              <w:jc w:val="center"/>
-            </w:pPr>
-            <w:r>
-              <w:rPr>
-                <w:rFonts w:ascii="Calibri" w:hAnsi="Calibri"/>
-                <w:b/>
-                <w:color w:val="000000"/>
-                <w:sz w:val="18"/>
-              </w:rPr>
-              <w:t>12</w:t>
-            </w:r>
-          </w:p>
-        </w:tc>
-        <w:tc>
-          <w:tcPr>
-            <w:tcW w:w="941" w:type="dxa"/>
-            <w:shd w:val="clear" w:color="auto" w:fill="D9E1F2"/>
-          </w:tcPr>
-          <w:p>
-            <w:pPr>
-              <w:jc w:val="center"/>
-            </w:pPr>
-            <w:r>
-              <w:rPr>
-                <w:rFonts w:ascii="Calibri" w:hAnsi="Calibri"/>
-                <w:b/>
-                <w:color w:val="000000"/>
-                <w:sz w:val="18"/>
-              </w:rPr>
-              <w:t>0</w:t>
-            </w:r>
-          </w:p>
-        </w:tc>
-        <w:tc>
-          <w:tcPr>
-            <w:tcW w:w="941" w:type="dxa"/>
-            <w:shd w:val="clear" w:color="auto" w:fill="D9E1F2"/>
-          </w:tcPr>
-          <w:p>
-            <w:pPr>
-              <w:jc w:val="center"/>
-            </w:pPr>
-            <w:r>
-              <w:rPr>
-                <w:rFonts w:ascii="Calibri" w:hAnsi="Calibri"/>
-                <w:b/>
-                <w:color w:val="000000"/>
-                <w:sz w:val="18"/>
-              </w:rPr>
-              <w:t>100%</w:t>
-            </w:r>
-          </w:p>
-        </w:tc>
-        <w:tc>
-          <w:tcPr>
-            <w:tcW w:w="941" w:type="dxa"/>
-            <w:shd w:val="clear" w:color="auto" w:fill="D9E1F2"/>
-          </w:tcPr>
-          <w:p>
-            <w:pPr>
-              <w:jc w:val="center"/>
-            </w:pPr>
-            <w:r>
-              <w:rPr>
-                <w:rFonts w:ascii="Calibri" w:hAnsi="Calibri"/>
-                <w:b/>
-                <w:color w:val="000000"/>
-                <w:sz w:val="18"/>
-              </w:rPr>
-              <w:t>26/05</w:t>
-            </w:r>
-          </w:p>
-        </w:tc>
-        <w:tc>
-          <w:tcPr>
-            <w:tcW w:w="941" w:type="dxa"/>
-            <w:shd w:val="clear" w:color="auto" w:fill="D9E1F2"/>
-          </w:tcPr>
-          <w:p>
-            <w:pPr>
-              <w:jc w:val="center"/>
-            </w:pPr>
-            <w:r>
-              <w:rPr>
-                <w:rFonts w:ascii="Calibri" w:hAnsi="Calibri"/>
-                <w:b/>
-                <w:color w:val="000000"/>
-                <w:sz w:val="18"/>
-              </w:rPr>
-              <w:t>28/05</w:t>
-            </w:r>
-          </w:p>
-        </w:tc>
-      </w:tr>
-      <w:tr>
-        <w:tc>
-          <w:tcPr>
-            <w:tcW w:w="941" w:type="dxa"/>
-            <w:shd w:val="clear" w:color="auto" w:fill="F2F2F2"/>
-          </w:tcPr>
-          <w:p>
-            <w:r>
-              <w:rPr>
-                <w:rFonts w:ascii="Calibri" w:hAnsi="Calibri"/>
-                <w:color w:val="000000"/>
-                <w:sz w:val="18"/>
-              </w:rPr>
-              <w:t>T28.1</w:t>
-            </w:r>
-          </w:p>
-        </w:tc>
-        <w:tc>
-          <w:tcPr>
-            <w:tcW w:w="941" w:type="dxa"/>
-            <w:shd w:val="clear" w:color="auto" w:fill="F2F2F2"/>
-          </w:tcPr>
-          <w:p>
-            <w:r>
-              <w:rPr>
-                <w:rFonts w:ascii="Calibri" w:hAnsi="Calibri"/>
-                <w:color w:val="000000"/>
-                <w:sz w:val="18"/>
-              </w:rPr>
-              <w:t>Tarea</w:t>
-            </w:r>
-          </w:p>
-        </w:tc>
-        <w:tc>
-          <w:tcPr>
-            <w:tcW w:w="941" w:type="dxa"/>
-            <w:shd w:val="clear" w:color="auto" w:fill="F2F2F2"/>
-          </w:tcPr>
-          <w:p>
-            <w:r>
-              <w:rPr>
-                <w:rFonts w:ascii="Calibri" w:hAnsi="Calibri"/>
-                <w:color w:val="000000"/>
-                <w:sz w:val="18"/>
-              </w:rPr>
-              <w:t>POST /ordenes-cambio con validaciones de motivo y cantidad+</w:t>
-            </w:r>
-          </w:p>
-        </w:tc>
-        <w:tc>
-          <w:tcPr>
-            <w:tcW w:w="941" w:type="dxa"/>
-            <w:shd w:val="clear" w:color="auto" w:fill="F2F2F2"/>
-          </w:tcPr>
-          <w:p/>
-        </w:tc>
-        <w:tc>
-          <w:tcPr>
-            <w:tcW w:w="941" w:type="dxa"/>
-            <w:shd w:val="clear" w:color="auto" w:fill="F2F2F2"/>
-          </w:tcPr>
-          <w:p>
-            <w:pPr>
-              <w:jc w:val="center"/>
-            </w:pPr>
-            <w:r>
-              <w:rPr>
-                <w:rFonts w:ascii="Calibri" w:hAnsi="Calibri"/>
-                <w:color w:val="000000"/>
-                <w:sz w:val="18"/>
-              </w:rPr>
-              <w:t>4</w:t>
-            </w:r>
-          </w:p>
-        </w:tc>
-        <w:tc>
-          <w:tcPr>
-            <w:tcW w:w="941" w:type="dxa"/>
-            <w:shd w:val="clear" w:color="auto" w:fill="F2F2F2"/>
-          </w:tcPr>
-          <w:p>
-            <w:pPr>
-              <w:jc w:val="center"/>
-            </w:pPr>
-            <w:r>
-              <w:rPr>
-                <w:rFonts w:ascii="Calibri" w:hAnsi="Calibri"/>
-                <w:color w:val="000000"/>
-                <w:sz w:val="18"/>
-              </w:rPr>
-              <w:t>4</w:t>
-            </w:r>
-          </w:p>
-        </w:tc>
-        <w:tc>
-          <w:tcPr>
-            <w:tcW w:w="941" w:type="dxa"/>
-            <w:shd w:val="clear" w:color="auto" w:fill="F2F2F2"/>
-          </w:tcPr>
-          <w:p>
-            <w:pPr>
-              <w:jc w:val="center"/>
-            </w:pPr>
-            <w:r>
-              <w:rPr>
-                <w:rFonts w:ascii="Calibri" w:hAnsi="Calibri"/>
-                <w:color w:val="000000"/>
-                <w:sz w:val="18"/>
-              </w:rPr>
-              <w:t>0</w:t>
-            </w:r>
-          </w:p>
-        </w:tc>
-        <w:tc>
-          <w:tcPr>
-            <w:tcW w:w="941" w:type="dxa"/>
-            <w:shd w:val="clear" w:color="auto" w:fill="F2F2F2"/>
-          </w:tcPr>
-          <w:p>
-            <w:pPr>
-              <w:jc w:val="center"/>
-            </w:pPr>
-            <w:r>
-              <w:rPr>
-                <w:rFonts w:ascii="Calibri" w:hAnsi="Calibri"/>
-                <w:color w:val="000000"/>
-                <w:sz w:val="18"/>
-              </w:rPr>
-              <w:t>100%</w:t>
-            </w:r>
-          </w:p>
-        </w:tc>
-        <w:tc>
-          <w:tcPr>
-            <w:tcW w:w="941" w:type="dxa"/>
-            <w:shd w:val="clear" w:color="auto" w:fill="F2F2F2"/>
-          </w:tcPr>
-          <w:p>
-            <w:pPr>
-              <w:jc w:val="center"/>
-            </w:pPr>
-            <w:r>
-              <w:rPr>
-                <w:rFonts w:ascii="Calibri" w:hAnsi="Calibri"/>
-                <w:color w:val="000000"/>
-                <w:sz w:val="18"/>
-              </w:rPr>
-              <w:t>26/05</w:t>
-            </w:r>
-          </w:p>
-        </w:tc>
-        <w:tc>
-          <w:tcPr>
-            <w:tcW w:w="941" w:type="dxa"/>
-            <w:shd w:val="clear" w:color="auto" w:fill="F2F2F2"/>
-          </w:tcPr>
-          <w:p>
-            <w:pPr>
-              <w:jc w:val="center"/>
-            </w:pPr>
-            <w:r>
-              <w:rPr>
-                <w:rFonts w:ascii="Calibri" w:hAnsi="Calibri"/>
-                <w:color w:val="000000"/>
-                <w:sz w:val="18"/>
-              </w:rPr>
-              <w:t>27/05</w:t>
-            </w:r>
-          </w:p>
-        </w:tc>
-      </w:tr>
-      <w:tr>
-        <w:tc>
-          <w:tcPr>
-            <w:tcW w:w="941" w:type="dxa"/>
-            <w:shd w:val="clear" w:color="auto" w:fill="FFFFFF"/>
-          </w:tcPr>
-          <w:p>
-            <w:r>
-              <w:rPr>
-                <w:rFonts w:ascii="Calibri" w:hAnsi="Calibri"/>
-                <w:color w:val="000000"/>
-                <w:sz w:val="18"/>
-              </w:rPr>
-              <w:t>T28.2</w:t>
-            </w:r>
-          </w:p>
-        </w:tc>
-        <w:tc>
-          <w:tcPr>
-            <w:tcW w:w="941" w:type="dxa"/>
-            <w:shd w:val="clear" w:color="auto" w:fill="FFFFFF"/>
-          </w:tcPr>
-          <w:p>
-            <w:r>
-              <w:rPr>
-                <w:rFonts w:ascii="Calibri" w:hAnsi="Calibri"/>
-                <w:color w:val="000000"/>
-                <w:sz w:val="18"/>
-              </w:rPr>
-              <w:t>Tarea</w:t>
-            </w:r>
-          </w:p>
-        </w:tc>
-        <w:tc>
-          <w:tcPr>
-            <w:tcW w:w="941" w:type="dxa"/>
-            <w:shd w:val="clear" w:color="auto" w:fill="FFFFFF"/>
-          </w:tcPr>
-          <w:p>
-            <w:r>
-              <w:rPr>
-                <w:rFonts w:ascii="Calibri" w:hAnsi="Calibri"/>
-                <w:color w:val="000000"/>
-                <w:sz w:val="18"/>
-              </w:rPr>
-              <w:t>PUT .../aprobar y .../rechazar OC con RBAC Admin/Presidente</w:t>
-            </w:r>
-          </w:p>
-        </w:tc>
-        <w:tc>
-          <w:tcPr>
-            <w:tcW w:w="941" w:type="dxa"/>
-            <w:shd w:val="clear" w:color="auto" w:fill="FFFFFF"/>
-          </w:tcPr>
-          <w:p/>
-        </w:tc>
-        <w:tc>
-          <w:tcPr>
-            <w:tcW w:w="941" w:type="dxa"/>
-            <w:shd w:val="clear" w:color="auto" w:fill="FFFFFF"/>
-          </w:tcPr>
-          <w:p>
-            <w:pPr>
-              <w:jc w:val="center"/>
-            </w:pPr>
-            <w:r>
-              <w:rPr>
-                <w:rFonts w:ascii="Calibri" w:hAnsi="Calibri"/>
-                <w:color w:val="000000"/>
-                <w:sz w:val="18"/>
-              </w:rPr>
-              <w:t>3</w:t>
-            </w:r>
-          </w:p>
-        </w:tc>
-        <w:tc>
-          <w:tcPr>
-            <w:tcW w:w="941" w:type="dxa"/>
-            <w:shd w:val="clear" w:color="auto" w:fill="FFFFFF"/>
-          </w:tcPr>
-          <w:p>
-            <w:pPr>
-              <w:jc w:val="center"/>
-            </w:pPr>
-            <w:r>
-              <w:rPr>
-                <w:rFonts w:ascii="Calibri" w:hAnsi="Calibri"/>
-                <w:color w:val="000000"/>
-                <w:sz w:val="18"/>
-              </w:rPr>
-              <w:t>3</w:t>
-            </w:r>
-          </w:p>
-        </w:tc>
-        <w:tc>
-          <w:tcPr>
-            <w:tcW w:w="941" w:type="dxa"/>
-            <w:shd w:val="clear" w:color="auto" w:fill="FFFFFF"/>
-          </w:tcPr>
-          <w:p>
-            <w:pPr>
-              <w:jc w:val="center"/>
-            </w:pPr>
-            <w:r>
-              <w:rPr>
-                <w:rFonts w:ascii="Calibri" w:hAnsi="Calibri"/>
-                <w:color w:val="000000"/>
-                <w:sz w:val="18"/>
-              </w:rPr>
-              <w:t>0</w:t>
-            </w:r>
-          </w:p>
-        </w:tc>
-        <w:tc>
-          <w:tcPr>
-            <w:tcW w:w="941" w:type="dxa"/>
-            <w:shd w:val="clear" w:color="auto" w:fill="FFFFFF"/>
-          </w:tcPr>
-          <w:p>
-            <w:pPr>
-              <w:jc w:val="center"/>
-            </w:pPr>
-            <w:r>
-              <w:rPr>
-                <w:rFonts w:ascii="Calibri" w:hAnsi="Calibri"/>
-                <w:color w:val="000000"/>
-                <w:sz w:val="18"/>
-              </w:rPr>
-              <w:t>100%</w:t>
-            </w:r>
-          </w:p>
-        </w:tc>
-        <w:tc>
-          <w:tcPr>
-            <w:tcW w:w="941" w:type="dxa"/>
-            <w:shd w:val="clear" w:color="auto" w:fill="FFFFFF"/>
-          </w:tcPr>
-          <w:p>
-            <w:pPr>
-              <w:jc w:val="center"/>
-            </w:pPr>
-            <w:r>
-              <w:rPr>
-                <w:rFonts w:ascii="Calibri" w:hAnsi="Calibri"/>
-                <w:color w:val="000000"/>
-                <w:sz w:val="18"/>
-              </w:rPr>
-              <w:t>27/05</w:t>
-            </w:r>
-          </w:p>
-        </w:tc>
-        <w:tc>
-          <w:tcPr>
-            <w:tcW w:w="941" w:type="dxa"/>
-            <w:shd w:val="clear" w:color="auto" w:fill="FFFFFF"/>
-          </w:tcPr>
-          <w:p>
-            <w:pPr>
-              <w:jc w:val="center"/>
-            </w:pPr>
-            <w:r>
-              <w:rPr>
-                <w:rFonts w:ascii="Calibri" w:hAnsi="Calibri"/>
-                <w:color w:val="000000"/>
-                <w:sz w:val="18"/>
-              </w:rPr>
-              <w:t>27/05</w:t>
-            </w:r>
-          </w:p>
-        </w:tc>
-      </w:tr>
-      <w:tr>
-        <w:tc>
-          <w:tcPr>
-            <w:tcW w:w="941" w:type="dxa"/>
-            <w:shd w:val="clear" w:color="auto" w:fill="F2F2F2"/>
-          </w:tcPr>
-          <w:p>
-            <w:r>
-              <w:rPr>
-                <w:rFonts w:ascii="Calibri" w:hAnsi="Calibri"/>
-                <w:color w:val="000000"/>
-                <w:sz w:val="18"/>
-              </w:rPr>
-              <w:t>T28.3</w:t>
-            </w:r>
-          </w:p>
-        </w:tc>
-        <w:tc>
-          <w:tcPr>
-            <w:tcW w:w="941" w:type="dxa"/>
-            <w:shd w:val="clear" w:color="auto" w:fill="F2F2F2"/>
-          </w:tcPr>
-          <w:p>
-            <w:r>
-              <w:rPr>
-                <w:rFonts w:ascii="Calibri" w:hAnsi="Calibri"/>
-                <w:color w:val="000000"/>
-                <w:sz w:val="18"/>
-              </w:rPr>
-              <w:t>Tarea</w:t>
-            </w:r>
-          </w:p>
-        </w:tc>
-        <w:tc>
-          <w:tcPr>
-            <w:tcW w:w="941" w:type="dxa"/>
-            <w:shd w:val="clear" w:color="auto" w:fill="F2F2F2"/>
-          </w:tcPr>
-          <w:p>
-            <w:r>
-              <w:rPr>
-                <w:rFonts w:ascii="Calibri" w:hAnsi="Calibri"/>
-                <w:color w:val="000000"/>
-                <w:sz w:val="18"/>
-              </w:rPr>
-              <w:t>GET /ordenes-cambio/validar-excedente + listar por proyecto</w:t>
-            </w:r>
-          </w:p>
-        </w:tc>
-        <w:tc>
-          <w:tcPr>
-            <w:tcW w:w="941" w:type="dxa"/>
-            <w:shd w:val="clear" w:color="auto" w:fill="F2F2F2"/>
-          </w:tcPr>
-          <w:p/>
-        </w:tc>
-        <w:tc>
-          <w:tcPr>
-            <w:tcW w:w="941" w:type="dxa"/>
-            <w:shd w:val="clear" w:color="auto" w:fill="F2F2F2"/>
-          </w:tcPr>
-          <w:p>
-            <w:pPr>
-              <w:jc w:val="center"/>
-            </w:pPr>
-            <w:r>
-              <w:rPr>
-                <w:rFonts w:ascii="Calibri" w:hAnsi="Calibri"/>
-                <w:color w:val="000000"/>
-                <w:sz w:val="18"/>
-              </w:rPr>
-              <w:t>2</w:t>
-            </w:r>
-          </w:p>
-        </w:tc>
-        <w:tc>
-          <w:tcPr>
-            <w:tcW w:w="941" w:type="dxa"/>
-            <w:shd w:val="clear" w:color="auto" w:fill="F2F2F2"/>
-          </w:tcPr>
-          <w:p>
-            <w:pPr>
-              <w:jc w:val="center"/>
-            </w:pPr>
-            <w:r>
-              <w:rPr>
-                <w:rFonts w:ascii="Calibri" w:hAnsi="Calibri"/>
-                <w:color w:val="000000"/>
-                <w:sz w:val="18"/>
-              </w:rPr>
-              <w:t>2</w:t>
-            </w:r>
-          </w:p>
-        </w:tc>
-        <w:tc>
-          <w:tcPr>
-            <w:tcW w:w="941" w:type="dxa"/>
-            <w:shd w:val="clear" w:color="auto" w:fill="F2F2F2"/>
-          </w:tcPr>
-          <w:p>
-            <w:pPr>
-              <w:jc w:val="center"/>
-            </w:pPr>
-            <w:r>
-              <w:rPr>
-                <w:rFonts w:ascii="Calibri" w:hAnsi="Calibri"/>
-                <w:color w:val="000000"/>
-                <w:sz w:val="18"/>
-              </w:rPr>
-              <w:t>0</w:t>
-            </w:r>
-          </w:p>
-        </w:tc>
-        <w:tc>
-          <w:tcPr>
-            <w:tcW w:w="941" w:type="dxa"/>
-            <w:shd w:val="clear" w:color="auto" w:fill="F2F2F2"/>
-          </w:tcPr>
-          <w:p>
-            <w:pPr>
-              <w:jc w:val="center"/>
-            </w:pPr>
-            <w:r>
-              <w:rPr>
-                <w:rFonts w:ascii="Calibri" w:hAnsi="Calibri"/>
-                <w:color w:val="000000"/>
-                <w:sz w:val="18"/>
-              </w:rPr>
-              <w:t>100%</w:t>
-            </w:r>
-          </w:p>
-        </w:tc>
-        <w:tc>
-          <w:tcPr>
-            <w:tcW w:w="941" w:type="dxa"/>
-            <w:shd w:val="clear" w:color="auto" w:fill="F2F2F2"/>
-          </w:tcPr>
-          <w:p>
-            <w:pPr>
-              <w:jc w:val="center"/>
-            </w:pPr>
-            <w:r>
-              <w:rPr>
-                <w:rFonts w:ascii="Calibri" w:hAnsi="Calibri"/>
-                <w:color w:val="000000"/>
-                <w:sz w:val="18"/>
-              </w:rPr>
-              <w:t>27/05</w:t>
-            </w:r>
-          </w:p>
-        </w:tc>
-        <w:tc>
-          <w:tcPr>
-            <w:tcW w:w="941" w:type="dxa"/>
-            <w:shd w:val="clear" w:color="auto" w:fill="F2F2F2"/>
-          </w:tcPr>
-          <w:p>
-            <w:pPr>
-              <w:jc w:val="center"/>
-            </w:pPr>
-            <w:r>
-              <w:rPr>
-                <w:rFonts w:ascii="Calibri" w:hAnsi="Calibri"/>
-                <w:color w:val="000000"/>
-                <w:sz w:val="18"/>
-              </w:rPr>
-              <w:t>28/05</w:t>
-            </w:r>
-          </w:p>
-        </w:tc>
-      </w:tr>
-      <w:tr>
-        <w:tc>
-          <w:tcPr>
-            <w:tcW w:w="941" w:type="dxa"/>
-            <w:shd w:val="clear" w:color="auto" w:fill="FFFFFF"/>
-          </w:tcPr>
-          <w:p>
-            <w:r>
-              <w:rPr>
-                <w:rFonts w:ascii="Calibri" w:hAnsi="Calibri"/>
-                <w:color w:val="000000"/>
-                <w:sz w:val="18"/>
-              </w:rPr>
-              <w:t>T28.4</w:t>
-            </w:r>
-          </w:p>
-        </w:tc>
-        <w:tc>
-          <w:tcPr>
-            <w:tcW w:w="941" w:type="dxa"/>
-            <w:shd w:val="clear" w:color="auto" w:fill="FFFFFF"/>
-          </w:tcPr>
-          <w:p>
-            <w:r>
-              <w:rPr>
-                <w:rFonts w:ascii="Calibri" w:hAnsi="Calibri"/>
-                <w:color w:val="000000"/>
-                <w:sz w:val="18"/>
-              </w:rPr>
-              <w:t>Tarea</w:t>
-            </w:r>
-          </w:p>
-        </w:tc>
-        <w:tc>
-          <w:tcPr>
-            <w:tcW w:w="941" w:type="dxa"/>
-            <w:shd w:val="clear" w:color="auto" w:fill="FFFFFF"/>
-          </w:tcPr>
-          <w:p>
-            <w:r>
-              <w:rPr>
-                <w:rFonts w:ascii="Calibri" w:hAnsi="Calibri"/>
-                <w:color w:val="000000"/>
-                <w:sz w:val="18"/>
-              </w:rPr>
-              <w:t>Pruebas Actividad 4 – 13 casos (CP-144–CP-156)</w:t>
-            </w:r>
-          </w:p>
-        </w:tc>
-        <w:tc>
-          <w:tcPr>
-            <w:tcW w:w="941" w:type="dxa"/>
-            <w:shd w:val="clear" w:color="auto" w:fill="FFFFFF"/>
-          </w:tcPr>
-          <w:p/>
-        </w:tc>
-        <w:tc>
-          <w:tcPr>
-            <w:tcW w:w="941" w:type="dxa"/>
-            <w:shd w:val="clear" w:color="auto" w:fill="FFFFFF"/>
-          </w:tcPr>
-          <w:p>
-            <w:pPr>
-              <w:jc w:val="center"/>
-            </w:pPr>
-            <w:r>
-              <w:rPr>
-                <w:rFonts w:ascii="Calibri" w:hAnsi="Calibri"/>
-                <w:color w:val="000000"/>
-                <w:sz w:val="18"/>
-              </w:rPr>
-              <w:t>3</w:t>
-            </w:r>
-          </w:p>
-        </w:tc>
-        <w:tc>
-          <w:tcPr>
-            <w:tcW w:w="941" w:type="dxa"/>
-            <w:shd w:val="clear" w:color="auto" w:fill="FFFFFF"/>
-          </w:tcPr>
-          <w:p>
-            <w:pPr>
-              <w:jc w:val="center"/>
-            </w:pPr>
-            <w:r>
-              <w:rPr>
-                <w:rFonts w:ascii="Calibri" w:hAnsi="Calibri"/>
-                <w:color w:val="000000"/>
-                <w:sz w:val="18"/>
-              </w:rPr>
-              <w:t>3</w:t>
-            </w:r>
-          </w:p>
-        </w:tc>
-        <w:tc>
-          <w:tcPr>
-            <w:tcW w:w="941" w:type="dxa"/>
-            <w:shd w:val="clear" w:color="auto" w:fill="FFFFFF"/>
-          </w:tcPr>
-          <w:p>
-            <w:pPr>
-              <w:jc w:val="center"/>
-            </w:pPr>
-            <w:r>
-              <w:rPr>
-                <w:rFonts w:ascii="Calibri" w:hAnsi="Calibri"/>
-                <w:color w:val="000000"/>
-                <w:sz w:val="18"/>
-              </w:rPr>
-              <w:t>0</w:t>
-            </w:r>
-          </w:p>
-        </w:tc>
-        <w:tc>
-          <w:tcPr>
-            <w:tcW w:w="941" w:type="dxa"/>
-            <w:shd w:val="clear" w:color="auto" w:fill="FFFFFF"/>
-          </w:tcPr>
-          <w:p>
-            <w:pPr>
-              <w:jc w:val="center"/>
-            </w:pPr>
-            <w:r>
-              <w:rPr>
-                <w:rFonts w:ascii="Calibri" w:hAnsi="Calibri"/>
-                <w:color w:val="000000"/>
-                <w:sz w:val="18"/>
-              </w:rPr>
-              <w:t>100%</w:t>
-            </w:r>
-          </w:p>
-        </w:tc>
-        <w:tc>
-          <w:tcPr>
-            <w:tcW w:w="941" w:type="dxa"/>
-            <w:shd w:val="clear" w:color="auto" w:fill="FFFFFF"/>
-          </w:tcPr>
-          <w:p>
-            <w:pPr>
-              <w:jc w:val="center"/>
-            </w:pPr>
-            <w:r>
-              <w:rPr>
-                <w:rFonts w:ascii="Calibri" w:hAnsi="Calibri"/>
-                <w:color w:val="000000"/>
-                <w:sz w:val="18"/>
-              </w:rPr>
-              <w:t>28/05</w:t>
-            </w:r>
-          </w:p>
-        </w:tc>
-        <w:tc>
-          <w:tcPr>
-            <w:tcW w:w="941" w:type="dxa"/>
-            <w:shd w:val="clear" w:color="auto" w:fill="FFFFFF"/>
-          </w:tcPr>
-          <w:p>
-            <w:pPr>
-              <w:jc w:val="center"/>
-            </w:pPr>
-            <w:r>
-              <w:rPr>
-                <w:rFonts w:ascii="Calibri" w:hAnsi="Calibri"/>
-                <w:color w:val="000000"/>
-                <w:sz w:val="18"/>
-              </w:rPr>
-              <w:t>28/05</w:t>
-            </w:r>
-          </w:p>
-        </w:tc>
-      </w:tr>
-      <w:tr>
-        <w:tc>
-          <w:tcPr>
-            <w:tcW w:w="941" w:type="dxa"/>
-            <w:shd w:val="clear" w:color="auto" w:fill="D9E1F2"/>
-          </w:tcPr>
-          <w:p>
-            <w:r>
-              <w:rPr>
-                <w:rFonts w:ascii="Calibri" w:hAnsi="Calibri"/>
-                <w:b/>
-                <w:color w:val="000000"/>
-                <w:sz w:val="18"/>
-              </w:rPr>
-              <w:t>HU-29</w:t>
-            </w:r>
-          </w:p>
-        </w:tc>
-        <w:tc>
-          <w:tcPr>
-            <w:tcW w:w="941" w:type="dxa"/>
-            <w:shd w:val="clear" w:color="auto" w:fill="D9E1F2"/>
-          </w:tcPr>
-          <w:p>
-            <w:r>
-              <w:rPr>
-                <w:rFonts w:ascii="Calibri" w:hAnsi="Calibri"/>
-                <w:b/>
-                <w:color w:val="000000"/>
-                <w:sz w:val="18"/>
-              </w:rPr>
-              <w:t>HU</w:t>
-            </w:r>
-          </w:p>
-        </w:tc>
-        <w:tc>
-          <w:tcPr>
-            <w:tcW w:w="941" w:type="dxa"/>
-            <w:shd w:val="clear" w:color="auto" w:fill="D9E1F2"/>
-          </w:tcPr>
-          <w:p>
-            <w:r>
-              <w:rPr>
-                <w:rFonts w:ascii="Calibri" w:hAnsi="Calibri"/>
-                <w:b/>
-                <w:color w:val="000000"/>
-                <w:sz w:val="18"/>
-              </w:rPr>
-              <w:t>Trazabilidad E2E y Auditoría Completa del Ciclo</w:t>
-            </w:r>
-          </w:p>
-        </w:tc>
-        <w:tc>
-          <w:tcPr>
-            <w:tcW w:w="941" w:type="dxa"/>
-            <w:shd w:val="clear" w:color="auto" w:fill="D9E1F2"/>
-          </w:tcPr>
-          <w:p>
-            <w:r>
-              <w:rPr>
-                <w:rFonts w:ascii="Calibri" w:hAnsi="Calibri"/>
-                <w:b/>
-                <w:color w:val="000000"/>
-                <w:sz w:val="18"/>
-              </w:rPr>
-              <w:t>Alta</w:t>
-            </w:r>
-          </w:p>
-        </w:tc>
-        <w:tc>
-          <w:tcPr>
-            <w:tcW w:w="941" w:type="dxa"/>
-            <w:shd w:val="clear" w:color="auto" w:fill="D9E1F2"/>
-          </w:tcPr>
-          <w:p>
-            <w:pPr>
-              <w:jc w:val="center"/>
-            </w:pPr>
-            <w:r>
-              <w:rPr>
-                <w:rFonts w:ascii="Calibri" w:hAnsi="Calibri"/>
-                <w:b/>
-                <w:color w:val="000000"/>
-                <w:sz w:val="18"/>
-              </w:rPr>
-              <w:t>8</w:t>
-            </w:r>
-          </w:p>
-        </w:tc>
-        <w:tc>
-          <w:tcPr>
-            <w:tcW w:w="941" w:type="dxa"/>
-            <w:shd w:val="clear" w:color="auto" w:fill="D9E1F2"/>
-          </w:tcPr>
-          <w:p>
-            <w:pPr>
-              <w:jc w:val="center"/>
-            </w:pPr>
-            <w:r>
-              <w:rPr>
-                <w:rFonts w:ascii="Calibri" w:hAnsi="Calibri"/>
-                <w:b/>
-                <w:color w:val="000000"/>
-                <w:sz w:val="18"/>
-              </w:rPr>
-              <w:t>8</w:t>
-            </w:r>
-          </w:p>
-        </w:tc>
-        <w:tc>
-          <w:tcPr>
-            <w:tcW w:w="941" w:type="dxa"/>
-            <w:shd w:val="clear" w:color="auto" w:fill="D9E1F2"/>
-          </w:tcPr>
-          <w:p>
-            <w:pPr>
-              <w:jc w:val="center"/>
-            </w:pPr>
-            <w:r>
-              <w:rPr>
-                <w:rFonts w:ascii="Calibri" w:hAnsi="Calibri"/>
-                <w:b/>
-                <w:color w:val="000000"/>
-                <w:sz w:val="18"/>
-              </w:rPr>
-              <w:t>0</w:t>
-            </w:r>
-          </w:p>
-        </w:tc>
-        <w:tc>
-          <w:tcPr>
-            <w:tcW w:w="941" w:type="dxa"/>
-            <w:shd w:val="clear" w:color="auto" w:fill="D9E1F2"/>
-          </w:tcPr>
-          <w:p>
-            <w:pPr>
-              <w:jc w:val="center"/>
-            </w:pPr>
-            <w:r>
-              <w:rPr>
-                <w:rFonts w:ascii="Calibri" w:hAnsi="Calibri"/>
-                <w:b/>
-                <w:color w:val="000000"/>
-                <w:sz w:val="18"/>
-              </w:rPr>
-              <w:t>100%</w:t>
-            </w:r>
-          </w:p>
-        </w:tc>
-        <w:tc>
-          <w:tcPr>
-            <w:tcW w:w="941" w:type="dxa"/>
-            <w:shd w:val="clear" w:color="auto" w:fill="D9E1F2"/>
-          </w:tcPr>
-          <w:p>
-            <w:pPr>
-              <w:jc w:val="center"/>
-            </w:pPr>
-            <w:r>
-              <w:rPr>
-                <w:rFonts w:ascii="Calibri" w:hAnsi="Calibri"/>
-                <w:b/>
-                <w:color w:val="000000"/>
-                <w:sz w:val="18"/>
-              </w:rPr>
-              <w:t>27/05</w:t>
-            </w:r>
-          </w:p>
-        </w:tc>
-        <w:tc>
-          <w:tcPr>
-            <w:tcW w:w="941" w:type="dxa"/>
-            <w:shd w:val="clear" w:color="auto" w:fill="D9E1F2"/>
-          </w:tcPr>
-          <w:p>
-            <w:pPr>
-              <w:jc w:val="center"/>
-            </w:pPr>
-            <w:r>
-              <w:rPr>
-                <w:rFonts w:ascii="Calibri" w:hAnsi="Calibri"/>
-                <w:b/>
-                <w:color w:val="000000"/>
-                <w:sz w:val="18"/>
-              </w:rPr>
-              <w:t>28/05</w:t>
-            </w:r>
-          </w:p>
-        </w:tc>
-      </w:tr>
-      <w:tr>
-        <w:tc>
-          <w:tcPr>
-            <w:tcW w:w="941" w:type="dxa"/>
-            <w:shd w:val="clear" w:color="auto" w:fill="FFFFFF"/>
-          </w:tcPr>
-          <w:p>
-            <w:r>
-              <w:rPr>
-                <w:rFonts w:ascii="Calibri" w:hAnsi="Calibri"/>
-                <w:color w:val="000000"/>
-                <w:sz w:val="18"/>
-              </w:rPr>
-              <w:t>T29.1</w:t>
-            </w:r>
-          </w:p>
-        </w:tc>
-        <w:tc>
-          <w:tcPr>
-            <w:tcW w:w="941" w:type="dxa"/>
-            <w:shd w:val="clear" w:color="auto" w:fill="FFFFFF"/>
-          </w:tcPr>
-          <w:p>
-            <w:r>
-              <w:rPr>
-                <w:rFonts w:ascii="Calibri" w:hAnsi="Calibri"/>
-                <w:color w:val="000000"/>
-                <w:sz w:val="18"/>
-              </w:rPr>
-              <w:t>Tarea</w:t>
-            </w:r>
-          </w:p>
-        </w:tc>
-        <w:tc>
-          <w:tcPr>
-            <w:tcW w:w="941" w:type="dxa"/>
-            <w:shd w:val="clear" w:color="auto" w:fill="FFFFFF"/>
-          </w:tcPr>
-          <w:p>
-            <w:r>
-              <w:rPr>
-                <w:rFonts w:ascii="Calibri" w:hAnsi="Calibri"/>
-                <w:color w:val="000000"/>
-                <w:sz w:val="18"/>
-              </w:rPr>
-              <w:t>audit.service.logAction integrado en ciclo create/approve</w:t>
-            </w:r>
-          </w:p>
-        </w:tc>
-        <w:tc>
-          <w:tcPr>
-            <w:tcW w:w="941" w:type="dxa"/>
-            <w:shd w:val="clear" w:color="auto" w:fill="FFFFFF"/>
-          </w:tcPr>
-          <w:p/>
-        </w:tc>
-        <w:tc>
-          <w:tcPr>
-            <w:tcW w:w="941" w:type="dxa"/>
-            <w:shd w:val="clear" w:color="auto" w:fill="FFFFFF"/>
-          </w:tcPr>
-          <w:p>
-            <w:pPr>
-              <w:jc w:val="center"/>
-            </w:pPr>
-            <w:r>
-              <w:rPr>
-                <w:rFonts w:ascii="Calibri" w:hAnsi="Calibri"/>
-                <w:color w:val="000000"/>
-                <w:sz w:val="18"/>
-              </w:rPr>
-              <w:t>3</w:t>
-            </w:r>
-          </w:p>
-        </w:tc>
-        <w:tc>
-          <w:tcPr>
-            <w:tcW w:w="941" w:type="dxa"/>
-            <w:shd w:val="clear" w:color="auto" w:fill="FFFFFF"/>
-          </w:tcPr>
-          <w:p>
-            <w:pPr>
-              <w:jc w:val="center"/>
-            </w:pPr>
-            <w:r>
-              <w:rPr>
-                <w:rFonts w:ascii="Calibri" w:hAnsi="Calibri"/>
-                <w:color w:val="000000"/>
-                <w:sz w:val="18"/>
-              </w:rPr>
-              <w:t>3</w:t>
-            </w:r>
-          </w:p>
-        </w:tc>
-        <w:tc>
-          <w:tcPr>
-            <w:tcW w:w="941" w:type="dxa"/>
-            <w:shd w:val="clear" w:color="auto" w:fill="FFFFFF"/>
-          </w:tcPr>
-          <w:p>
-            <w:pPr>
-              <w:jc w:val="center"/>
-            </w:pPr>
-            <w:r>
-              <w:rPr>
-                <w:rFonts w:ascii="Calibri" w:hAnsi="Calibri"/>
-                <w:color w:val="000000"/>
-                <w:sz w:val="18"/>
-              </w:rPr>
-              <w:t>0</w:t>
-            </w:r>
-          </w:p>
-        </w:tc>
-        <w:tc>
-          <w:tcPr>
-            <w:tcW w:w="941" w:type="dxa"/>
-            <w:shd w:val="clear" w:color="auto" w:fill="FFFFFF"/>
-          </w:tcPr>
-          <w:p>
-            <w:pPr>
-              <w:jc w:val="center"/>
-            </w:pPr>
-            <w:r>
-              <w:rPr>
-                <w:rFonts w:ascii="Calibri" w:hAnsi="Calibri"/>
-                <w:color w:val="000000"/>
-                <w:sz w:val="18"/>
-              </w:rPr>
-              <w:t>100%</w:t>
-            </w:r>
-          </w:p>
-        </w:tc>
-        <w:tc>
-          <w:tcPr>
-            <w:tcW w:w="941" w:type="dxa"/>
-            <w:shd w:val="clear" w:color="auto" w:fill="FFFFFF"/>
-          </w:tcPr>
-          <w:p>
-            <w:pPr>
-              <w:jc w:val="center"/>
-            </w:pPr>
-            <w:r>
-              <w:rPr>
-                <w:rFonts w:ascii="Calibri" w:hAnsi="Calibri"/>
-                <w:color w:val="000000"/>
-                <w:sz w:val="18"/>
-              </w:rPr>
-              <w:t>27/05</w:t>
-            </w:r>
-          </w:p>
-        </w:tc>
-        <w:tc>
-          <w:tcPr>
-            <w:tcW w:w="941" w:type="dxa"/>
-            <w:shd w:val="clear" w:color="auto" w:fill="FFFFFF"/>
-          </w:tcPr>
-          <w:p>
-            <w:pPr>
-              <w:jc w:val="center"/>
-            </w:pPr>
-            <w:r>
-              <w:rPr>
-                <w:rFonts w:ascii="Calibri" w:hAnsi="Calibri"/>
-                <w:color w:val="000000"/>
-                <w:sz w:val="18"/>
-              </w:rPr>
-              <w:t>28/05</w:t>
-            </w:r>
-          </w:p>
-        </w:tc>
-      </w:tr>
-      <w:tr>
-        <w:tc>
-          <w:tcPr>
-            <w:tcW w:w="941" w:type="dxa"/>
-            <w:shd w:val="clear" w:color="auto" w:fill="F2F2F2"/>
-          </w:tcPr>
-          <w:p>
-            <w:r>
-              <w:rPr>
-                <w:rFonts w:ascii="Calibri" w:hAnsi="Calibri"/>
-                <w:color w:val="000000"/>
-                <w:sz w:val="18"/>
-              </w:rPr>
-              <w:t>T29.2</w:t>
-            </w:r>
-          </w:p>
-        </w:tc>
-        <w:tc>
-          <w:tcPr>
-            <w:tcW w:w="941" w:type="dxa"/>
-            <w:shd w:val="clear" w:color="auto" w:fill="F2F2F2"/>
-          </w:tcPr>
-          <w:p>
-            <w:r>
-              <w:rPr>
-                <w:rFonts w:ascii="Calibri" w:hAnsi="Calibri"/>
-                <w:color w:val="000000"/>
-                <w:sz w:val="18"/>
-              </w:rPr>
-              <w:t>Tarea</w:t>
-            </w:r>
-          </w:p>
-        </w:tc>
-        <w:tc>
-          <w:tcPr>
-            <w:tcW w:w="941" w:type="dxa"/>
-            <w:shd w:val="clear" w:color="auto" w:fill="F2F2F2"/>
-          </w:tcPr>
-          <w:p>
-            <w:r>
-              <w:rPr>
-                <w:rFonts w:ascii="Calibri" w:hAnsi="Calibri"/>
-                <w:color w:val="000000"/>
-                <w:sz w:val="18"/>
-              </w:rPr>
-              <w:t>Ciclo E2E: crear→aprobar→bloqueo + crear→rechazar→bloqueo</w:t>
-            </w:r>
-          </w:p>
-        </w:tc>
-        <w:tc>
-          <w:tcPr>
-            <w:tcW w:w="941" w:type="dxa"/>
-            <w:shd w:val="clear" w:color="auto" w:fill="F2F2F2"/>
-          </w:tcPr>
-          <w:p/>
-        </w:tc>
-        <w:tc>
-          <w:tcPr>
-            <w:tcW w:w="941" w:type="dxa"/>
-            <w:shd w:val="clear" w:color="auto" w:fill="F2F2F2"/>
-          </w:tcPr>
-          <w:p>
-            <w:pPr>
-              <w:jc w:val="center"/>
-            </w:pPr>
-            <w:r>
-              <w:rPr>
-                <w:rFonts w:ascii="Calibri" w:hAnsi="Calibri"/>
-                <w:color w:val="000000"/>
-                <w:sz w:val="18"/>
-              </w:rPr>
-              <w:t>3</w:t>
-            </w:r>
-          </w:p>
-        </w:tc>
-        <w:tc>
-          <w:tcPr>
-            <w:tcW w:w="941" w:type="dxa"/>
-            <w:shd w:val="clear" w:color="auto" w:fill="F2F2F2"/>
-          </w:tcPr>
-          <w:p>
-            <w:pPr>
-              <w:jc w:val="center"/>
-            </w:pPr>
-            <w:r>
-              <w:rPr>
-                <w:rFonts w:ascii="Calibri" w:hAnsi="Calibri"/>
-                <w:color w:val="000000"/>
-                <w:sz w:val="18"/>
-              </w:rPr>
-              <w:t>3</w:t>
-            </w:r>
-          </w:p>
-        </w:tc>
-        <w:tc>
-          <w:tcPr>
-            <w:tcW w:w="941" w:type="dxa"/>
-            <w:shd w:val="clear" w:color="auto" w:fill="F2F2F2"/>
-          </w:tcPr>
-          <w:p>
-            <w:pPr>
-              <w:jc w:val="center"/>
-            </w:pPr>
-            <w:r>
-              <w:rPr>
-                <w:rFonts w:ascii="Calibri" w:hAnsi="Calibri"/>
-                <w:color w:val="000000"/>
-                <w:sz w:val="18"/>
-              </w:rPr>
-              <w:t>0</w:t>
-            </w:r>
-          </w:p>
-        </w:tc>
-        <w:tc>
-          <w:tcPr>
-            <w:tcW w:w="941" w:type="dxa"/>
-            <w:shd w:val="clear" w:color="auto" w:fill="F2F2F2"/>
-          </w:tcPr>
-          <w:p>
-            <w:pPr>
-              <w:jc w:val="center"/>
-            </w:pPr>
-            <w:r>
-              <w:rPr>
-                <w:rFonts w:ascii="Calibri" w:hAnsi="Calibri"/>
-                <w:color w:val="000000"/>
-                <w:sz w:val="18"/>
-              </w:rPr>
-              <w:t>100%</w:t>
-            </w:r>
-          </w:p>
-        </w:tc>
-        <w:tc>
-          <w:tcPr>
-            <w:tcW w:w="941" w:type="dxa"/>
-            <w:shd w:val="clear" w:color="auto" w:fill="F2F2F2"/>
-          </w:tcPr>
-          <w:p>
-            <w:pPr>
-              <w:jc w:val="center"/>
-            </w:pPr>
-            <w:r>
-              <w:rPr>
-                <w:rFonts w:ascii="Calibri" w:hAnsi="Calibri"/>
-                <w:color w:val="000000"/>
-                <w:sz w:val="18"/>
-              </w:rPr>
-              <w:t>28/05</w:t>
-            </w:r>
-          </w:p>
-        </w:tc>
-        <w:tc>
-          <w:tcPr>
-            <w:tcW w:w="941" w:type="dxa"/>
-            <w:shd w:val="clear" w:color="auto" w:fill="F2F2F2"/>
-          </w:tcPr>
-          <w:p>
-            <w:pPr>
-              <w:jc w:val="center"/>
-            </w:pPr>
-            <w:r>
-              <w:rPr>
-                <w:rFonts w:ascii="Calibri" w:hAnsi="Calibri"/>
-                <w:color w:val="000000"/>
-                <w:sz w:val="18"/>
-              </w:rPr>
-              <w:t>28/05</w:t>
-            </w:r>
-          </w:p>
-        </w:tc>
-      </w:tr>
-      <w:tr>
-        <w:tc>
-          <w:tcPr>
-            <w:tcW w:w="941" w:type="dxa"/>
-            <w:shd w:val="clear" w:color="auto" w:fill="FFFFFF"/>
-          </w:tcPr>
-          <w:p>
-            <w:r>
-              <w:rPr>
-                <w:rFonts w:ascii="Calibri" w:hAnsi="Calibri"/>
-                <w:color w:val="000000"/>
-                <w:sz w:val="18"/>
-              </w:rPr>
-              <w:t>T29.3</w:t>
-            </w:r>
-          </w:p>
-        </w:tc>
-        <w:tc>
-          <w:tcPr>
-            <w:tcW w:w="941" w:type="dxa"/>
-            <w:shd w:val="clear" w:color="auto" w:fill="FFFFFF"/>
-          </w:tcPr>
-          <w:p>
-            <w:r>
-              <w:rPr>
-                <w:rFonts w:ascii="Calibri" w:hAnsi="Calibri"/>
-                <w:color w:val="000000"/>
-                <w:sz w:val="18"/>
-              </w:rPr>
-              <w:t>Tarea</w:t>
-            </w:r>
-          </w:p>
-        </w:tc>
-        <w:tc>
-          <w:tcPr>
-            <w:tcW w:w="941" w:type="dxa"/>
-            <w:shd w:val="clear" w:color="auto" w:fill="FFFFFF"/>
-          </w:tcPr>
-          <w:p>
-            <w:r>
-              <w:rPr>
-                <w:rFonts w:ascii="Calibri" w:hAnsi="Calibri"/>
-                <w:color w:val="000000"/>
-                <w:sz w:val="18"/>
-              </w:rPr>
-              <w:t>Pruebas Actividad 5 – 8 casos (CP-157–CP-164)</w:t>
-            </w:r>
-          </w:p>
-        </w:tc>
-        <w:tc>
-          <w:tcPr>
-            <w:tcW w:w="941" w:type="dxa"/>
-            <w:shd w:val="clear" w:color="auto" w:fill="FFFFFF"/>
-          </w:tcPr>
-          <w:p/>
-        </w:tc>
-        <w:tc>
-          <w:tcPr>
-            <w:tcW w:w="941" w:type="dxa"/>
-            <w:shd w:val="clear" w:color="auto" w:fill="FFFFFF"/>
-          </w:tcPr>
-          <w:p>
-            <w:pPr>
-              <w:jc w:val="center"/>
-            </w:pPr>
-            <w:r>
-              <w:rPr>
-                <w:rFonts w:ascii="Calibri" w:hAnsi="Calibri"/>
-                <w:color w:val="000000"/>
-                <w:sz w:val="18"/>
-              </w:rPr>
-              <w:t>2</w:t>
-            </w:r>
-          </w:p>
-        </w:tc>
-        <w:tc>
-          <w:tcPr>
-            <w:tcW w:w="941" w:type="dxa"/>
-            <w:shd w:val="clear" w:color="auto" w:fill="FFFFFF"/>
-          </w:tcPr>
-          <w:p>
-            <w:pPr>
-              <w:jc w:val="center"/>
-            </w:pPr>
-            <w:r>
-              <w:rPr>
-                <w:rFonts w:ascii="Calibri" w:hAnsi="Calibri"/>
-                <w:color w:val="000000"/>
-                <w:sz w:val="18"/>
-              </w:rPr>
-              <w:t>2</w:t>
-            </w:r>
-          </w:p>
-        </w:tc>
-        <w:tc>
-          <w:tcPr>
-            <w:tcW w:w="941" w:type="dxa"/>
-            <w:shd w:val="clear" w:color="auto" w:fill="FFFFFF"/>
-          </w:tcPr>
-          <w:p>
-            <w:pPr>
-              <w:jc w:val="center"/>
-            </w:pPr>
-            <w:r>
-              <w:rPr>
-                <w:rFonts w:ascii="Calibri" w:hAnsi="Calibri"/>
-                <w:color w:val="000000"/>
-                <w:sz w:val="18"/>
-              </w:rPr>
-              <w:t>0</w:t>
-            </w:r>
-          </w:p>
-        </w:tc>
-        <w:tc>
-          <w:tcPr>
-            <w:tcW w:w="941" w:type="dxa"/>
-            <w:shd w:val="clear" w:color="auto" w:fill="FFFFFF"/>
-          </w:tcPr>
-          <w:p>
-            <w:pPr>
-              <w:jc w:val="center"/>
-            </w:pPr>
-            <w:r>
-              <w:rPr>
-                <w:rFonts w:ascii="Calibri" w:hAnsi="Calibri"/>
-                <w:color w:val="000000"/>
-                <w:sz w:val="18"/>
-              </w:rPr>
-              <w:t>100%</w:t>
-            </w:r>
-          </w:p>
-        </w:tc>
-        <w:tc>
-          <w:tcPr>
-            <w:tcW w:w="941" w:type="dxa"/>
-            <w:shd w:val="clear" w:color="auto" w:fill="FFFFFF"/>
-          </w:tcPr>
-          <w:p>
-            <w:pPr>
-              <w:jc w:val="center"/>
-            </w:pPr>
-            <w:r>
-              <w:rPr>
-                <w:rFonts w:ascii="Calibri" w:hAnsi="Calibri"/>
-                <w:color w:val="000000"/>
-                <w:sz w:val="18"/>
-              </w:rPr>
-              <w:t>28/05</w:t>
-            </w:r>
-          </w:p>
-        </w:tc>
-        <w:tc>
-          <w:tcPr>
-            <w:tcW w:w="941" w:type="dxa"/>
-            <w:shd w:val="clear" w:color="auto" w:fill="FFFFFF"/>
-          </w:tcPr>
-          <w:p>
-            <w:pPr>
-              <w:jc w:val="center"/>
-            </w:pPr>
-            <w:r>
-              <w:rPr>
-                <w:rFonts w:ascii="Calibri" w:hAnsi="Calibri"/>
-                <w:color w:val="000000"/>
-                <w:sz w:val="18"/>
-              </w:rPr>
-              <w:t>28/05</w:t>
-            </w:r>
-          </w:p>
-        </w:tc>
-      </w:tr>
-      <w:tr>
-        <w:tc>
-          <w:tcPr>
-            <w:tcW w:w="941" w:type="dxa"/>
-            <w:shd w:val="clear" w:color="auto" w:fill="D9E1F2"/>
-          </w:tcPr>
-          <w:p>
-            <w:r>
-              <w:rPr>
-                <w:rFonts w:ascii="Calibri" w:hAnsi="Calibri"/>
-                <w:b/>
-                <w:color w:val="000000"/>
-                <w:sz w:val="18"/>
-              </w:rPr>
-              <w:t>HT-01</w:t>
-            </w:r>
-          </w:p>
-        </w:tc>
-        <w:tc>
-          <w:tcPr>
-            <w:tcW w:w="941" w:type="dxa"/>
-            <w:shd w:val="clear" w:color="auto" w:fill="D9E1F2"/>
-          </w:tcPr>
-          <w:p>
-            <w:r>
-              <w:rPr>
-                <w:rFonts w:ascii="Calibri" w:hAnsi="Calibri"/>
-                <w:b/>
-                <w:color w:val="000000"/>
-                <w:sz w:val="18"/>
-              </w:rPr>
-              <w:t>HT</w:t>
-            </w:r>
-          </w:p>
-        </w:tc>
-        <w:tc>
-          <w:tcPr>
-            <w:tcW w:w="941" w:type="dxa"/>
-            <w:shd w:val="clear" w:color="auto" w:fill="D9E1F2"/>
-          </w:tcPr>
-          <w:p>
-            <w:r>
-              <w:rPr>
-                <w:rFonts w:ascii="Calibri" w:hAnsi="Calibri"/>
-                <w:b/>
-                <w:color w:val="000000"/>
-                <w:sz w:val="18"/>
-              </w:rPr>
-              <w:t>Verificación RBAC Cruzada Sprint 07 (OC, Bandeja, Notif.)</w:t>
-            </w:r>
-          </w:p>
-        </w:tc>
-        <w:tc>
-          <w:tcPr>
-            <w:tcW w:w="941" w:type="dxa"/>
-            <w:shd w:val="clear" w:color="auto" w:fill="D9E1F2"/>
-          </w:tcPr>
-          <w:p>
-            <w:r>
-              <w:rPr>
-                <w:rFonts w:ascii="Calibri" w:hAnsi="Calibri"/>
-                <w:b/>
-                <w:color w:val="000000"/>
-                <w:sz w:val="18"/>
-              </w:rPr>
-              <w:t>Alta</w:t>
-            </w:r>
-          </w:p>
-        </w:tc>
-        <w:tc>
-          <w:tcPr>
-            <w:tcW w:w="941" w:type="dxa"/>
-            <w:shd w:val="clear" w:color="auto" w:fill="D9E1F2"/>
-          </w:tcPr>
-          <w:p>
-            <w:pPr>
-              <w:jc w:val="center"/>
-            </w:pPr>
-            <w:r>
-              <w:rPr>
-                <w:rFonts w:ascii="Calibri" w:hAnsi="Calibri"/>
-                <w:b/>
-                <w:color w:val="000000"/>
-                <w:sz w:val="18"/>
-              </w:rPr>
-              <w:t>5</w:t>
-            </w:r>
-          </w:p>
-        </w:tc>
-        <w:tc>
-          <w:tcPr>
-            <w:tcW w:w="941" w:type="dxa"/>
-            <w:shd w:val="clear" w:color="auto" w:fill="D9E1F2"/>
-          </w:tcPr>
-          <w:p>
-            <w:pPr>
-              <w:jc w:val="center"/>
-            </w:pPr>
-            <w:r>
-              <w:rPr>
-                <w:rFonts w:ascii="Calibri" w:hAnsi="Calibri"/>
-                <w:b/>
-                <w:color w:val="000000"/>
-                <w:sz w:val="18"/>
-              </w:rPr>
-              <w:t>5</w:t>
-            </w:r>
-          </w:p>
-        </w:tc>
-        <w:tc>
-          <w:tcPr>
-            <w:tcW w:w="941" w:type="dxa"/>
-            <w:shd w:val="clear" w:color="auto" w:fill="D9E1F2"/>
-          </w:tcPr>
-          <w:p>
-            <w:pPr>
-              <w:jc w:val="center"/>
-            </w:pPr>
-            <w:r>
-              <w:rPr>
-                <w:rFonts w:ascii="Calibri" w:hAnsi="Calibri"/>
-                <w:b/>
-                <w:color w:val="000000"/>
-                <w:sz w:val="18"/>
-              </w:rPr>
-              <w:t>0</w:t>
-            </w:r>
-          </w:p>
-        </w:tc>
-        <w:tc>
-          <w:tcPr>
-            <w:tcW w:w="941" w:type="dxa"/>
-            <w:shd w:val="clear" w:color="auto" w:fill="D9E1F2"/>
-          </w:tcPr>
-          <w:p>
-            <w:pPr>
-              <w:jc w:val="center"/>
-            </w:pPr>
-            <w:r>
-              <w:rPr>
-                <w:rFonts w:ascii="Calibri" w:hAnsi="Calibri"/>
-                <w:b/>
-                <w:color w:val="000000"/>
-                <w:sz w:val="18"/>
-              </w:rPr>
-              <w:t>100%</w:t>
-            </w:r>
-          </w:p>
-        </w:tc>
-        <w:tc>
-          <w:tcPr>
-            <w:tcW w:w="941" w:type="dxa"/>
-            <w:shd w:val="clear" w:color="auto" w:fill="D9E1F2"/>
-          </w:tcPr>
-          <w:p>
-            <w:pPr>
-              <w:jc w:val="center"/>
-            </w:pPr>
-            <w:r>
-              <w:rPr>
-                <w:rFonts w:ascii="Calibri" w:hAnsi="Calibri"/>
-                <w:b/>
-                <w:color w:val="000000"/>
-                <w:sz w:val="18"/>
-              </w:rPr>
-              <w:t>28/05</w:t>
-            </w:r>
-          </w:p>
-        </w:tc>
-        <w:tc>
-          <w:tcPr>
-            <w:tcW w:w="941" w:type="dxa"/>
-            <w:shd w:val="clear" w:color="auto" w:fill="D9E1F2"/>
-          </w:tcPr>
-          <w:p>
-            <w:pPr>
-              <w:jc w:val="center"/>
-            </w:pPr>
-            <w:r>
-              <w:rPr>
-                <w:rFonts w:ascii="Calibri" w:hAnsi="Calibri"/>
-                <w:b/>
-                <w:color w:val="000000"/>
-                <w:sz w:val="18"/>
-              </w:rPr>
-              <w:t>29/05</w:t>
-            </w:r>
-          </w:p>
-        </w:tc>
-      </w:tr>
-      <w:tr>
-        <w:tc>
-          <w:tcPr>
-            <w:tcW w:w="941" w:type="dxa"/>
-            <w:shd w:val="clear" w:color="auto" w:fill="FFFFFF"/>
-          </w:tcPr>
-          <w:p>
-            <w:r>
-              <w:rPr>
-                <w:rFonts w:ascii="Calibri" w:hAnsi="Calibri"/>
-                <w:color w:val="000000"/>
-                <w:sz w:val="18"/>
-              </w:rPr>
-              <w:t>TH1.1</w:t>
-            </w:r>
-          </w:p>
-        </w:tc>
-        <w:tc>
-          <w:tcPr>
-            <w:tcW w:w="941" w:type="dxa"/>
-            <w:shd w:val="clear" w:color="auto" w:fill="FFFFFF"/>
-          </w:tcPr>
-          <w:p>
-            <w:r>
-              <w:rPr>
-                <w:rFonts w:ascii="Calibri" w:hAnsi="Calibri"/>
-                <w:color w:val="000000"/>
-                <w:sz w:val="18"/>
-              </w:rPr>
-              <w:t>Tarea</w:t>
-            </w:r>
-          </w:p>
-        </w:tc>
-        <w:tc>
-          <w:tcPr>
-            <w:tcW w:w="941" w:type="dxa"/>
-            <w:shd w:val="clear" w:color="auto" w:fill="FFFFFF"/>
-          </w:tcPr>
-          <w:p>
-            <w:r>
-              <w:rPr>
-                <w:rFonts w:ascii="Calibri" w:hAnsi="Calibri"/>
-                <w:color w:val="000000"/>
-                <w:sz w:val="18"/>
-              </w:rPr>
-              <w:t>Contador/Bodeguero no acceden a OC ni aprueban requerimientos</w:t>
-            </w:r>
-          </w:p>
-        </w:tc>
-        <w:tc>
-          <w:tcPr>
-            <w:tcW w:w="941" w:type="dxa"/>
-            <w:shd w:val="clear" w:color="auto" w:fill="FFFFFF"/>
-          </w:tcPr>
-          <w:p/>
-        </w:tc>
-        <w:tc>
-          <w:tcPr>
-            <w:tcW w:w="941" w:type="dxa"/>
-            <w:shd w:val="clear" w:color="auto" w:fill="FFFFFF"/>
-          </w:tcPr>
-          <w:p>
-            <w:pPr>
-              <w:jc w:val="center"/>
-            </w:pPr>
-            <w:r>
-              <w:rPr>
-                <w:rFonts w:ascii="Calibri" w:hAnsi="Calibri"/>
-                <w:color w:val="000000"/>
-                <w:sz w:val="18"/>
-              </w:rPr>
-              <w:t>3</w:t>
-            </w:r>
-          </w:p>
-        </w:tc>
-        <w:tc>
-          <w:tcPr>
-            <w:tcW w:w="941" w:type="dxa"/>
-            <w:shd w:val="clear" w:color="auto" w:fill="FFFFFF"/>
-          </w:tcPr>
-          <w:p>
-            <w:pPr>
-              <w:jc w:val="center"/>
-            </w:pPr>
-            <w:r>
-              <w:rPr>
-                <w:rFonts w:ascii="Calibri" w:hAnsi="Calibri"/>
-                <w:color w:val="000000"/>
-                <w:sz w:val="18"/>
-              </w:rPr>
-              <w:t>3</w:t>
-            </w:r>
-          </w:p>
-        </w:tc>
-        <w:tc>
-          <w:tcPr>
-            <w:tcW w:w="941" w:type="dxa"/>
-            <w:shd w:val="clear" w:color="auto" w:fill="FFFFFF"/>
-          </w:tcPr>
-          <w:p>
-            <w:pPr>
-              <w:jc w:val="center"/>
-            </w:pPr>
-            <w:r>
-              <w:rPr>
-                <w:rFonts w:ascii="Calibri" w:hAnsi="Calibri"/>
-                <w:color w:val="000000"/>
-                <w:sz w:val="18"/>
-              </w:rPr>
-              <w:t>0</w:t>
-            </w:r>
-          </w:p>
-        </w:tc>
-        <w:tc>
-          <w:tcPr>
-            <w:tcW w:w="941" w:type="dxa"/>
-            <w:shd w:val="clear" w:color="auto" w:fill="FFFFFF"/>
-          </w:tcPr>
-          <w:p>
-            <w:pPr>
-              <w:jc w:val="center"/>
-            </w:pPr>
-            <w:r>
-              <w:rPr>
-                <w:rFonts w:ascii="Calibri" w:hAnsi="Calibri"/>
-                <w:color w:val="000000"/>
-                <w:sz w:val="18"/>
-              </w:rPr>
-              <w:t>100%</w:t>
-            </w:r>
-          </w:p>
-        </w:tc>
-        <w:tc>
-          <w:tcPr>
-            <w:tcW w:w="941" w:type="dxa"/>
-            <w:shd w:val="clear" w:color="auto" w:fill="FFFFFF"/>
-          </w:tcPr>
-          <w:p>
-            <w:pPr>
-              <w:jc w:val="center"/>
-            </w:pPr>
-            <w:r>
-              <w:rPr>
-                <w:rFonts w:ascii="Calibri" w:hAnsi="Calibri"/>
-                <w:color w:val="000000"/>
-                <w:sz w:val="18"/>
-              </w:rPr>
-              <w:t>28/05</w:t>
-            </w:r>
-          </w:p>
-        </w:tc>
-        <w:tc>
-          <w:tcPr>
-            <w:tcW w:w="941" w:type="dxa"/>
-            <w:shd w:val="clear" w:color="auto" w:fill="FFFFFF"/>
-          </w:tcPr>
-          <w:p>
-            <w:pPr>
-              <w:jc w:val="center"/>
-            </w:pPr>
-            <w:r>
-              <w:rPr>
-                <w:rFonts w:ascii="Calibri" w:hAnsi="Calibri"/>
-                <w:color w:val="000000"/>
-                <w:sz w:val="18"/>
-              </w:rPr>
-              <w:t>29/05</w:t>
-            </w:r>
-          </w:p>
-        </w:tc>
-      </w:tr>
-      <w:tr>
-        <w:tc>
-          <w:tcPr>
-            <w:tcW w:w="941" w:type="dxa"/>
-            <w:shd w:val="clear" w:color="auto" w:fill="F2F2F2"/>
-          </w:tcPr>
-          <w:p>
-            <w:r>
-              <w:rPr>
-                <w:rFonts w:ascii="Calibri" w:hAnsi="Calibri"/>
-                <w:color w:val="000000"/>
-                <w:sz w:val="18"/>
-              </w:rPr>
-              <w:t>TH1.2</w:t>
-            </w:r>
-          </w:p>
-        </w:tc>
-        <w:tc>
-          <w:tcPr>
-            <w:tcW w:w="941" w:type="dxa"/>
-            <w:shd w:val="clear" w:color="auto" w:fill="F2F2F2"/>
-          </w:tcPr>
-          <w:p>
-            <w:r>
-              <w:rPr>
-                <w:rFonts w:ascii="Calibri" w:hAnsi="Calibri"/>
-                <w:color w:val="000000"/>
-                <w:sz w:val="18"/>
-              </w:rPr>
-              <w:t>Tarea</w:t>
-            </w:r>
-          </w:p>
-        </w:tc>
-        <w:tc>
-          <w:tcPr>
-            <w:tcW w:w="941" w:type="dxa"/>
-            <w:shd w:val="clear" w:color="auto" w:fill="F2F2F2"/>
-          </w:tcPr>
-          <w:p>
-            <w:r>
-              <w:rPr>
-                <w:rFonts w:ascii="Calibri" w:hAnsi="Calibri"/>
-                <w:color w:val="000000"/>
-                <w:sz w:val="18"/>
-              </w:rPr>
-              <w:t>Pruebas Seguridad RBAC – 4 casos (CP-165–CP-168)</w:t>
-            </w:r>
-          </w:p>
-        </w:tc>
-        <w:tc>
-          <w:tcPr>
-            <w:tcW w:w="941" w:type="dxa"/>
-            <w:shd w:val="clear" w:color="auto" w:fill="F2F2F2"/>
-          </w:tcPr>
-          <w:p/>
-        </w:tc>
-        <w:tc>
-          <w:tcPr>
-            <w:tcW w:w="941" w:type="dxa"/>
-            <w:shd w:val="clear" w:color="auto" w:fill="F2F2F2"/>
-          </w:tcPr>
-          <w:p>
-            <w:pPr>
-              <w:jc w:val="center"/>
-            </w:pPr>
-            <w:r>
-              <w:rPr>
-                <w:rFonts w:ascii="Calibri" w:hAnsi="Calibri"/>
-                <w:color w:val="000000"/>
-                <w:sz w:val="18"/>
-              </w:rPr>
-              <w:t>2</w:t>
-            </w:r>
-          </w:p>
-        </w:tc>
-        <w:tc>
-          <w:tcPr>
-            <w:tcW w:w="941" w:type="dxa"/>
-            <w:shd w:val="clear" w:color="auto" w:fill="F2F2F2"/>
-          </w:tcPr>
-          <w:p>
-            <w:pPr>
-              <w:jc w:val="center"/>
-            </w:pPr>
-            <w:r>
-              <w:rPr>
-                <w:rFonts w:ascii="Calibri" w:hAnsi="Calibri"/>
-                <w:color w:val="000000"/>
-                <w:sz w:val="18"/>
-              </w:rPr>
-              <w:t>2</w:t>
-            </w:r>
-          </w:p>
-        </w:tc>
-        <w:tc>
-          <w:tcPr>
-            <w:tcW w:w="941" w:type="dxa"/>
-            <w:shd w:val="clear" w:color="auto" w:fill="F2F2F2"/>
-          </w:tcPr>
-          <w:p>
-            <w:pPr>
-              <w:jc w:val="center"/>
-            </w:pPr>
-            <w:r>
-              <w:rPr>
-                <w:rFonts w:ascii="Calibri" w:hAnsi="Calibri"/>
-                <w:color w:val="000000"/>
-                <w:sz w:val="18"/>
-              </w:rPr>
-              <w:t>0</w:t>
-            </w:r>
-          </w:p>
-        </w:tc>
-        <w:tc>
-          <w:tcPr>
-            <w:tcW w:w="941" w:type="dxa"/>
-            <w:shd w:val="clear" w:color="auto" w:fill="F2F2F2"/>
-          </w:tcPr>
-          <w:p>
-            <w:pPr>
-              <w:jc w:val="center"/>
-            </w:pPr>
-            <w:r>
-              <w:rPr>
-                <w:rFonts w:ascii="Calibri" w:hAnsi="Calibri"/>
-                <w:color w:val="000000"/>
-                <w:sz w:val="18"/>
-              </w:rPr>
-              <w:t>100%</w:t>
-            </w:r>
-          </w:p>
-        </w:tc>
-        <w:tc>
-          <w:tcPr>
-            <w:tcW w:w="941" w:type="dxa"/>
-            <w:shd w:val="clear" w:color="auto" w:fill="F2F2F2"/>
-          </w:tcPr>
-          <w:p>
-            <w:pPr>
-              <w:jc w:val="center"/>
-            </w:pPr>
-            <w:r>
-              <w:rPr>
-                <w:rFonts w:ascii="Calibri" w:hAnsi="Calibri"/>
-                <w:color w:val="000000"/>
-                <w:sz w:val="18"/>
-              </w:rPr>
-              <w:t>29/05</w:t>
-            </w:r>
-          </w:p>
-        </w:tc>
-        <w:tc>
-          <w:tcPr>
-            <w:tcW w:w="941" w:type="dxa"/>
-            <w:shd w:val="clear" w:color="auto" w:fill="F2F2F2"/>
-          </w:tcPr>
-          <w:p>
-            <w:pPr>
-              <w:jc w:val="center"/>
-            </w:pPr>
-            <w:r>
-              <w:rPr>
-                <w:rFonts w:ascii="Calibri" w:hAnsi="Calibri"/>
-                <w:color w:val="000000"/>
-                <w:sz w:val="18"/>
-              </w:rPr>
-              <w:t>29/05</w:t>
-            </w:r>
-          </w:p>
-        </w:tc>
-      </w:tr>
-      <w:tr>
-        <w:tc>
-          <w:tcPr>
-            <w:tcW w:w="941" w:type="dxa"/>
-            <w:shd w:val="clear" w:color="auto" w:fill="1F3864"/>
-          </w:tcPr>
-          <w:p>
-            <w:pPr>
-              <w:jc w:val="center"/>
-            </w:pPr>
-            <w:r>
-              <w:rPr>
-                <w:rFonts w:ascii="Calibri" w:hAnsi="Calibri"/>
-                <w:b/>
-                <w:color w:val="FFFFFF"/>
-                <w:sz w:val="18"/>
-              </w:rPr>
-              <w:t>TOTALES</w:t>
-            </w:r>
-          </w:p>
-        </w:tc>
-        <w:tc>
-          <w:tcPr>
-            <w:tcW w:w="941" w:type="dxa"/>
-            <w:shd w:val="clear" w:color="auto" w:fill="1F3864"/>
-          </w:tcPr>
-          <w:p/>
-        </w:tc>
-        <w:tc>
-          <w:tcPr>
-            <w:tcW w:w="941" w:type="dxa"/>
-            <w:shd w:val="clear" w:color="auto" w:fill="1F3864"/>
-          </w:tcPr>
-          <w:p/>
-        </w:tc>
-        <w:tc>
-          <w:tcPr>
-            <w:tcW w:w="941" w:type="dxa"/>
-            <w:shd w:val="clear" w:color="auto" w:fill="1F3864"/>
-          </w:tcPr>
-          <w:p/>
-        </w:tc>
-        <w:tc>
-          <w:tcPr>
-            <w:tcW w:w="941" w:type="dxa"/>
-            <w:shd w:val="clear" w:color="auto" w:fill="D9E1F2"/>
-          </w:tcPr>
-          <w:p>
-            <w:pPr>
-              <w:jc w:val="center"/>
-            </w:pPr>
-            <w:r>
-              <w:rPr>
-                <w:rFonts w:ascii="Calibri" w:hAnsi="Calibri"/>
-                <w:b/>
-                <w:color w:val="000000"/>
-                <w:sz w:val="18"/>
-              </w:rPr>
-              <w:t>48</w:t>
-            </w:r>
-          </w:p>
-        </w:tc>
-        <w:tc>
-          <w:tcPr>
-            <w:tcW w:w="941" w:type="dxa"/>
-            <w:shd w:val="clear" w:color="auto" w:fill="D9E1F2"/>
-          </w:tcPr>
-          <w:p>
-            <w:pPr>
-              <w:jc w:val="center"/>
-            </w:pPr>
-            <w:r>
-              <w:rPr>
-                <w:rFonts w:ascii="Calibri" w:hAnsi="Calibri"/>
-                <w:b/>
-                <w:color w:val="000000"/>
-                <w:sz w:val="18"/>
-              </w:rPr>
-              <w:t>48</w:t>
-            </w:r>
-          </w:p>
-        </w:tc>
-        <w:tc>
-          <w:tcPr>
-            <w:tcW w:w="941" w:type="dxa"/>
-            <w:shd w:val="clear" w:color="auto" w:fill="D9E1F2"/>
-          </w:tcPr>
-          <w:p>
-            <w:pPr>
-              <w:jc w:val="center"/>
-            </w:pPr>
-            <w:r>
-              <w:rPr>
-                <w:rFonts w:ascii="Calibri" w:hAnsi="Calibri"/>
-                <w:b/>
-                <w:color w:val="000000"/>
-                <w:sz w:val="18"/>
-              </w:rPr>
-              <w:t>0</w:t>
-            </w:r>
-          </w:p>
-        </w:tc>
-        <w:tc>
-          <w:tcPr>
-            <w:tcW w:w="941" w:type="dxa"/>
-            <w:shd w:val="clear" w:color="auto" w:fill="E2EFDA"/>
-          </w:tcPr>
-          <w:p>
-            <w:pPr>
-              <w:jc w:val="center"/>
-            </w:pPr>
-            <w:r>
-              <w:rPr>
-                <w:rFonts w:ascii="Calibri" w:hAnsi="Calibri"/>
-                <w:b/>
-                <w:color w:val="000000"/>
-                <w:sz w:val="18"/>
-              </w:rPr>
-              <w:t>100%</w:t>
-            </w:r>
-          </w:p>
-        </w:tc>
-        <w:tc>
-          <w:tcPr>
-            <w:tcW w:w="941" w:type="dxa"/>
-            <w:shd w:val="clear" w:color="auto" w:fill="1F3864"/>
-          </w:tcPr>
-          <w:p/>
-        </w:tc>
-        <w:tc>
-          <w:tcPr>
-            <w:tcW w:w="941" w:type="dxa"/>
-            <w:shd w:val="clear" w:color="auto" w:fill="1F3864"/>
-          </w:tcPr>
-          <w:p/>
+                <w:sz w:val="16"/>
+                <w:szCs w:val="16"/>
+              </w:rPr>
+              <w:t xml:space="preserve"> </w:t>
+            </w:r>
+          </w:p>
         </w:tc>
       </w:tr>
     </w:tbl>
@@ -5295,8 +2867,16 @@
     </w:p>
     <w:tbl>
       <w:tblPr>
-        <w:tblStyle w:val="Tablaconcuadrcula"/>
+        <w:tblStyle w:val="Tabladelista4-nfasis1"/>
         <w:tblW w:w="0" w:type="auto"/>
+        <w:tblBorders>
+          <w:top w:val="single" w:sz="4" w:space="0" w:color="auto"/>
+          <w:left w:val="single" w:sz="4" w:space="0" w:color="auto"/>
+          <w:bottom w:val="single" w:sz="4" w:space="0" w:color="auto"/>
+          <w:right w:val="single" w:sz="4" w:space="0" w:color="auto"/>
+          <w:insideH w:val="single" w:sz="4" w:space="0" w:color="auto"/>
+          <w:insideV w:val="single" w:sz="4" w:space="0" w:color="auto"/>
+        </w:tblBorders>
         <w:tblLook w:val="04A0" w:firstRow="1" w:lastRow="0" w:firstColumn="1" w:lastColumn="0" w:noHBand="0" w:noVBand="1"/>
       </w:tblPr>
       <w:tblGrid>
@@ -5305,100 +2885,98 @@
         <w:gridCol w:w="3135"/>
       </w:tblGrid>
       <w:tr>
-        <w:tc>
-          <w:tcPr>
+        <w:trPr>
+          <w:cnfStyle w:val="100000000000" w:firstRow="1" w:lastRow="0" w:firstColumn="0" w:lastColumn="0" w:oddVBand="0" w:evenVBand="0" w:oddHBand="0" w:evenHBand="0" w:firstRowFirstColumn="0" w:firstRowLastColumn="0" w:lastRowFirstColumn="0" w:lastRowLastColumn="0"/>
+        </w:trPr>
+        <w:tc>
+          <w:tcPr>
+            <w:cnfStyle w:val="001000000000" w:firstRow="0" w:lastRow="0" w:firstColumn="1" w:lastColumn="0" w:oddVBand="0" w:evenVBand="0" w:oddHBand="0" w:evenHBand="0" w:firstRowFirstColumn="0" w:firstRowLastColumn="0" w:lastRowFirstColumn="0" w:lastRowLastColumn="0"/>
             <w:tcW w:w="3135" w:type="dxa"/>
-            <w:shd w:val="clear" w:color="auto" w:fill="1F3864"/>
+            <w:tcBorders>
+              <w:top w:val="none" w:sz="0" w:space="0" w:color="auto"/>
+              <w:left w:val="none" w:sz="0" w:space="0" w:color="auto"/>
+              <w:bottom w:val="none" w:sz="0" w:space="0" w:color="auto"/>
+            </w:tcBorders>
+            <w:shd w:val="clear" w:color="auto" w:fill="17365D" w:themeFill="text2" w:themeFillShade="BF"/>
+          </w:tcPr>
+          <w:p>
+            <w:r>
+              <w:t>Métrica</w:t>
+            </w:r>
+          </w:p>
+        </w:tc>
+        <w:tc>
+          <w:tcPr>
+            <w:tcW w:w="3135" w:type="dxa"/>
+            <w:tcBorders>
+              <w:top w:val="none" w:sz="0" w:space="0" w:color="auto"/>
+              <w:bottom w:val="none" w:sz="0" w:space="0" w:color="auto"/>
+            </w:tcBorders>
+            <w:shd w:val="clear" w:color="auto" w:fill="17365D" w:themeFill="text2" w:themeFillShade="BF"/>
           </w:tcPr>
           <w:p>
             <w:pPr>
-              <w:jc w:val="center"/>
+              <w:cnfStyle w:val="100000000000" w:firstRow="1" w:lastRow="0" w:firstColumn="0" w:lastColumn="0" w:oddVBand="0" w:evenVBand="0" w:oddHBand="0" w:evenHBand="0" w:firstRowFirstColumn="0" w:firstRowLastColumn="0" w:lastRowFirstColumn="0" w:lastRowLastColumn="0"/>
             </w:pPr>
             <w:r>
-              <w:rPr>
-                <w:rFonts w:ascii="Calibri" w:hAnsi="Calibri"/>
-                <w:b/>
-                <w:color w:val="FFFFFF"/>
-                <w:sz w:val="18"/>
-              </w:rPr>
-              <w:t>Indicador</w:t>
+              <w:t>Planificado</w:t>
             </w:r>
           </w:p>
         </w:tc>
         <w:tc>
           <w:tcPr>
             <w:tcW w:w="3135" w:type="dxa"/>
-            <w:shd w:val="clear" w:color="auto" w:fill="1F3864"/>
+            <w:tcBorders>
+              <w:top w:val="none" w:sz="0" w:space="0" w:color="auto"/>
+              <w:bottom w:val="none" w:sz="0" w:space="0" w:color="auto"/>
+              <w:right w:val="none" w:sz="0" w:space="0" w:color="auto"/>
+            </w:tcBorders>
+            <w:shd w:val="clear" w:color="auto" w:fill="17365D" w:themeFill="text2" w:themeFillShade="BF"/>
           </w:tcPr>
           <w:p>
             <w:pPr>
-              <w:jc w:val="center"/>
+              <w:cnfStyle w:val="100000000000" w:firstRow="1" w:lastRow="0" w:firstColumn="0" w:lastColumn="0" w:oddVBand="0" w:evenVBand="0" w:oddHBand="0" w:evenHBand="0" w:firstRowFirstColumn="0" w:firstRowLastColumn="0" w:lastRowFirstColumn="0" w:lastRowLastColumn="0"/>
             </w:pPr>
             <w:r>
-              <w:rPr>
-                <w:rFonts w:ascii="Calibri" w:hAnsi="Calibri"/>
-                <w:b/>
-                <w:color w:val="FFFFFF"/>
-                <w:sz w:val="18"/>
-              </w:rPr>
-              <w:t>Planificado</w:t>
-            </w:r>
-          </w:p>
-        </w:tc>
-        <w:tc>
-          <w:tcPr>
-            <w:tcW w:w="3135" w:type="dxa"/>
-            <w:shd w:val="clear" w:color="auto" w:fill="1F3864"/>
-          </w:tcPr>
-          <w:p>
-            <w:pPr>
-              <w:jc w:val="center"/>
-            </w:pPr>
-            <w:r>
-              <w:rPr>
-                <w:rFonts w:ascii="Calibri" w:hAnsi="Calibri"/>
-                <w:b/>
-                <w:color w:val="FFFFFF"/>
-                <w:sz w:val="18"/>
-              </w:rPr>
               <w:t>Realizado</w:t>
             </w:r>
           </w:p>
         </w:tc>
       </w:tr>
       <w:tr>
-        <w:tc>
-          <w:tcPr>
+        <w:trPr>
+          <w:cnfStyle w:val="000000100000" w:firstRow="0" w:lastRow="0" w:firstColumn="0" w:lastColumn="0" w:oddVBand="0" w:evenVBand="0" w:oddHBand="1" w:evenHBand="0" w:firstRowFirstColumn="0" w:firstRowLastColumn="0" w:lastRowFirstColumn="0" w:lastRowLastColumn="0"/>
+        </w:trPr>
+        <w:tc>
+          <w:tcPr>
+            <w:cnfStyle w:val="001000000000" w:firstRow="0" w:lastRow="0" w:firstColumn="1" w:lastColumn="0" w:oddVBand="0" w:evenVBand="0" w:oddHBand="0" w:evenHBand="0" w:firstRowFirstColumn="0" w:firstRowLastColumn="0" w:lastRowFirstColumn="0" w:lastRowLastColumn="0"/>
             <w:tcW w:w="3135" w:type="dxa"/>
-            <w:shd w:val="clear" w:color="auto" w:fill="D9E1F2"/>
-          </w:tcPr>
-          <w:p>
-            <w:r>
-              <w:rPr>
-                <w:rFonts w:ascii="Calibri" w:hAnsi="Calibri"/>
-                <w:b/>
-                <w:color w:val="000000"/>
-                <w:sz w:val="20"/>
-              </w:rPr>
-              <w:t>Story Points comprometidos</w:t>
+          </w:tcPr>
+          <w:p>
+            <w:pPr>
+              <w:rPr>
+                <w:b w:val="0"/>
+                <w:bCs w:val="0"/>
+              </w:rPr>
+            </w:pPr>
+            <w:r>
+              <w:rPr>
+                <w:b w:val="0"/>
+                <w:bCs w:val="0"/>
+              </w:rPr>
+              <w:t>Story Points totales</w:t>
             </w:r>
           </w:p>
         </w:tc>
         <w:tc>
           <w:tcPr>
             <w:tcW w:w="3135" w:type="dxa"/>
-            <w:shd w:val="clear" w:color="auto" w:fill="F2F2F2"/>
           </w:tcPr>
           <w:p>
             <w:pPr>
-              <w:jc w:val="center"/>
+              <w:cnfStyle w:val="000000100000" w:firstRow="0" w:lastRow="0" w:firstColumn="0" w:lastColumn="0" w:oddVBand="0" w:evenVBand="0" w:oddHBand="1" w:evenHBand="0" w:firstRowFirstColumn="0" w:firstRowLastColumn="0" w:lastRowFirstColumn="0" w:lastRowLastColumn="0"/>
             </w:pPr>
             <w:r>
-              <w:rPr>
-                <w:rFonts w:ascii="Calibri" w:hAnsi="Calibri"/>
-                <w:color w:val="000000"/>
-                <w:sz w:val="20"/>
-              </w:rPr>
               <w:t>48</w:t>
             </w:r>
           </w:p>
@@ -5406,18 +2984,12 @@
         <w:tc>
           <w:tcPr>
             <w:tcW w:w="3135" w:type="dxa"/>
-            <w:shd w:val="clear" w:color="auto" w:fill="F2F2F2"/>
           </w:tcPr>
           <w:p>
             <w:pPr>
-              <w:jc w:val="center"/>
+              <w:cnfStyle w:val="000000100000" w:firstRow="0" w:lastRow="0" w:firstColumn="0" w:lastColumn="0" w:oddVBand="0" w:evenVBand="0" w:oddHBand="1" w:evenHBand="0" w:firstRowFirstColumn="0" w:firstRowLastColumn="0" w:lastRowFirstColumn="0" w:lastRowLastColumn="0"/>
             </w:pPr>
             <w:r>
-              <w:rPr>
-                <w:rFonts w:ascii="Calibri" w:hAnsi="Calibri"/>
-                <w:color w:val="000000"/>
-                <w:sz w:val="20"/>
-              </w:rPr>
               <w:t>48</w:t>
             </w:r>
           </w:p>
@@ -5426,113 +2998,101 @@
       <w:tr>
         <w:tc>
           <w:tcPr>
+            <w:cnfStyle w:val="001000000000" w:firstRow="0" w:lastRow="0" w:firstColumn="1" w:lastColumn="0" w:oddVBand="0" w:evenVBand="0" w:oddHBand="0" w:evenHBand="0" w:firstRowFirstColumn="0" w:firstRowLastColumn="0" w:lastRowFirstColumn="0" w:lastRowLastColumn="0"/>
             <w:tcW w:w="3135" w:type="dxa"/>
-            <w:shd w:val="clear" w:color="auto" w:fill="D9E1F2"/>
-          </w:tcPr>
-          <w:p>
-            <w:r>
-              <w:rPr>
-                <w:rFonts w:ascii="Calibri" w:hAnsi="Calibri"/>
-                <w:b/>
-                <w:color w:val="000000"/>
-                <w:sz w:val="20"/>
-              </w:rPr>
-              <w:t>Story Points completados</w:t>
+          </w:tcPr>
+          <w:p>
+            <w:pPr>
+              <w:rPr>
+                <w:b w:val="0"/>
+                <w:bCs w:val="0"/>
+              </w:rPr>
+            </w:pPr>
+            <w:r>
+              <w:rPr>
+                <w:b w:val="0"/>
+                <w:bCs w:val="0"/>
+              </w:rPr>
+              <w:t>N° historias de usuario (HU)</w:t>
             </w:r>
           </w:p>
         </w:tc>
         <w:tc>
           <w:tcPr>
             <w:tcW w:w="3135" w:type="dxa"/>
-            <w:shd w:val="clear" w:color="auto" w:fill="FFFFFF"/>
           </w:tcPr>
           <w:p>
             <w:pPr>
-              <w:jc w:val="center"/>
+              <w:cnfStyle w:val="000000000000" w:firstRow="0" w:lastRow="0" w:firstColumn="0" w:lastColumn="0" w:oddVBand="0" w:evenVBand="0" w:oddHBand="0" w:evenHBand="0" w:firstRowFirstColumn="0" w:firstRowLastColumn="0" w:lastRowFirstColumn="0" w:lastRowLastColumn="0"/>
             </w:pPr>
             <w:r>
-              <w:rPr>
-                <w:rFonts w:ascii="Calibri" w:hAnsi="Calibri"/>
-                <w:color w:val="000000"/>
-                <w:sz w:val="20"/>
-              </w:rPr>
-              <w:t>48</w:t>
+              <w:t>5</w:t>
             </w:r>
           </w:p>
         </w:tc>
         <w:tc>
           <w:tcPr>
             <w:tcW w:w="3135" w:type="dxa"/>
-            <w:shd w:val="clear" w:color="auto" w:fill="FFFFFF"/>
           </w:tcPr>
           <w:p>
             <w:pPr>
-              <w:jc w:val="center"/>
+              <w:cnfStyle w:val="000000000000" w:firstRow="0" w:lastRow="0" w:firstColumn="0" w:lastColumn="0" w:oddVBand="0" w:evenVBand="0" w:oddHBand="0" w:evenHBand="0" w:firstRowFirstColumn="0" w:firstRowLastColumn="0" w:lastRowFirstColumn="0" w:lastRowLastColumn="0"/>
             </w:pPr>
             <w:r>
-              <w:rPr>
-                <w:rFonts w:ascii="Calibri" w:hAnsi="Calibri"/>
-                <w:color w:val="000000"/>
-                <w:sz w:val="20"/>
-              </w:rPr>
-              <w:t>48</w:t>
+              <w:t>5</w:t>
             </w:r>
           </w:p>
         </w:tc>
       </w:tr>
       <w:tr>
-        <w:tc>
-          <w:tcPr>
+        <w:trPr>
+          <w:cnfStyle w:val="000000100000" w:firstRow="0" w:lastRow="0" w:firstColumn="0" w:lastColumn="0" w:oddVBand="0" w:evenVBand="0" w:oddHBand="1" w:evenHBand="0" w:firstRowFirstColumn="0" w:firstRowLastColumn="0" w:lastRowFirstColumn="0" w:lastRowLastColumn="0"/>
+        </w:trPr>
+        <w:tc>
+          <w:tcPr>
+            <w:cnfStyle w:val="001000000000" w:firstRow="0" w:lastRow="0" w:firstColumn="1" w:lastColumn="0" w:oddVBand="0" w:evenVBand="0" w:oddHBand="0" w:evenHBand="0" w:firstRowFirstColumn="0" w:firstRowLastColumn="0" w:lastRowFirstColumn="0" w:lastRowLastColumn="0"/>
             <w:tcW w:w="3135" w:type="dxa"/>
-            <w:shd w:val="clear" w:color="auto" w:fill="D9E1F2"/>
-          </w:tcPr>
-          <w:p>
-            <w:r>
-              <w:rPr>
-                <w:rFonts w:ascii="Calibri" w:hAnsi="Calibri"/>
-                <w:b/>
-                <w:color w:val="000000"/>
-                <w:sz w:val="20"/>
-              </w:rPr>
-              <w:t>Story Points no completados</w:t>
+          </w:tcPr>
+          <w:p>
+            <w:pPr>
+              <w:rPr>
+                <w:b w:val="0"/>
+                <w:bCs w:val="0"/>
+              </w:rPr>
+            </w:pPr>
+            <w:r>
+              <w:rPr>
+                <w:b w:val="0"/>
+                <w:bCs w:val="0"/>
+              </w:rPr>
+              <w:lastRenderedPageBreak/>
+              <w:t>N° historias técnicas (HT)</w:t>
             </w:r>
           </w:p>
         </w:tc>
         <w:tc>
           <w:tcPr>
             <w:tcW w:w="3135" w:type="dxa"/>
-            <w:shd w:val="clear" w:color="auto" w:fill="F2F2F2"/>
           </w:tcPr>
           <w:p>
             <w:pPr>
-              <w:jc w:val="center"/>
+              <w:cnfStyle w:val="000000100000" w:firstRow="0" w:lastRow="0" w:firstColumn="0" w:lastColumn="0" w:oddVBand="0" w:evenVBand="0" w:oddHBand="1" w:evenHBand="0" w:firstRowFirstColumn="0" w:firstRowLastColumn="0" w:lastRowFirstColumn="0" w:lastRowLastColumn="0"/>
             </w:pPr>
             <w:r>
-              <w:rPr>
-                <w:rFonts w:ascii="Calibri" w:hAnsi="Calibri"/>
-                <w:color w:val="000000"/>
-                <w:sz w:val="20"/>
-              </w:rPr>
-              <w:t>0</w:t>
+              <w:t>1</w:t>
             </w:r>
           </w:p>
         </w:tc>
         <w:tc>
           <w:tcPr>
             <w:tcW w:w="3135" w:type="dxa"/>
-            <w:shd w:val="clear" w:color="auto" w:fill="F2F2F2"/>
           </w:tcPr>
           <w:p>
             <w:pPr>
-              <w:jc w:val="center"/>
+              <w:cnfStyle w:val="000000100000" w:firstRow="0" w:lastRow="0" w:firstColumn="0" w:lastColumn="0" w:oddVBand="0" w:evenVBand="0" w:oddHBand="1" w:evenHBand="0" w:firstRowFirstColumn="0" w:firstRowLastColumn="0" w:lastRowFirstColumn="0" w:lastRowLastColumn="0"/>
             </w:pPr>
             <w:r>
-              <w:rPr>
-                <w:rFonts w:ascii="Calibri" w:hAnsi="Calibri"/>
-                <w:color w:val="000000"/>
-                <w:sz w:val="20"/>
-              </w:rPr>
-              <w:t>0</w:t>
+              <w:t>1</w:t>
             </w:r>
           </w:p>
         </w:tc>
@@ -5540,113 +3100,100 @@
       <w:tr>
         <w:tc>
           <w:tcPr>
+            <w:cnfStyle w:val="001000000000" w:firstRow="0" w:lastRow="0" w:firstColumn="1" w:lastColumn="0" w:oddVBand="0" w:evenVBand="0" w:oddHBand="0" w:evenHBand="0" w:firstRowFirstColumn="0" w:firstRowLastColumn="0" w:lastRowFirstColumn="0" w:lastRowLastColumn="0"/>
             <w:tcW w:w="3135" w:type="dxa"/>
-            <w:shd w:val="clear" w:color="auto" w:fill="D9E1F2"/>
-          </w:tcPr>
-          <w:p>
-            <w:r>
-              <w:rPr>
-                <w:rFonts w:ascii="Calibri" w:hAnsi="Calibri"/>
-                <w:b/>
-                <w:color w:val="000000"/>
-                <w:sz w:val="20"/>
-              </w:rPr>
-              <w:t>% Cumplimiento de SP</w:t>
+          </w:tcPr>
+          <w:p>
+            <w:pPr>
+              <w:rPr>
+                <w:b w:val="0"/>
+                <w:bCs w:val="0"/>
+              </w:rPr>
+            </w:pPr>
+            <w:r>
+              <w:rPr>
+                <w:b w:val="0"/>
+                <w:bCs w:val="0"/>
+              </w:rPr>
+              <w:t>N° ítems del backlog</w:t>
             </w:r>
           </w:p>
         </w:tc>
         <w:tc>
           <w:tcPr>
             <w:tcW w:w="3135" w:type="dxa"/>
-            <w:shd w:val="clear" w:color="auto" w:fill="FFFFFF"/>
           </w:tcPr>
           <w:p>
             <w:pPr>
-              <w:jc w:val="center"/>
+              <w:cnfStyle w:val="000000000000" w:firstRow="0" w:lastRow="0" w:firstColumn="0" w:lastColumn="0" w:oddVBand="0" w:evenVBand="0" w:oddHBand="0" w:evenHBand="0" w:firstRowFirstColumn="0" w:firstRowLastColumn="0" w:lastRowFirstColumn="0" w:lastRowLastColumn="0"/>
             </w:pPr>
             <w:r>
-              <w:rPr>
-                <w:rFonts w:ascii="Calibri" w:hAnsi="Calibri"/>
-                <w:color w:val="000000"/>
-                <w:sz w:val="20"/>
-              </w:rPr>
-              <w:t>100%</w:t>
+              <w:t>6</w:t>
             </w:r>
           </w:p>
         </w:tc>
         <w:tc>
           <w:tcPr>
             <w:tcW w:w="3135" w:type="dxa"/>
-            <w:shd w:val="clear" w:color="auto" w:fill="FFFFFF"/>
           </w:tcPr>
           <w:p>
             <w:pPr>
-              <w:jc w:val="center"/>
+              <w:cnfStyle w:val="000000000000" w:firstRow="0" w:lastRow="0" w:firstColumn="0" w:lastColumn="0" w:oddVBand="0" w:evenVBand="0" w:oddHBand="0" w:evenHBand="0" w:firstRowFirstColumn="0" w:firstRowLastColumn="0" w:lastRowFirstColumn="0" w:lastRowLastColumn="0"/>
             </w:pPr>
             <w:r>
-              <w:rPr>
-                <w:rFonts w:ascii="Calibri" w:hAnsi="Calibri"/>
-                <w:color w:val="000000"/>
-                <w:sz w:val="20"/>
-              </w:rPr>
-              <w:t>100%</w:t>
+              <w:t>6</w:t>
             </w:r>
           </w:p>
         </w:tc>
       </w:tr>
       <w:tr>
-        <w:tc>
-          <w:tcPr>
+        <w:trPr>
+          <w:cnfStyle w:val="000000100000" w:firstRow="0" w:lastRow="0" w:firstColumn="0" w:lastColumn="0" w:oddVBand="0" w:evenVBand="0" w:oddHBand="1" w:evenHBand="0" w:firstRowFirstColumn="0" w:firstRowLastColumn="0" w:lastRowFirstColumn="0" w:lastRowLastColumn="0"/>
+        </w:trPr>
+        <w:tc>
+          <w:tcPr>
+            <w:cnfStyle w:val="001000000000" w:firstRow="0" w:lastRow="0" w:firstColumn="1" w:lastColumn="0" w:oddVBand="0" w:evenVBand="0" w:oddHBand="0" w:evenHBand="0" w:firstRowFirstColumn="0" w:firstRowLastColumn="0" w:lastRowFirstColumn="0" w:lastRowLastColumn="0"/>
             <w:tcW w:w="3135" w:type="dxa"/>
-            <w:shd w:val="clear" w:color="auto" w:fill="D9E1F2"/>
-          </w:tcPr>
-          <w:p>
-            <w:r>
-              <w:rPr>
-                <w:rFonts w:ascii="Calibri" w:hAnsi="Calibri"/>
-                <w:b/>
-                <w:color w:val="000000"/>
-                <w:sz w:val="20"/>
-              </w:rPr>
-              <w:t>HU planificadas</w:t>
+          </w:tcPr>
+          <w:p>
+            <w:pPr>
+              <w:rPr>
+                <w:b w:val="0"/>
+                <w:bCs w:val="0"/>
+              </w:rPr>
+            </w:pPr>
+            <w:r>
+              <w:rPr>
+                <w:b w:val="0"/>
+                <w:bCs w:val="0"/>
+              </w:rPr>
+              <w:t>N° ítems completados</w:t>
             </w:r>
           </w:p>
         </w:tc>
         <w:tc>
           <w:tcPr>
             <w:tcW w:w="3135" w:type="dxa"/>
-            <w:shd w:val="clear" w:color="auto" w:fill="F2F2F2"/>
           </w:tcPr>
           <w:p>
             <w:pPr>
-              <w:jc w:val="center"/>
+              <w:cnfStyle w:val="000000100000" w:firstRow="0" w:lastRow="0" w:firstColumn="0" w:lastColumn="0" w:oddVBand="0" w:evenVBand="0" w:oddHBand="1" w:evenHBand="0" w:firstRowFirstColumn="0" w:firstRowLastColumn="0" w:lastRowFirstColumn="0" w:lastRowLastColumn="0"/>
             </w:pPr>
             <w:r>
-              <w:rPr>
-                <w:rFonts w:ascii="Calibri" w:hAnsi="Calibri"/>
-                <w:color w:val="000000"/>
-                <w:sz w:val="20"/>
-              </w:rPr>
-              <w:t>5</w:t>
+              <w:t>—</w:t>
             </w:r>
           </w:p>
         </w:tc>
         <w:tc>
           <w:tcPr>
             <w:tcW w:w="3135" w:type="dxa"/>
-            <w:shd w:val="clear" w:color="auto" w:fill="F2F2F2"/>
           </w:tcPr>
           <w:p>
             <w:pPr>
-              <w:jc w:val="center"/>
+              <w:cnfStyle w:val="000000100000" w:firstRow="0" w:lastRow="0" w:firstColumn="0" w:lastColumn="0" w:oddVBand="0" w:evenVBand="0" w:oddHBand="1" w:evenHBand="0" w:firstRowFirstColumn="0" w:firstRowLastColumn="0" w:lastRowFirstColumn="0" w:lastRowLastColumn="0"/>
             </w:pPr>
             <w:r>
-              <w:rPr>
-                <w:rFonts w:ascii="Calibri" w:hAnsi="Calibri"/>
-                <w:color w:val="000000"/>
-                <w:sz w:val="20"/>
-              </w:rPr>
-              <w:t>5</w:t>
+              <w:t>6 (100%)</w:t>
             </w:r>
           </w:p>
         </w:tc>
@@ -5654,114 +3201,100 @@
       <w:tr>
         <w:tc>
           <w:tcPr>
+            <w:cnfStyle w:val="001000000000" w:firstRow="0" w:lastRow="0" w:firstColumn="1" w:lastColumn="0" w:oddVBand="0" w:evenVBand="0" w:oddHBand="0" w:evenHBand="0" w:firstRowFirstColumn="0" w:firstRowLastColumn="0" w:lastRowFirstColumn="0" w:lastRowLastColumn="0"/>
             <w:tcW w:w="3135" w:type="dxa"/>
-            <w:shd w:val="clear" w:color="auto" w:fill="D9E1F2"/>
-          </w:tcPr>
-          <w:p>
-            <w:r>
-              <w:rPr>
-                <w:rFonts w:ascii="Calibri" w:hAnsi="Calibri"/>
-                <w:b/>
-                <w:color w:val="000000"/>
-                <w:sz w:val="20"/>
-              </w:rPr>
-              <w:t>HT planificadas</w:t>
+          </w:tcPr>
+          <w:p>
+            <w:pPr>
+              <w:rPr>
+                <w:b w:val="0"/>
+                <w:bCs w:val="0"/>
+              </w:rPr>
+            </w:pPr>
+            <w:r>
+              <w:rPr>
+                <w:b w:val="0"/>
+                <w:bCs w:val="0"/>
+              </w:rPr>
+              <w:t>N° ítems bloqueados</w:t>
             </w:r>
           </w:p>
         </w:tc>
         <w:tc>
           <w:tcPr>
             <w:tcW w:w="3135" w:type="dxa"/>
-            <w:shd w:val="clear" w:color="auto" w:fill="FFFFFF"/>
           </w:tcPr>
           <w:p>
             <w:pPr>
-              <w:jc w:val="center"/>
+              <w:cnfStyle w:val="000000000000" w:firstRow="0" w:lastRow="0" w:firstColumn="0" w:lastColumn="0" w:oddVBand="0" w:evenVBand="0" w:oddHBand="0" w:evenHBand="0" w:firstRowFirstColumn="0" w:firstRowLastColumn="0" w:lastRowFirstColumn="0" w:lastRowLastColumn="0"/>
             </w:pPr>
             <w:r>
-              <w:rPr>
-                <w:rFonts w:ascii="Calibri" w:hAnsi="Calibri"/>
-                <w:color w:val="000000"/>
-                <w:sz w:val="20"/>
-              </w:rPr>
-              <w:t>1</w:t>
+              <w:t>—</w:t>
             </w:r>
           </w:p>
         </w:tc>
         <w:tc>
           <w:tcPr>
             <w:tcW w:w="3135" w:type="dxa"/>
-            <w:shd w:val="clear" w:color="auto" w:fill="FFFFFF"/>
           </w:tcPr>
           <w:p>
             <w:pPr>
-              <w:jc w:val="center"/>
+              <w:cnfStyle w:val="000000000000" w:firstRow="0" w:lastRow="0" w:firstColumn="0" w:lastColumn="0" w:oddVBand="0" w:evenVBand="0" w:oddHBand="0" w:evenHBand="0" w:firstRowFirstColumn="0" w:firstRowLastColumn="0" w:lastRowFirstColumn="0" w:lastRowLastColumn="0"/>
             </w:pPr>
             <w:r>
-              <w:rPr>
-                <w:rFonts w:ascii="Calibri" w:hAnsi="Calibri"/>
-                <w:color w:val="000000"/>
-                <w:sz w:val="20"/>
-              </w:rPr>
-              <w:t>1</w:t>
+              <w:t>0</w:t>
             </w:r>
           </w:p>
         </w:tc>
       </w:tr>
       <w:tr>
-        <w:tc>
-          <w:tcPr>
+        <w:trPr>
+          <w:cnfStyle w:val="000000100000" w:firstRow="0" w:lastRow="0" w:firstColumn="0" w:lastColumn="0" w:oddVBand="0" w:evenVBand="0" w:oddHBand="1" w:evenHBand="0" w:firstRowFirstColumn="0" w:firstRowLastColumn="0" w:lastRowFirstColumn="0" w:lastRowLastColumn="0"/>
+        </w:trPr>
+        <w:tc>
+          <w:tcPr>
+            <w:cnfStyle w:val="001000000000" w:firstRow="0" w:lastRow="0" w:firstColumn="1" w:lastColumn="0" w:oddVBand="0" w:evenVBand="0" w:oddHBand="0" w:evenHBand="0" w:firstRowFirstColumn="0" w:firstRowLastColumn="0" w:lastRowFirstColumn="0" w:lastRowLastColumn="0"/>
             <w:tcW w:w="3135" w:type="dxa"/>
-            <w:shd w:val="clear" w:color="auto" w:fill="D9E1F2"/>
-          </w:tcPr>
-          <w:p>
-            <w:r>
-              <w:rPr>
-                <w:rFonts w:ascii="Calibri" w:hAnsi="Calibri"/>
-                <w:b/>
-                <w:color w:val="000000"/>
-                <w:sz w:val="20"/>
-              </w:rPr>
-              <w:lastRenderedPageBreak/>
-              <w:t>Total ítems completados</w:t>
+          </w:tcPr>
+          <w:p>
+            <w:pPr>
+              <w:rPr>
+                <w:b w:val="0"/>
+                <w:bCs w:val="0"/>
+              </w:rPr>
+            </w:pPr>
+            <w:r>
+              <w:rPr>
+                <w:b w:val="0"/>
+                <w:bCs w:val="0"/>
+              </w:rPr>
+              <w:t>N° ítems no completados</w:t>
             </w:r>
           </w:p>
         </w:tc>
         <w:tc>
           <w:tcPr>
             <w:tcW w:w="3135" w:type="dxa"/>
-            <w:shd w:val="clear" w:color="auto" w:fill="F2F2F2"/>
           </w:tcPr>
           <w:p>
             <w:pPr>
-              <w:jc w:val="center"/>
+              <w:cnfStyle w:val="000000100000" w:firstRow="0" w:lastRow="0" w:firstColumn="0" w:lastColumn="0" w:oddVBand="0" w:evenVBand="0" w:oddHBand="1" w:evenHBand="0" w:firstRowFirstColumn="0" w:firstRowLastColumn="0" w:lastRowFirstColumn="0" w:lastRowLastColumn="0"/>
             </w:pPr>
             <w:r>
-              <w:rPr>
-                <w:rFonts w:ascii="Calibri" w:hAnsi="Calibri"/>
-                <w:color w:val="000000"/>
-                <w:sz w:val="20"/>
-              </w:rPr>
-              <w:t>6</w:t>
+              <w:t>—</w:t>
             </w:r>
           </w:p>
         </w:tc>
         <w:tc>
           <w:tcPr>
             <w:tcW w:w="3135" w:type="dxa"/>
-            <w:shd w:val="clear" w:color="auto" w:fill="F2F2F2"/>
           </w:tcPr>
           <w:p>
             <w:pPr>
-              <w:jc w:val="center"/>
+              <w:cnfStyle w:val="000000100000" w:firstRow="0" w:lastRow="0" w:firstColumn="0" w:lastColumn="0" w:oddVBand="0" w:evenVBand="0" w:oddHBand="1" w:evenHBand="0" w:firstRowFirstColumn="0" w:firstRowLastColumn="0" w:lastRowFirstColumn="0" w:lastRowLastColumn="0"/>
             </w:pPr>
             <w:r>
-              <w:rPr>
-                <w:rFonts w:ascii="Calibri" w:hAnsi="Calibri"/>
-                <w:color w:val="000000"/>
-                <w:sz w:val="20"/>
-              </w:rPr>
-              <w:t>6</w:t>
+              <w:t>0</w:t>
             </w:r>
           </w:p>
         </w:tc>
@@ -5769,35 +3302,91 @@
       <w:tr>
         <w:tc>
           <w:tcPr>
+            <w:cnfStyle w:val="001000000000" w:firstRow="0" w:lastRow="0" w:firstColumn="1" w:lastColumn="0" w:oddVBand="0" w:evenVBand="0" w:oddHBand="0" w:evenHBand="0" w:firstRowFirstColumn="0" w:firstRowLastColumn="0" w:lastRowFirstColumn="0" w:lastRowLastColumn="0"/>
             <w:tcW w:w="3135" w:type="dxa"/>
-            <w:shd w:val="clear" w:color="auto" w:fill="D9E1F2"/>
-          </w:tcPr>
-          <w:p>
-            <w:r>
-              <w:rPr>
-                <w:rFonts w:ascii="Calibri" w:hAnsi="Calibri"/>
-                <w:b/>
-                <w:color w:val="000000"/>
-                <w:sz w:val="20"/>
-              </w:rPr>
-              <w:t>% Cumplimiento del backlog</w:t>
+          </w:tcPr>
+          <w:p>
+            <w:pPr>
+              <w:rPr>
+                <w:b w:val="0"/>
+                <w:bCs w:val="0"/>
+              </w:rPr>
+            </w:pPr>
+            <w:r>
+              <w:rPr>
+                <w:b w:val="0"/>
+                <w:bCs w:val="0"/>
+              </w:rPr>
+              <w:t>Velocidad real (SP / semana)</w:t>
             </w:r>
           </w:p>
         </w:tc>
         <w:tc>
           <w:tcPr>
             <w:tcW w:w="3135" w:type="dxa"/>
-            <w:shd w:val="clear" w:color="auto" w:fill="FFFFFF"/>
           </w:tcPr>
           <w:p>
             <w:pPr>
-              <w:jc w:val="center"/>
+              <w:cnfStyle w:val="000000000000" w:firstRow="0" w:lastRow="0" w:firstColumn="0" w:lastColumn="0" w:oddVBand="0" w:evenVBand="0" w:oddHBand="0" w:evenHBand="0" w:firstRowFirstColumn="0" w:firstRowLastColumn="0" w:lastRowFirstColumn="0" w:lastRowLastColumn="0"/>
             </w:pPr>
             <w:r>
-              <w:rPr>
-                <w:rFonts w:ascii="Calibri" w:hAnsi="Calibri"/>
-                <w:color w:val="000000"/>
-                <w:sz w:val="20"/>
+              <w:t>48</w:t>
+            </w:r>
+          </w:p>
+        </w:tc>
+        <w:tc>
+          <w:tcPr>
+            <w:tcW w:w="3135" w:type="dxa"/>
+          </w:tcPr>
+          <w:p>
+            <w:pPr>
+              <w:cnfStyle w:val="000000000000" w:firstRow="0" w:lastRow="0" w:firstColumn="0" w:lastColumn="0" w:oddVBand="0" w:evenVBand="0" w:oddHBand="0" w:evenHBand="0" w:firstRowFirstColumn="0" w:firstRowLastColumn="0" w:lastRowFirstColumn="0" w:lastRowLastColumn="0"/>
+            </w:pPr>
+            <w:r>
+              <w:t>48</w:t>
+            </w:r>
+          </w:p>
+        </w:tc>
+      </w:tr>
+      <w:tr>
+        <w:trPr>
+          <w:cnfStyle w:val="000000100000" w:firstRow="0" w:lastRow="0" w:firstColumn="0" w:lastColumn="0" w:oddVBand="0" w:evenVBand="0" w:oddHBand="1" w:evenHBand="0" w:firstRowFirstColumn="0" w:firstRowLastColumn="0" w:lastRowFirstColumn="0" w:lastRowLastColumn="0"/>
+        </w:trPr>
+        <w:tc>
+          <w:tcPr>
+            <w:cnfStyle w:val="001000000000" w:firstRow="0" w:lastRow="0" w:firstColumn="1" w:lastColumn="0" w:oddVBand="0" w:evenVBand="0" w:oddHBand="0" w:evenHBand="0" w:firstRowFirstColumn="0" w:firstRowLastColumn="0" w:lastRowFirstColumn="0" w:lastRowLastColumn="0"/>
+            <w:tcW w:w="3135" w:type="dxa"/>
+          </w:tcPr>
+          <w:p>
+            <w:pPr>
+              <w:rPr>
+                <w:b w:val="0"/>
+                <w:bCs w:val="0"/>
+              </w:rPr>
+            </w:pPr>
+            <w:r>
+              <w:rPr>
+                <w:rFonts w:ascii="Calibri" w:eastAsiaTheme="majorEastAsia" w:hAnsi="Calibri" w:cstheme="majorBidi"/>
+                <w:b w:val="0"/>
+                <w:bCs w:val="0"/>
+                <w:szCs w:val="28"/>
+              </w:rPr>
+              <w:t>% Cumplimiento del sprint</w:t>
+            </w:r>
+          </w:p>
+        </w:tc>
+        <w:tc>
+          <w:tcPr>
+            <w:tcW w:w="3135" w:type="dxa"/>
+          </w:tcPr>
+          <w:p>
+            <w:pPr>
+              <w:cnfStyle w:val="000000100000" w:firstRow="0" w:lastRow="0" w:firstColumn="0" w:lastColumn="0" w:oddVBand="0" w:evenVBand="0" w:oddHBand="1" w:evenHBand="0" w:firstRowFirstColumn="0" w:firstRowLastColumn="0" w:lastRowFirstColumn="0" w:lastRowLastColumn="0"/>
+            </w:pPr>
+            <w:r>
+              <w:rPr>
+                <w:rFonts w:ascii="Calibri" w:eastAsiaTheme="majorEastAsia" w:hAnsi="Calibri" w:cstheme="majorBidi"/>
+                <w:szCs w:val="28"/>
               </w:rPr>
               <w:t>100%</w:t>
             </w:r>
@@ -5806,19 +3395,148 @@
         <w:tc>
           <w:tcPr>
             <w:tcW w:w="3135" w:type="dxa"/>
-            <w:shd w:val="clear" w:color="auto" w:fill="FFFFFF"/>
           </w:tcPr>
           <w:p>
             <w:pPr>
-              <w:jc w:val="center"/>
+              <w:cnfStyle w:val="000000100000" w:firstRow="0" w:lastRow="0" w:firstColumn="0" w:lastColumn="0" w:oddVBand="0" w:evenVBand="0" w:oddHBand="1" w:evenHBand="0" w:firstRowFirstColumn="0" w:firstRowLastColumn="0" w:lastRowFirstColumn="0" w:lastRowLastColumn="0"/>
             </w:pPr>
             <w:r>
               <w:rPr>
-                <w:rFonts w:ascii="Calibri" w:hAnsi="Calibri"/>
-                <w:color w:val="000000"/>
-                <w:sz w:val="20"/>
+                <w:rFonts w:ascii="Calibri" w:eastAsiaTheme="majorEastAsia" w:hAnsi="Calibri" w:cstheme="majorBidi"/>
+                <w:szCs w:val="28"/>
               </w:rPr>
               <w:t>100%</w:t>
+            </w:r>
+          </w:p>
+        </w:tc>
+      </w:tr>
+      <w:tr>
+        <w:tc>
+          <w:tcPr>
+            <w:cnfStyle w:val="001000000000" w:firstRow="0" w:lastRow="0" w:firstColumn="1" w:lastColumn="0" w:oddVBand="0" w:evenVBand="0" w:oddHBand="0" w:evenHBand="0" w:firstRowFirstColumn="0" w:firstRowLastColumn="0" w:lastRowFirstColumn="0" w:lastRowLastColumn="0"/>
+            <w:tcW w:w="3135" w:type="dxa"/>
+          </w:tcPr>
+          <w:p>
+            <w:pPr>
+              <w:rPr>
+                <w:b w:val="0"/>
+                <w:bCs w:val="0"/>
+              </w:rPr>
+            </w:pPr>
+            <w:r>
+              <w:rPr>
+                <w:rFonts w:ascii="Calibri" w:eastAsiaTheme="majorEastAsia" w:hAnsi="Calibri" w:cstheme="majorBidi"/>
+                <w:b w:val="0"/>
+                <w:bCs w:val="0"/>
+                <w:szCs w:val="28"/>
+              </w:rPr>
+              <w:t>N° pruebas automatizadas</w:t>
+            </w:r>
+          </w:p>
+        </w:tc>
+        <w:tc>
+          <w:tcPr>
+            <w:tcW w:w="3135" w:type="dxa"/>
+          </w:tcPr>
+          <w:p>
+            <w:pPr>
+              <w:cnfStyle w:val="000000000000" w:firstRow="0" w:lastRow="0" w:firstColumn="0" w:lastColumn="0" w:oddVBand="0" w:evenVBand="0" w:oddHBand="0" w:evenHBand="0" w:firstRowFirstColumn="0" w:firstRowLastColumn="0" w:lastRowFirstColumn="0" w:lastRowLastColumn="0"/>
+            </w:pPr>
+            <w:r>
+              <w:rPr>
+                <w:rFonts w:ascii="Calibri" w:eastAsiaTheme="majorEastAsia" w:hAnsi="Calibri" w:cstheme="majorBidi"/>
+                <w:szCs w:val="28"/>
+              </w:rPr>
+              <w:t>46</w:t>
+            </w:r>
+          </w:p>
+        </w:tc>
+        <w:tc>
+          <w:tcPr>
+            <w:tcW w:w="3135" w:type="dxa"/>
+          </w:tcPr>
+          <w:p>
+            <w:pPr>
+              <w:cnfStyle w:val="000000000000" w:firstRow="0" w:lastRow="0" w:firstColumn="0" w:lastColumn="0" w:oddVBand="0" w:evenVBand="0" w:oddHBand="0" w:evenHBand="0" w:firstRowFirstColumn="0" w:firstRowLastColumn="0" w:lastRowFirstColumn="0" w:lastRowLastColumn="0"/>
+            </w:pPr>
+            <w:r>
+              <w:rPr>
+                <w:rFonts w:ascii="Calibri" w:eastAsiaTheme="majorEastAsia" w:hAnsi="Calibri" w:cstheme="majorBidi"/>
+                <w:szCs w:val="28"/>
+              </w:rPr>
+              <w:t>46 (100% PASS)</w:t>
+            </w:r>
+          </w:p>
+        </w:tc>
+      </w:tr>
+      <w:tr>
+        <w:trPr>
+          <w:cnfStyle w:val="000000100000" w:firstRow="0" w:lastRow="0" w:firstColumn="0" w:lastColumn="0" w:oddVBand="0" w:evenVBand="0" w:oddHBand="1" w:evenHBand="0" w:firstRowFirstColumn="0" w:firstRowLastColumn="0" w:lastRowFirstColumn="0" w:lastRowLastColumn="0"/>
+        </w:trPr>
+        <w:tc>
+          <w:tcPr>
+            <w:cnfStyle w:val="001000000000" w:firstRow="0" w:lastRow="0" w:firstColumn="1" w:lastColumn="0" w:oddVBand="0" w:evenVBand="0" w:oddHBand="0" w:evenHBand="0" w:firstRowFirstColumn="0" w:firstRowLastColumn="0" w:lastRowFirstColumn="0" w:lastRowLastColumn="0"/>
+            <w:tcW w:w="3135" w:type="dxa"/>
+          </w:tcPr>
+          <w:p>
+            <w:pPr>
+              <w:rPr>
+                <w:rFonts w:ascii="Calibri" w:eastAsiaTheme="majorEastAsia" w:hAnsi="Calibri" w:cstheme="majorBidi"/>
+                <w:b w:val="0"/>
+                <w:bCs w:val="0"/>
+                <w:szCs w:val="28"/>
+              </w:rPr>
+            </w:pPr>
+            <w:r>
+              <w:rPr>
+                <w:rFonts w:ascii="Calibri" w:eastAsiaTheme="majorEastAsia" w:hAnsi="Calibri" w:cstheme="majorBidi"/>
+                <w:b w:val="0"/>
+                <w:bCs w:val="0"/>
+                <w:szCs w:val="28"/>
+              </w:rPr>
+              <w:t>Compromisos Sprint 07 8.3 cerrados</w:t>
+            </w:r>
+          </w:p>
+        </w:tc>
+        <w:tc>
+          <w:tcPr>
+            <w:tcW w:w="3135" w:type="dxa"/>
+          </w:tcPr>
+          <w:p>
+            <w:pPr>
+              <w:cnfStyle w:val="000000100000" w:firstRow="0" w:lastRow="0" w:firstColumn="0" w:lastColumn="0" w:oddVBand="0" w:evenVBand="0" w:oddHBand="1" w:evenHBand="0" w:firstRowFirstColumn="0" w:firstRowLastColumn="0" w:lastRowFirstColumn="0" w:lastRowLastColumn="0"/>
+              <w:rPr>
+                <w:rFonts w:ascii="Calibri" w:eastAsiaTheme="majorEastAsia" w:hAnsi="Calibri" w:cstheme="majorBidi"/>
+                <w:szCs w:val="28"/>
+              </w:rPr>
+            </w:pPr>
+            <w:r>
+              <w:rPr>
+                <w:rFonts w:ascii="Calibri" w:eastAsiaTheme="majorEastAsia" w:hAnsi="Calibri" w:cstheme="majorBidi"/>
+                <w:szCs w:val="28"/>
+              </w:rPr>
+              <w:t>6/6</w:t>
+            </w:r>
+          </w:p>
+        </w:tc>
+        <w:tc>
+          <w:tcPr>
+            <w:tcW w:w="3135" w:type="dxa"/>
+          </w:tcPr>
+          <w:p>
+            <w:pPr>
+              <w:cnfStyle w:val="000000100000" w:firstRow="0" w:lastRow="0" w:firstColumn="0" w:lastColumn="0" w:oddVBand="0" w:evenVBand="0" w:oddHBand="1" w:evenHBand="0" w:firstRowFirstColumn="0" w:firstRowLastColumn="0" w:lastRowFirstColumn="0" w:lastRowLastColumn="0"/>
+              <w:rPr>
+                <w:rFonts w:ascii="Calibri" w:eastAsiaTheme="majorEastAsia" w:hAnsi="Calibri" w:cstheme="majorBidi"/>
+                <w:szCs w:val="28"/>
+              </w:rPr>
+            </w:pPr>
+            <w:r>
+              <w:rPr>
+                <w:rFonts w:ascii="Calibri" w:eastAsiaTheme="majorEastAsia" w:hAnsi="Calibri" w:cstheme="majorBidi"/>
+                <w:szCs w:val="28"/>
+              </w:rPr>
+              <w:t>6/6 (100%)</w:t>
             </w:r>
           </w:p>
         </w:tc>
@@ -5866,13 +3584,13 @@
         <w:tblLook w:val="04A0" w:firstRow="1" w:lastRow="0" w:firstColumn="1" w:lastColumn="0" w:noHBand="0" w:noVBand="1"/>
       </w:tblPr>
       <w:tblGrid>
-        <w:gridCol w:w="4703"/>
-        <w:gridCol w:w="4703"/>
+        <w:gridCol w:w="3369"/>
+        <w:gridCol w:w="6037"/>
       </w:tblGrid>
       <w:tr>
         <w:tc>
           <w:tcPr>
-            <w:tcW w:w="4703" w:type="dxa"/>
+            <w:tcW w:w="3369" w:type="dxa"/>
             <w:shd w:val="clear" w:color="auto" w:fill="D9E1F2"/>
           </w:tcPr>
           <w:p>
@@ -5889,7 +3607,7 @@
         </w:tc>
         <w:tc>
           <w:tcPr>
-            <w:tcW w:w="4703" w:type="dxa"/>
+            <w:tcW w:w="6037" w:type="dxa"/>
           </w:tcPr>
           <w:p>
             <w:r>
@@ -5906,7 +3624,7 @@
       <w:tr>
         <w:tc>
           <w:tcPr>
-            <w:tcW w:w="4703" w:type="dxa"/>
+            <w:tcW w:w="3369" w:type="dxa"/>
             <w:shd w:val="clear" w:color="auto" w:fill="D9E1F2"/>
           </w:tcPr>
           <w:p>
@@ -5923,7 +3641,7 @@
         </w:tc>
         <w:tc>
           <w:tcPr>
-            <w:tcW w:w="4703" w:type="dxa"/>
+            <w:tcW w:w="6037" w:type="dxa"/>
           </w:tcPr>
           <w:p>
             <w:r>
@@ -5932,7 +3650,43 @@
                 <w:color w:val="000000"/>
                 <w:sz w:val="20"/>
               </w:rPr>
-              <w:t>Las pruebas E2E (Actividad 5, ciclos crear→aprobar/rechazar) requieren BD de test con datos seeded. En entorno CI sin BD se obtiene 401/422/500, comportamiento esperado y documentado.</w:t>
+              <w:t xml:space="preserve">Las pruebas E2E (Actividad 5, ciclos </w:t>
+            </w:r>
+            <w:proofErr w:type="spellStart"/>
+            <w:r>
+              <w:rPr>
+                <w:rFonts w:ascii="Calibri" w:hAnsi="Calibri"/>
+                <w:color w:val="000000"/>
+                <w:sz w:val="20"/>
+              </w:rPr>
+              <w:t>crear→aprobar</w:t>
+            </w:r>
+            <w:proofErr w:type="spellEnd"/>
+            <w:r>
+              <w:rPr>
+                <w:rFonts w:ascii="Calibri" w:hAnsi="Calibri"/>
+                <w:color w:val="000000"/>
+                <w:sz w:val="20"/>
+              </w:rPr>
+              <w:t xml:space="preserve">/rechazar) requieren BD de test con datos </w:t>
+            </w:r>
+            <w:proofErr w:type="spellStart"/>
+            <w:r>
+              <w:rPr>
+                <w:rFonts w:ascii="Calibri" w:hAnsi="Calibri"/>
+                <w:color w:val="000000"/>
+                <w:sz w:val="20"/>
+              </w:rPr>
+              <w:t>seeded</w:t>
+            </w:r>
+            <w:proofErr w:type="spellEnd"/>
+            <w:r>
+              <w:rPr>
+                <w:rFonts w:ascii="Calibri" w:hAnsi="Calibri"/>
+                <w:color w:val="000000"/>
+                <w:sz w:val="20"/>
+              </w:rPr>
+              <w:t>. En entorno CI sin BD se obtiene 401/422/500, comportamiento esperado y documentado.</w:t>
             </w:r>
           </w:p>
         </w:tc>
@@ -5940,7 +3694,7 @@
       <w:tr>
         <w:tc>
           <w:tcPr>
-            <w:tcW w:w="4703" w:type="dxa"/>
+            <w:tcW w:w="3369" w:type="dxa"/>
             <w:shd w:val="clear" w:color="auto" w:fill="D9E1F2"/>
           </w:tcPr>
           <w:p>
@@ -5957,7 +3711,7 @@
         </w:tc>
         <w:tc>
           <w:tcPr>
-            <w:tcW w:w="4703" w:type="dxa"/>
+            <w:tcW w:w="6037" w:type="dxa"/>
           </w:tcPr>
           <w:p>
             <w:r>
@@ -5966,7 +3720,25 @@
                 <w:color w:val="000000"/>
                 <w:sz w:val="20"/>
               </w:rPr>
-              <w:t>Implementar el módulo de Reportes y Dashboard consolidado. Agregar BD de pruebas con seed data completo. Implementar exportación de reportes en xlsx.</w:t>
+              <w:t xml:space="preserve">Implementar el módulo de Reportes y Dashboard consolidado. Agregar BD de pruebas con </w:t>
+            </w:r>
+            <w:proofErr w:type="spellStart"/>
+            <w:r>
+              <w:rPr>
+                <w:rFonts w:ascii="Calibri" w:hAnsi="Calibri"/>
+                <w:color w:val="000000"/>
+                <w:sz w:val="20"/>
+              </w:rPr>
+              <w:t>seed</w:t>
+            </w:r>
+            <w:proofErr w:type="spellEnd"/>
+            <w:r>
+              <w:rPr>
+                <w:rFonts w:ascii="Calibri" w:hAnsi="Calibri"/>
+                <w:color w:val="000000"/>
+                <w:sz w:val="20"/>
+              </w:rPr>
+              <w:t xml:space="preserve"> data completo. Implementar exportación de reportes en xlsx.</w:t>
             </w:r>
           </w:p>
         </w:tc>
@@ -5974,7 +3746,7 @@
       <w:tr>
         <w:tc>
           <w:tcPr>
-            <w:tcW w:w="4703" w:type="dxa"/>
+            <w:tcW w:w="3369" w:type="dxa"/>
             <w:shd w:val="clear" w:color="auto" w:fill="D9E1F2"/>
           </w:tcPr>
           <w:p>
@@ -5991,7 +3763,7 @@
         </w:tc>
         <w:tc>
           <w:tcPr>
-            <w:tcW w:w="4703" w:type="dxa"/>
+            <w:tcW w:w="6037" w:type="dxa"/>
           </w:tcPr>
           <w:p>
             <w:r>
@@ -6024,39 +3796,49 @@
         <w:tblLook w:val="04A0" w:firstRow="1" w:lastRow="0" w:firstColumn="1" w:lastColumn="0" w:noHBand="0" w:noVBand="1"/>
       </w:tblPr>
       <w:tblGrid>
-        <w:gridCol w:w="959"/>
-        <w:gridCol w:w="8447"/>
+        <w:gridCol w:w="1242"/>
+        <w:gridCol w:w="3686"/>
       </w:tblGrid>
       <w:tr>
         <w:tc>
           <w:tcPr>
-            <w:tcW w:w="959" w:type="dxa"/>
-            <w:shd w:val="clear" w:color="auto" w:fill="D9E1F2"/>
-          </w:tcPr>
-          <w:p>
-            <w:r>
-              <w:rPr>
-                <w:rFonts w:ascii="Calibri" w:hAnsi="Calibri"/>
+            <w:tcW w:w="1242" w:type="dxa"/>
+            <w:shd w:val="clear" w:color="auto" w:fill="1F3864"/>
+          </w:tcPr>
+          <w:p>
+            <w:pPr>
+              <w:rPr>
+                <w:szCs w:val="28"/>
+              </w:rPr>
+            </w:pPr>
+            <w:r>
+              <w:rPr>
                 <w:b/>
-                <w:color w:val="1F3864"/>
-                <w:sz w:val="18"/>
-              </w:rPr>
-              <w:t>SP</w:t>
-            </w:r>
-          </w:p>
-        </w:tc>
-        <w:tc>
-          <w:tcPr>
-            <w:tcW w:w="8447" w:type="dxa"/>
-          </w:tcPr>
-          <w:p>
-            <w:r>
-              <w:rPr>
-                <w:rFonts w:ascii="Calibri" w:hAnsi="Calibri"/>
-                <w:color w:val="000000"/>
-                <w:sz w:val="18"/>
-              </w:rPr>
-              <w:t>Story Points — Unidad de medida de esfuerzo relativo</w:t>
+                <w:color w:val="FFFFFF"/>
+                <w:szCs w:val="28"/>
+              </w:rPr>
+              <w:t>Sigla</w:t>
+            </w:r>
+          </w:p>
+        </w:tc>
+        <w:tc>
+          <w:tcPr>
+            <w:tcW w:w="3686" w:type="dxa"/>
+            <w:shd w:val="clear" w:color="auto" w:fill="1F3864"/>
+          </w:tcPr>
+          <w:p>
+            <w:pPr>
+              <w:rPr>
+                <w:szCs w:val="28"/>
+              </w:rPr>
+            </w:pPr>
+            <w:r>
+              <w:rPr>
+                <w:b/>
+                <w:color w:val="FFFFFF"/>
+                <w:szCs w:val="28"/>
+              </w:rPr>
+              <w:t>Significado</w:t>
             </w:r>
           </w:p>
         </w:tc>
@@ -6064,33 +3846,42 @@
       <w:tr>
         <w:tc>
           <w:tcPr>
-            <w:tcW w:w="959" w:type="dxa"/>
+            <w:tcW w:w="1242" w:type="dxa"/>
             <w:shd w:val="clear" w:color="auto" w:fill="D9E1F2"/>
           </w:tcPr>
           <w:p>
-            <w:r>
-              <w:rPr>
-                <w:rFonts w:ascii="Calibri" w:hAnsi="Calibri"/>
+            <w:pPr>
+              <w:rPr>
+                <w:szCs w:val="28"/>
+              </w:rPr>
+            </w:pPr>
+            <w:r>
+              <w:rPr>
                 <w:b/>
-                <w:color w:val="1F3864"/>
-                <w:sz w:val="18"/>
-              </w:rPr>
-              <w:t>HU</w:t>
-            </w:r>
-          </w:p>
-        </w:tc>
-        <w:tc>
-          <w:tcPr>
-            <w:tcW w:w="8447" w:type="dxa"/>
-          </w:tcPr>
-          <w:p>
-            <w:r>
-              <w:rPr>
-                <w:rFonts w:ascii="Calibri" w:hAnsi="Calibri"/>
                 <w:color w:val="000000"/>
-                <w:sz w:val="18"/>
-              </w:rPr>
-              <w:t>Historia de Usuario — Unidad funcional del backlog</w:t>
+                <w:szCs w:val="28"/>
+              </w:rPr>
+              <w:t>SP</w:t>
+            </w:r>
+          </w:p>
+        </w:tc>
+        <w:tc>
+          <w:tcPr>
+            <w:tcW w:w="3686" w:type="dxa"/>
+            <w:shd w:val="clear" w:color="auto" w:fill="D9E1F2"/>
+          </w:tcPr>
+          <w:p>
+            <w:pPr>
+              <w:rPr>
+                <w:szCs w:val="28"/>
+              </w:rPr>
+            </w:pPr>
+            <w:r>
+              <w:rPr>
+                <w:color w:val="000000"/>
+                <w:szCs w:val="28"/>
+              </w:rPr>
+              <w:t>Story Point</w:t>
             </w:r>
           </w:p>
         </w:tc>
@@ -6098,33 +3889,42 @@
       <w:tr>
         <w:tc>
           <w:tcPr>
-            <w:tcW w:w="959" w:type="dxa"/>
-            <w:shd w:val="clear" w:color="auto" w:fill="D9E1F2"/>
-          </w:tcPr>
-          <w:p>
-            <w:r>
-              <w:rPr>
-                <w:rFonts w:ascii="Calibri" w:hAnsi="Calibri"/>
+            <w:tcW w:w="1242" w:type="dxa"/>
+            <w:shd w:val="clear" w:color="auto" w:fill="FFFFFF"/>
+          </w:tcPr>
+          <w:p>
+            <w:pPr>
+              <w:rPr>
+                <w:szCs w:val="28"/>
+              </w:rPr>
+            </w:pPr>
+            <w:r>
+              <w:rPr>
                 <w:b/>
-                <w:color w:val="1F3864"/>
-                <w:sz w:val="18"/>
-              </w:rPr>
-              <w:t>HT</w:t>
-            </w:r>
-          </w:p>
-        </w:tc>
-        <w:tc>
-          <w:tcPr>
-            <w:tcW w:w="8447" w:type="dxa"/>
-          </w:tcPr>
-          <w:p>
-            <w:r>
-              <w:rPr>
-                <w:rFonts w:ascii="Calibri" w:hAnsi="Calibri"/>
                 <w:color w:val="000000"/>
-                <w:sz w:val="18"/>
-              </w:rPr>
-              <w:t>Historia Técnica — Tarea técnica transversal</w:t>
+                <w:szCs w:val="28"/>
+              </w:rPr>
+              <w:t>HU</w:t>
+            </w:r>
+          </w:p>
+        </w:tc>
+        <w:tc>
+          <w:tcPr>
+            <w:tcW w:w="3686" w:type="dxa"/>
+            <w:shd w:val="clear" w:color="auto" w:fill="FFFFFF"/>
+          </w:tcPr>
+          <w:p>
+            <w:pPr>
+              <w:rPr>
+                <w:szCs w:val="28"/>
+              </w:rPr>
+            </w:pPr>
+            <w:r>
+              <w:rPr>
+                <w:color w:val="000000"/>
+                <w:szCs w:val="28"/>
+              </w:rPr>
+              <w:t>Historia de Usuario</w:t>
             </w:r>
           </w:p>
         </w:tc>
@@ -6132,33 +3932,42 @@
       <w:tr>
         <w:tc>
           <w:tcPr>
-            <w:tcW w:w="959" w:type="dxa"/>
+            <w:tcW w:w="1242" w:type="dxa"/>
             <w:shd w:val="clear" w:color="auto" w:fill="D9E1F2"/>
           </w:tcPr>
           <w:p>
-            <w:r>
-              <w:rPr>
-                <w:rFonts w:ascii="Calibri" w:hAnsi="Calibri"/>
+            <w:pPr>
+              <w:rPr>
+                <w:szCs w:val="28"/>
+              </w:rPr>
+            </w:pPr>
+            <w:r>
+              <w:rPr>
                 <w:b/>
-                <w:color w:val="1F3864"/>
-                <w:sz w:val="18"/>
-              </w:rPr>
-              <w:t>RBAC</w:t>
-            </w:r>
-          </w:p>
-        </w:tc>
-        <w:tc>
-          <w:tcPr>
-            <w:tcW w:w="8447" w:type="dxa"/>
-          </w:tcPr>
-          <w:p>
-            <w:r>
-              <w:rPr>
-                <w:rFonts w:ascii="Calibri" w:hAnsi="Calibri"/>
                 <w:color w:val="000000"/>
-                <w:sz w:val="18"/>
-              </w:rPr>
-              <w:t>Role-Based Access Control — Control de acceso por rol</w:t>
+                <w:szCs w:val="28"/>
+              </w:rPr>
+              <w:t>HT</w:t>
+            </w:r>
+          </w:p>
+        </w:tc>
+        <w:tc>
+          <w:tcPr>
+            <w:tcW w:w="3686" w:type="dxa"/>
+            <w:shd w:val="clear" w:color="auto" w:fill="D9E1F2"/>
+          </w:tcPr>
+          <w:p>
+            <w:pPr>
+              <w:rPr>
+                <w:szCs w:val="28"/>
+              </w:rPr>
+            </w:pPr>
+            <w:r>
+              <w:rPr>
+                <w:color w:val="000000"/>
+                <w:szCs w:val="28"/>
+              </w:rPr>
+              <w:t>Historia Técnica</w:t>
             </w:r>
           </w:p>
         </w:tc>
@@ -6166,33 +3975,42 @@
       <w:tr>
         <w:tc>
           <w:tcPr>
-            <w:tcW w:w="959" w:type="dxa"/>
-            <w:shd w:val="clear" w:color="auto" w:fill="D9E1F2"/>
-          </w:tcPr>
-          <w:p>
-            <w:r>
-              <w:rPr>
-                <w:rFonts w:ascii="Calibri" w:hAnsi="Calibri"/>
+            <w:tcW w:w="1242" w:type="dxa"/>
+            <w:shd w:val="clear" w:color="auto" w:fill="FFFFFF"/>
+          </w:tcPr>
+          <w:p>
+            <w:pPr>
+              <w:rPr>
+                <w:szCs w:val="28"/>
+              </w:rPr>
+            </w:pPr>
+            <w:r>
+              <w:rPr>
                 <w:b/>
-                <w:color w:val="1F3864"/>
-                <w:sz w:val="18"/>
-              </w:rPr>
-              <w:t>OC</w:t>
-            </w:r>
-          </w:p>
-        </w:tc>
-        <w:tc>
-          <w:tcPr>
-            <w:tcW w:w="8447" w:type="dxa"/>
-          </w:tcPr>
-          <w:p>
-            <w:r>
-              <w:rPr>
-                <w:rFonts w:ascii="Calibri" w:hAnsi="Calibri"/>
                 <w:color w:val="000000"/>
-                <w:sz w:val="18"/>
-              </w:rPr>
-              <w:t>Orden de Cambio — Autorización de excedente presupuestario</w:t>
+                <w:szCs w:val="28"/>
+              </w:rPr>
+              <w:t>PLN-REA</w:t>
+            </w:r>
+          </w:p>
+        </w:tc>
+        <w:tc>
+          <w:tcPr>
+            <w:tcW w:w="3686" w:type="dxa"/>
+            <w:shd w:val="clear" w:color="auto" w:fill="FFFFFF"/>
+          </w:tcPr>
+          <w:p>
+            <w:pPr>
+              <w:rPr>
+                <w:szCs w:val="28"/>
+              </w:rPr>
+            </w:pPr>
+            <w:r>
+              <w:rPr>
+                <w:color w:val="000000"/>
+                <w:szCs w:val="28"/>
+              </w:rPr>
+              <w:t>Planificado-Realizado</w:t>
             </w:r>
           </w:p>
         </w:tc>
@@ -6200,33 +4018,42 @@
       <w:tr>
         <w:tc>
           <w:tcPr>
-            <w:tcW w:w="959" w:type="dxa"/>
+            <w:tcW w:w="1242" w:type="dxa"/>
             <w:shd w:val="clear" w:color="auto" w:fill="D9E1F2"/>
           </w:tcPr>
           <w:p>
-            <w:r>
-              <w:rPr>
-                <w:rFonts w:ascii="Calibri" w:hAnsi="Calibri"/>
+            <w:pPr>
+              <w:rPr>
+                <w:szCs w:val="28"/>
+              </w:rPr>
+            </w:pPr>
+            <w:r>
+              <w:rPr>
                 <w:b/>
-                <w:color w:val="1F3864"/>
-                <w:sz w:val="18"/>
-              </w:rPr>
-              <w:t>E2E</w:t>
-            </w:r>
-          </w:p>
-        </w:tc>
-        <w:tc>
-          <w:tcPr>
-            <w:tcW w:w="8447" w:type="dxa"/>
-          </w:tcPr>
-          <w:p>
-            <w:r>
-              <w:rPr>
-                <w:rFonts w:ascii="Calibri" w:hAnsi="Calibri"/>
                 <w:color w:val="000000"/>
-                <w:sz w:val="18"/>
-              </w:rPr>
-              <w:t>End-to-End — Prueba de ciclo completo</w:t>
+                <w:szCs w:val="28"/>
+              </w:rPr>
+              <w:t>SPR</w:t>
+            </w:r>
+          </w:p>
+        </w:tc>
+        <w:tc>
+          <w:tcPr>
+            <w:tcW w:w="3686" w:type="dxa"/>
+            <w:shd w:val="clear" w:color="auto" w:fill="D9E1F2"/>
+          </w:tcPr>
+          <w:p>
+            <w:pPr>
+              <w:rPr>
+                <w:szCs w:val="28"/>
+              </w:rPr>
+            </w:pPr>
+            <w:r>
+              <w:rPr>
+                <w:color w:val="000000"/>
+                <w:szCs w:val="28"/>
+              </w:rPr>
+              <w:t>Sprint</w:t>
             </w:r>
           </w:p>
         </w:tc>
@@ -6234,33 +4061,42 @@
       <w:tr>
         <w:tc>
           <w:tcPr>
-            <w:tcW w:w="959" w:type="dxa"/>
-            <w:shd w:val="clear" w:color="auto" w:fill="D9E1F2"/>
-          </w:tcPr>
-          <w:p>
-            <w:r>
-              <w:rPr>
-                <w:rFonts w:ascii="Calibri" w:hAnsi="Calibri"/>
+            <w:tcW w:w="1242" w:type="dxa"/>
+            <w:shd w:val="clear" w:color="auto" w:fill="FFFFFF"/>
+          </w:tcPr>
+          <w:p>
+            <w:pPr>
+              <w:rPr>
+                <w:szCs w:val="28"/>
+              </w:rPr>
+            </w:pPr>
+            <w:r>
+              <w:rPr>
                 <w:b/>
-                <w:color w:val="1F3864"/>
-                <w:sz w:val="18"/>
-              </w:rPr>
-              <w:t>API</w:t>
-            </w:r>
-          </w:p>
-        </w:tc>
-        <w:tc>
-          <w:tcPr>
-            <w:tcW w:w="8447" w:type="dxa"/>
-          </w:tcPr>
-          <w:p>
-            <w:r>
-              <w:rPr>
-                <w:rFonts w:ascii="Calibri" w:hAnsi="Calibri"/>
                 <w:color w:val="000000"/>
-                <w:sz w:val="18"/>
-              </w:rPr>
-              <w:t>Application Programming Interface</w:t>
+                <w:szCs w:val="28"/>
+              </w:rPr>
+              <w:t>RBAC</w:t>
+            </w:r>
+          </w:p>
+        </w:tc>
+        <w:tc>
+          <w:tcPr>
+            <w:tcW w:w="3686" w:type="dxa"/>
+            <w:shd w:val="clear" w:color="auto" w:fill="FFFFFF"/>
+          </w:tcPr>
+          <w:p>
+            <w:pPr>
+              <w:rPr>
+                <w:szCs w:val="28"/>
+              </w:rPr>
+            </w:pPr>
+            <w:r>
+              <w:rPr>
+                <w:color w:val="000000"/>
+                <w:szCs w:val="28"/>
+              </w:rPr>
+              <w:t>Role-Based Access Control</w:t>
             </w:r>
           </w:p>
         </w:tc>
@@ -6268,33 +4104,42 @@
       <w:tr>
         <w:tc>
           <w:tcPr>
-            <w:tcW w:w="959" w:type="dxa"/>
+            <w:tcW w:w="1242" w:type="dxa"/>
             <w:shd w:val="clear" w:color="auto" w:fill="D9E1F2"/>
           </w:tcPr>
           <w:p>
-            <w:r>
-              <w:rPr>
-                <w:rFonts w:ascii="Calibri" w:hAnsi="Calibri"/>
+            <w:pPr>
+              <w:rPr>
+                <w:szCs w:val="28"/>
+              </w:rPr>
+            </w:pPr>
+            <w:r>
+              <w:rPr>
                 <w:b/>
-                <w:color w:val="1F3864"/>
-                <w:sz w:val="18"/>
-              </w:rPr>
-              <w:t>BD</w:t>
-            </w:r>
-          </w:p>
-        </w:tc>
-        <w:tc>
-          <w:tcPr>
-            <w:tcW w:w="8447" w:type="dxa"/>
-          </w:tcPr>
-          <w:p>
-            <w:r>
-              <w:rPr>
-                <w:rFonts w:ascii="Calibri" w:hAnsi="Calibri"/>
                 <w:color w:val="000000"/>
-                <w:sz w:val="18"/>
-              </w:rPr>
-              <w:t>Base de Datos</w:t>
+                <w:szCs w:val="28"/>
+              </w:rPr>
+              <w:t>API</w:t>
+            </w:r>
+          </w:p>
+        </w:tc>
+        <w:tc>
+          <w:tcPr>
+            <w:tcW w:w="3686" w:type="dxa"/>
+            <w:shd w:val="clear" w:color="auto" w:fill="D9E1F2"/>
+          </w:tcPr>
+          <w:p>
+            <w:pPr>
+              <w:rPr>
+                <w:szCs w:val="28"/>
+              </w:rPr>
+            </w:pPr>
+            <w:r>
+              <w:rPr>
+                <w:color w:val="000000"/>
+                <w:szCs w:val="28"/>
+              </w:rPr>
+              <w:t>Application Programming Interface</w:t>
             </w:r>
           </w:p>
         </w:tc>
@@ -6302,33 +4147,42 @@
       <w:tr>
         <w:tc>
           <w:tcPr>
-            <w:tcW w:w="959" w:type="dxa"/>
-            <w:shd w:val="clear" w:color="auto" w:fill="D9E1F2"/>
-          </w:tcPr>
-          <w:p>
-            <w:r>
-              <w:rPr>
-                <w:rFonts w:ascii="Calibri" w:hAnsi="Calibri"/>
+            <w:tcW w:w="1242" w:type="dxa"/>
+            <w:shd w:val="clear" w:color="auto" w:fill="FFFFFF"/>
+          </w:tcPr>
+          <w:p>
+            <w:pPr>
+              <w:rPr>
+                <w:szCs w:val="28"/>
+              </w:rPr>
+            </w:pPr>
+            <w:r>
+              <w:rPr>
                 <w:b/>
-                <w:color w:val="1F3864"/>
-                <w:sz w:val="18"/>
-              </w:rPr>
-              <w:t>JWT</w:t>
-            </w:r>
-          </w:p>
-        </w:tc>
-        <w:tc>
-          <w:tcPr>
-            <w:tcW w:w="8447" w:type="dxa"/>
-          </w:tcPr>
-          <w:p>
-            <w:r>
-              <w:rPr>
-                <w:rFonts w:ascii="Calibri" w:hAnsi="Calibri"/>
                 <w:color w:val="000000"/>
-                <w:sz w:val="18"/>
-              </w:rPr>
-              <w:t>JSON Web Token — Token de autenticación</w:t>
+                <w:szCs w:val="28"/>
+              </w:rPr>
+              <w:t>BD</w:t>
+            </w:r>
+          </w:p>
+        </w:tc>
+        <w:tc>
+          <w:tcPr>
+            <w:tcW w:w="3686" w:type="dxa"/>
+            <w:shd w:val="clear" w:color="auto" w:fill="FFFFFF"/>
+          </w:tcPr>
+          <w:p>
+            <w:pPr>
+              <w:rPr>
+                <w:szCs w:val="28"/>
+              </w:rPr>
+            </w:pPr>
+            <w:r>
+              <w:rPr>
+                <w:color w:val="000000"/>
+                <w:szCs w:val="28"/>
+              </w:rPr>
+              <w:t>Base de Datos</w:t>
             </w:r>
           </w:p>
         </w:tc>
@@ -6336,33 +4190,180 @@
       <w:tr>
         <w:tc>
           <w:tcPr>
-            <w:tcW w:w="959" w:type="dxa"/>
+            <w:tcW w:w="1242" w:type="dxa"/>
             <w:shd w:val="clear" w:color="auto" w:fill="D9E1F2"/>
           </w:tcPr>
           <w:p>
-            <w:r>
-              <w:rPr>
-                <w:rFonts w:ascii="Calibri" w:hAnsi="Calibri"/>
+            <w:pPr>
+              <w:rPr>
+                <w:szCs w:val="28"/>
+              </w:rPr>
+            </w:pPr>
+            <w:r>
+              <w:rPr>
                 <w:b/>
-                <w:color w:val="1F3864"/>
-                <w:sz w:val="18"/>
-              </w:rPr>
-              <w:t>409</w:t>
-            </w:r>
-          </w:p>
-        </w:tc>
-        <w:tc>
-          <w:tcPr>
-            <w:tcW w:w="8447" w:type="dxa"/>
-          </w:tcPr>
-          <w:p>
-            <w:r>
-              <w:rPr>
-                <w:rFonts w:ascii="Calibri" w:hAnsi="Calibri"/>
                 <w:color w:val="000000"/>
-                <w:sz w:val="18"/>
-              </w:rPr>
-              <w:t>HTTP Conflict — Estado de bloqueo de reprocesamiento</w:t>
+                <w:szCs w:val="28"/>
+              </w:rPr>
+              <w:t>CI</w:t>
+            </w:r>
+          </w:p>
+        </w:tc>
+        <w:tc>
+          <w:tcPr>
+            <w:tcW w:w="3686" w:type="dxa"/>
+            <w:shd w:val="clear" w:color="auto" w:fill="D9E1F2"/>
+          </w:tcPr>
+          <w:p>
+            <w:pPr>
+              <w:rPr>
+                <w:szCs w:val="28"/>
+              </w:rPr>
+            </w:pPr>
+            <w:r>
+              <w:rPr>
+                <w:color w:val="000000"/>
+                <w:szCs w:val="28"/>
+              </w:rPr>
+              <w:t>Continuous Integration</w:t>
+            </w:r>
+          </w:p>
+        </w:tc>
+      </w:tr>
+      <w:tr>
+        <w:tc>
+          <w:tcPr>
+            <w:tcW w:w="1242" w:type="dxa"/>
+            <w:shd w:val="clear" w:color="auto" w:fill="FFFFFF"/>
+          </w:tcPr>
+          <w:p>
+            <w:pPr>
+              <w:rPr>
+                <w:szCs w:val="28"/>
+              </w:rPr>
+            </w:pPr>
+            <w:r>
+              <w:rPr>
+                <w:b/>
+                <w:color w:val="000000"/>
+                <w:szCs w:val="28"/>
+              </w:rPr>
+              <w:t>CRUD</w:t>
+            </w:r>
+          </w:p>
+        </w:tc>
+        <w:tc>
+          <w:tcPr>
+            <w:tcW w:w="3686" w:type="dxa"/>
+            <w:shd w:val="clear" w:color="auto" w:fill="FFFFFF"/>
+          </w:tcPr>
+          <w:p>
+            <w:pPr>
+              <w:rPr>
+                <w:szCs w:val="28"/>
+              </w:rPr>
+            </w:pPr>
+            <w:r>
+              <w:rPr>
+                <w:color w:val="000000"/>
+                <w:szCs w:val="28"/>
+              </w:rPr>
+              <w:t xml:space="preserve">Create, Read, Update, </w:t>
+            </w:r>
+            <w:proofErr w:type="spellStart"/>
+            <w:r>
+              <w:rPr>
+                <w:color w:val="000000"/>
+                <w:szCs w:val="28"/>
+              </w:rPr>
+              <w:t>Delete</w:t>
+            </w:r>
+            <w:proofErr w:type="spellEnd"/>
+          </w:p>
+        </w:tc>
+      </w:tr>
+      <w:tr>
+        <w:tc>
+          <w:tcPr>
+            <w:tcW w:w="1242" w:type="dxa"/>
+            <w:shd w:val="clear" w:color="auto" w:fill="D9E1F2"/>
+          </w:tcPr>
+          <w:p>
+            <w:pPr>
+              <w:rPr>
+                <w:szCs w:val="28"/>
+              </w:rPr>
+            </w:pPr>
+            <w:r>
+              <w:rPr>
+                <w:b/>
+                <w:color w:val="000000"/>
+                <w:szCs w:val="28"/>
+              </w:rPr>
+              <w:t>JWT</w:t>
+            </w:r>
+          </w:p>
+        </w:tc>
+        <w:tc>
+          <w:tcPr>
+            <w:tcW w:w="3686" w:type="dxa"/>
+            <w:shd w:val="clear" w:color="auto" w:fill="D9E1F2"/>
+          </w:tcPr>
+          <w:p>
+            <w:pPr>
+              <w:rPr>
+                <w:szCs w:val="28"/>
+              </w:rPr>
+            </w:pPr>
+            <w:r>
+              <w:rPr>
+                <w:color w:val="000000"/>
+                <w:szCs w:val="28"/>
+              </w:rPr>
+              <w:t>JSON Web Token</w:t>
+            </w:r>
+          </w:p>
+        </w:tc>
+      </w:tr>
+      <w:tr>
+        <w:tc>
+          <w:tcPr>
+            <w:tcW w:w="1242" w:type="dxa"/>
+            <w:shd w:val="clear" w:color="auto" w:fill="FFFFFF"/>
+          </w:tcPr>
+          <w:p>
+            <w:pPr>
+              <w:rPr>
+                <w:szCs w:val="28"/>
+              </w:rPr>
+            </w:pPr>
+            <w:r>
+              <w:rPr>
+                <w:b/>
+                <w:color w:val="000000"/>
+                <w:szCs w:val="28"/>
+              </w:rPr>
+              <w:t>PDF</w:t>
+            </w:r>
+          </w:p>
+        </w:tc>
+        <w:tc>
+          <w:tcPr>
+            <w:tcW w:w="3686" w:type="dxa"/>
+            <w:shd w:val="clear" w:color="auto" w:fill="FFFFFF"/>
+          </w:tcPr>
+          <w:p>
+            <w:pPr>
+              <w:rPr>
+                <w:szCs w:val="28"/>
+              </w:rPr>
+            </w:pPr>
+            <w:r>
+              <w:rPr>
+                <w:color w:val="000000"/>
+                <w:szCs w:val="28"/>
+              </w:rPr>
+              <w:t>Portable Document Format</w:t>
             </w:r>
           </w:p>
         </w:tc>
@@ -6972,6 +4973,9 @@
     <w:name w:val="Normal"/>
     <w:qFormat/>
     <w:rsid w:val="00FC693F"/>
+    <w:rPr>
+      <w:lang w:val="es-EC"/>
+    </w:rPr>
   </w:style>
   <w:style w:type="paragraph" w:styleId="Ttulo1">
     <w:name w:val="heading 1"/>
@@ -6980,19 +4984,17 @@
     <w:link w:val="Ttulo1Car"/>
     <w:uiPriority w:val="9"/>
     <w:qFormat/>
-    <w:rsid w:val="00FC693F"/>
+    <w:rsid w:val="00DA6231"/>
     <w:pPr>
       <w:keepNext/>
       <w:keepLines/>
-      <w:spacing w:before="480" w:after="0"/>
+      <w:spacing w:before="120" w:after="0" w:line="240" w:lineRule="auto"/>
       <w:outlineLvl w:val="0"/>
     </w:pPr>
     <w:rPr>
       <w:rFonts w:asciiTheme="majorHAnsi" w:eastAsiaTheme="majorEastAsia" w:hAnsiTheme="majorHAnsi" w:cstheme="majorBidi"/>
       <w:b/>
       <w:bCs/>
-      <w:color w:val="365F91" w:themeColor="accent1" w:themeShade="BF"/>
-      <w:sz w:val="28"/>
       <w:szCs w:val="28"/>
     </w:rPr>
   </w:style>
@@ -7185,7 +5187,6 @@
   <w:style w:type="character" w:default="1" w:styleId="Fuentedeprrafopredeter">
     <w:name w:val="Default Paragraph Font"/>
     <w:uiPriority w:val="1"/>
-    <w:semiHidden/>
     <w:unhideWhenUsed/>
   </w:style>
   <w:style w:type="table" w:default="1" w:styleId="Tablanormal">
@@ -7267,13 +5268,11 @@
     <w:basedOn w:val="Fuentedeprrafopredeter"/>
     <w:link w:val="Ttulo1"/>
     <w:uiPriority w:val="9"/>
-    <w:rsid w:val="00FC693F"/>
+    <w:rsid w:val="00DA6231"/>
     <w:rPr>
       <w:rFonts w:asciiTheme="majorHAnsi" w:eastAsiaTheme="majorEastAsia" w:hAnsiTheme="majorHAnsi" w:cstheme="majorBidi"/>
       <w:b/>
       <w:bCs/>
-      <w:color w:val="365F91" w:themeColor="accent1" w:themeShade="BF"/>
-      <w:sz w:val="28"/>
       <w:szCs w:val="28"/>
     </w:rPr>
   </w:style>
@@ -17959,6 +15958,80 @@
       <w:tblPr/>
       <w:tcPr>
         <w:shd w:val="clear" w:color="auto" w:fill="FBCAA2" w:themeFill="accent6" w:themeFillTint="7F"/>
+      </w:tcPr>
+    </w:tblStylePr>
+  </w:style>
+  <w:style w:type="table" w:styleId="Tabladelista4-nfasis1">
+    <w:name w:val="List Table 4 Accent 1"/>
+    <w:basedOn w:val="Tablanormal"/>
+    <w:uiPriority w:val="49"/>
+    <w:rsid w:val="008C172A"/>
+    <w:pPr>
+      <w:spacing w:after="0" w:line="240" w:lineRule="auto"/>
+    </w:pPr>
+    <w:tblPr>
+      <w:tblStyleRowBandSize w:val="1"/>
+      <w:tblStyleColBandSize w:val="1"/>
+      <w:tblBorders>
+        <w:top w:val="single" w:sz="4" w:space="0" w:color="95B3D7" w:themeColor="accent1" w:themeTint="99"/>
+        <w:left w:val="single" w:sz="4" w:space="0" w:color="95B3D7" w:themeColor="accent1" w:themeTint="99"/>
+        <w:bottom w:val="single" w:sz="4" w:space="0" w:color="95B3D7" w:themeColor="accent1" w:themeTint="99"/>
+        <w:right w:val="single" w:sz="4" w:space="0" w:color="95B3D7" w:themeColor="accent1" w:themeTint="99"/>
+        <w:insideH w:val="single" w:sz="4" w:space="0" w:color="95B3D7" w:themeColor="accent1" w:themeTint="99"/>
+      </w:tblBorders>
+    </w:tblPr>
+    <w:tblStylePr w:type="firstRow">
+      <w:rPr>
+        <w:b/>
+        <w:bCs/>
+        <w:color w:val="FFFFFF" w:themeColor="background1"/>
+      </w:rPr>
+      <w:tblPr/>
+      <w:tcPr>
+        <w:tcBorders>
+          <w:top w:val="single" w:sz="4" w:space="0" w:color="4F81BD" w:themeColor="accent1"/>
+          <w:left w:val="single" w:sz="4" w:space="0" w:color="4F81BD" w:themeColor="accent1"/>
+          <w:bottom w:val="single" w:sz="4" w:space="0" w:color="4F81BD" w:themeColor="accent1"/>
+          <w:right w:val="single" w:sz="4" w:space="0" w:color="4F81BD" w:themeColor="accent1"/>
+          <w:insideH w:val="nil"/>
+        </w:tcBorders>
+        <w:shd w:val="clear" w:color="auto" w:fill="4F81BD" w:themeFill="accent1"/>
+      </w:tcPr>
+    </w:tblStylePr>
+    <w:tblStylePr w:type="lastRow">
+      <w:rPr>
+        <w:b/>
+        <w:bCs/>
+      </w:rPr>
+      <w:tblPr/>
+      <w:tcPr>
+        <w:tcBorders>
+          <w:top w:val="double" w:sz="4" w:space="0" w:color="95B3D7" w:themeColor="accent1" w:themeTint="99"/>
+        </w:tcBorders>
+      </w:tcPr>
+    </w:tblStylePr>
+    <w:tblStylePr w:type="firstCol">
+      <w:rPr>
+        <w:b/>
+        <w:bCs/>
+      </w:rPr>
+    </w:tblStylePr>
+    <w:tblStylePr w:type="lastCol">
+      <w:rPr>
+        <w:b/>
+        <w:bCs/>
+      </w:rPr>
+    </w:tblStylePr>
+    <w:tblStylePr w:type="band1Vert">
+      <w:tblPr/>
+      <w:tcPr>
+        <w:shd w:val="clear" w:color="auto" w:fill="DBE5F1" w:themeFill="accent1" w:themeFillTint="33"/>
+      </w:tcPr>
+    </w:tblStylePr>
+    <w:tblStylePr w:type="band1Horz">
+      <w:tblPr/>
+      <w:tcPr>
+        <w:shd w:val="clear" w:color="auto" w:fill="DBE5F1" w:themeFill="accent1" w:themeFillTint="33"/>
       </w:tcPr>
     </w:tblStylePr>
   </w:style>

--- a/Documentos Base/Sprint 7 documentacion/Sprint_07_Planificado_Realizado_ICARO.docx
+++ b/Documentos Base/Sprint 7 documentacion/Sprint_07_Planificado_Realizado_ICARO.docx
@@ -4,6 +4,7 @@
   <w:body>
     <w:p>
       <w:pPr>
+        <w:spacing w:after="0"/>
         <w:jc w:val="center"/>
       </w:pPr>
       <w:r>
@@ -18,6 +19,7 @@
     </w:p>
     <w:p>
       <w:pPr>
+        <w:spacing w:after="0"/>
         <w:jc w:val="center"/>
       </w:pPr>
       <w:r>
@@ -31,6 +33,7 @@
     </w:p>
     <w:p>
       <w:pPr>
+        <w:spacing w:after="0"/>
         <w:jc w:val="center"/>
       </w:pPr>
       <w:r>
@@ -210,15 +213,7 @@
                 <w:color w:val="000000"/>
                 <w:sz w:val="20"/>
               </w:rPr>
-              <w:t>30</w:t>
-            </w:r>
-            <w:r>
-              <w:rPr>
-                <w:rFonts w:ascii="Calibri" w:hAnsi="Calibri"/>
-                <w:color w:val="000000"/>
-                <w:sz w:val="20"/>
-              </w:rPr>
-              <w:t>/05/2026</w:t>
+              <w:t>30/05/2026</w:t>
             </w:r>
           </w:p>
         </w:tc>
@@ -448,15 +443,7 @@
                 <w:color w:val="000000"/>
                 <w:sz w:val="20"/>
               </w:rPr>
-              <w:t>30</w:t>
-            </w:r>
-            <w:r>
-              <w:rPr>
-                <w:rFonts w:ascii="Calibri" w:hAnsi="Calibri"/>
-                <w:color w:val="000000"/>
-                <w:sz w:val="20"/>
-              </w:rPr>
-              <w:t>/05/2026</w:t>
+              <w:t>30/05/2026</w:t>
             </w:r>
           </w:p>
         </w:tc>
@@ -2698,53 +2685,35 @@
                 <w:sz w:val="16"/>
                 <w:szCs w:val="16"/>
               </w:rPr>
-              <w:t>4</w:t>
-            </w:r>
-            <w:r>
+              <w:t>48</w:t>
+            </w:r>
+          </w:p>
+        </w:tc>
+        <w:tc>
+          <w:tcPr>
+            <w:tcW w:w="567" w:type="dxa"/>
+            <w:shd w:val="clear" w:color="auto" w:fill="C6D9F1" w:themeFill="text2" w:themeFillTint="33"/>
+            <w:vAlign w:val="center"/>
+            <w:hideMark/>
+          </w:tcPr>
+          <w:p>
+            <w:pPr>
+              <w:jc w:val="center"/>
               <w:rPr>
                 <w:b/>
                 <w:bCs/>
                 <w:sz w:val="16"/>
                 <w:szCs w:val="16"/>
               </w:rPr>
-              <w:t>8</w:t>
-            </w:r>
-          </w:p>
-        </w:tc>
-        <w:tc>
-          <w:tcPr>
-            <w:tcW w:w="567" w:type="dxa"/>
-            <w:shd w:val="clear" w:color="auto" w:fill="C6D9F1" w:themeFill="text2" w:themeFillTint="33"/>
-            <w:vAlign w:val="center"/>
-            <w:hideMark/>
-          </w:tcPr>
-          <w:p>
-            <w:pPr>
-              <w:jc w:val="center"/>
+            </w:pPr>
+            <w:r>
               <w:rPr>
                 <w:b/>
                 <w:bCs/>
                 <w:sz w:val="16"/>
                 <w:szCs w:val="16"/>
               </w:rPr>
-            </w:pPr>
-            <w:r>
-              <w:rPr>
-                <w:b/>
-                <w:bCs/>
-                <w:sz w:val="16"/>
-                <w:szCs w:val="16"/>
-              </w:rPr>
-              <w:t>4</w:t>
-            </w:r>
-            <w:r>
-              <w:rPr>
-                <w:b/>
-                <w:bCs/>
-                <w:sz w:val="16"/>
-                <w:szCs w:val="16"/>
-              </w:rPr>
-              <w:t>8</w:t>
+              <w:t>48</w:t>
             </w:r>
           </w:p>
         </w:tc>
@@ -3065,7 +3034,6 @@
                 <w:b w:val="0"/>
                 <w:bCs w:val="0"/>
               </w:rPr>
-              <w:lastRenderedPageBreak/>
               <w:t>N° historias técnicas (HT)</w:t>
             </w:r>
           </w:p>
@@ -3115,6 +3083,7 @@
                 <w:b w:val="0"/>
                 <w:bCs w:val="0"/>
               </w:rPr>
+              <w:lastRenderedPageBreak/>
               <w:t>N° ítems del backlog</w:t>
             </w:r>
           </w:p>
@@ -5187,6 +5156,7 @@
   <w:style w:type="character" w:default="1" w:styleId="Fuentedeprrafopredeter">
     <w:name w:val="Default Paragraph Font"/>
     <w:uiPriority w:val="1"/>
+    <w:semiHidden/>
     <w:unhideWhenUsed/>
   </w:style>
   <w:style w:type="table" w:default="1" w:styleId="Tablanormal">

--- a/Documentos Base/Sprint 7 documentacion/Sprint_07_Planificado_Realizado_ICARO.docx
+++ b/Documentos Base/Sprint 7 documentacion/Sprint_07_Planificado_Realizado_ICARO.docx
@@ -3628,7 +3628,23 @@
                 <w:color w:val="000000"/>
                 <w:sz w:val="20"/>
               </w:rPr>
-              <w:t>crear→aprobar</w:t>
+              <w:t>crear</w:t>
+            </w:r>
+            <w:r>
+              <w:rPr>
+                <w:rFonts w:ascii="Calibri" w:hAnsi="Calibri"/>
+                <w:color w:val="000000"/>
+                <w:sz w:val="20"/>
+              </w:rPr>
+              <w:t>,</w:t>
+            </w:r>
+            <w:r>
+              <w:rPr>
+                <w:rFonts w:ascii="Calibri" w:hAnsi="Calibri"/>
+                <w:color w:val="000000"/>
+                <w:sz w:val="20"/>
+              </w:rPr>
+              <w:t>aprobar</w:t>
             </w:r>
             <w:proofErr w:type="spellEnd"/>
             <w:r>
